--- a/PID_Relatório_5o_e_6o.Períodos_2026.docx
+++ b/PID_Relatório_5o_e_6o.Períodos_2026.docx
@@ -1157,8 +1157,6 @@
               </w:rPr>
               <w:t>v</w:t>
             </w:r>
-            <w:bookmarkStart w:id="0" w:name="_GoBack"/>
-            <w:bookmarkEnd w:id="0"/>
             <w:r>
               <w:rPr>
                 <w:color w:val="000000" w:themeColor="text1"/>
@@ -1212,8 +1210,8 @@
       <w:pPr>
         <w:jc w:val="center"/>
       </w:pPr>
-      <w:bookmarkStart w:id="1" w:name="_ch6ot5knti9w" w:colFirst="0" w:colLast="0"/>
-      <w:bookmarkEnd w:id="1"/>
+      <w:bookmarkStart w:id="0" w:name="_ch6ot5knti9w" w:colFirst="0" w:colLast="0"/>
+      <w:bookmarkEnd w:id="0"/>
       <w:r>
         <w:br w:type="page"/>
       </w:r>
@@ -1249,10 +1247,12 @@
       <w:r>
         <w:t xml:space="preserve">Com o aumento do envelhecimento da população nas últimas décadas, houve dificuldades para os familiares na organização das atividades diárias e no acompanhamento adequado da rotina de cuidado, necessitando do auxílio de cuidadores especializados. Devido à dificuldade de encontrar cuidadores confiáveis, o </w:t>
       </w:r>
+      <w:proofErr w:type="spellStart"/>
       <w:proofErr w:type="gramStart"/>
       <w:r>
         <w:t>ElderConnect</w:t>
       </w:r>
+      <w:proofErr w:type="spellEnd"/>
       <w:proofErr w:type="gramEnd"/>
       <w:r>
         <w:t xml:space="preserve"> foi criado com o objetivo de auxiliar na conexão entre cuidadores e familiares, além de contribuir para o gerenciamento das atividades de cuidado. </w:t>
@@ -1385,7 +1385,7 @@
               </wp:anchor>
             </w:drawing>
           </mc:Choice>
-          <mc:Fallback xmlns:w16se="http://schemas.microsoft.com/office/word/2015/wordml/symex" xmlns:w15="http://schemas.microsoft.com/office/word/2012/wordml" xmlns:cx="http://schemas.microsoft.com/office/drawing/2014/chartex">
+          <mc:Fallback xmlns:cx="http://schemas.microsoft.com/office/drawing/2014/chartex" xmlns:w15="http://schemas.microsoft.com/office/word/2012/wordml" xmlns:w16se="http://schemas.microsoft.com/office/word/2015/wordml/symex">
             <w:pict>
               <v:shapetype w14:anchorId="7018CBA8" id="_x0000_t202" coordsize="21600,21600" o:spt="202" path="m,l,21600r21600,l21600,xe">
                 <v:stroke joinstyle="miter"/>
@@ -1928,8 +1928,33 @@
                 <w:i/>
                 <w:iCs/>
               </w:rPr>
-              <w:t>Java Standard Runtime Environment</w:t>
-            </w:r>
+              <w:t xml:space="preserve">Java Standard </w:t>
+            </w:r>
+            <w:proofErr w:type="spellStart"/>
+            <w:r>
+              <w:rPr>
+                <w:i/>
+                <w:iCs/>
+              </w:rPr>
+              <w:t>Runtime</w:t>
+            </w:r>
+            <w:proofErr w:type="spellEnd"/>
+            <w:r>
+              <w:rPr>
+                <w:i/>
+                <w:iCs/>
+              </w:rPr>
+              <w:t xml:space="preserve"> </w:t>
+            </w:r>
+            <w:proofErr w:type="spellStart"/>
+            <w:r>
+              <w:rPr>
+                <w:i/>
+                <w:iCs/>
+              </w:rPr>
+              <w:t>Environment</w:t>
+            </w:r>
+            <w:proofErr w:type="spellEnd"/>
           </w:p>
         </w:tc>
       </w:tr>
@@ -1957,13 +1982,31 @@
               <w:spacing w:before="120" w:after="120"/>
               <w:jc w:val="both"/>
             </w:pPr>
+            <w:proofErr w:type="spellStart"/>
             <w:r>
               <w:rPr>
                 <w:i/>
                 <w:iCs/>
               </w:rPr>
-              <w:t>Random Access Memory</w:t>
-            </w:r>
+              <w:t>Random</w:t>
+            </w:r>
+            <w:proofErr w:type="spellEnd"/>
+            <w:r>
+              <w:rPr>
+                <w:i/>
+                <w:iCs/>
+              </w:rPr>
+              <w:t xml:space="preserve"> Access </w:t>
+            </w:r>
+            <w:proofErr w:type="spellStart"/>
+            <w:r>
+              <w:rPr>
+                <w:i/>
+                <w:iCs/>
+              </w:rPr>
+              <w:t>Memory</w:t>
+            </w:r>
+            <w:proofErr w:type="spellEnd"/>
           </w:p>
         </w:tc>
       </w:tr>
@@ -2051,13 +2094,47 @@
               <w:spacing w:before="120" w:after="120"/>
               <w:jc w:val="both"/>
             </w:pPr>
+            <w:proofErr w:type="spellStart"/>
             <w:r>
               <w:rPr>
                 <w:i/>
                 <w:iCs/>
               </w:rPr>
-              <w:t>Unified Modeling Language</w:t>
-            </w:r>
+              <w:t>Unified</w:t>
+            </w:r>
+            <w:proofErr w:type="spellEnd"/>
+            <w:r>
+              <w:rPr>
+                <w:i/>
+                <w:iCs/>
+              </w:rPr>
+              <w:t xml:space="preserve"> </w:t>
+            </w:r>
+            <w:proofErr w:type="spellStart"/>
+            <w:r>
+              <w:rPr>
+                <w:i/>
+                <w:iCs/>
+              </w:rPr>
+              <w:t>Modeling</w:t>
+            </w:r>
+            <w:proofErr w:type="spellEnd"/>
+            <w:r>
+              <w:rPr>
+                <w:i/>
+                <w:iCs/>
+              </w:rPr>
+              <w:t xml:space="preserve"> </w:t>
+            </w:r>
+            <w:proofErr w:type="spellStart"/>
+            <w:r>
+              <w:rPr>
+                <w:i/>
+                <w:iCs/>
+              </w:rPr>
+              <w:t>Language</w:t>
+            </w:r>
+            <w:proofErr w:type="spellEnd"/>
           </w:p>
         </w:tc>
       </w:tr>
@@ -3150,8 +3227,8 @@
           <w:color w:val="000000"/>
         </w:rPr>
       </w:pPr>
-      <w:bookmarkStart w:id="2" w:name="_uebpuqog7hoa" w:colFirst="0" w:colLast="0"/>
-      <w:bookmarkEnd w:id="2"/>
+      <w:bookmarkStart w:id="1" w:name="_uebpuqog7hoa" w:colFirst="0" w:colLast="0"/>
+      <w:bookmarkEnd w:id="1"/>
       <w:proofErr w:type="gramStart"/>
       <w:r>
         <w:rPr>
@@ -3252,7 +3329,7 @@
               </wp:anchor>
             </w:drawing>
           </mc:Choice>
-          <mc:Fallback xmlns:w16se="http://schemas.microsoft.com/office/word/2015/wordml/symex" xmlns:w15="http://schemas.microsoft.com/office/word/2012/wordml" xmlns:cx="http://schemas.microsoft.com/office/drawing/2014/chartex">
+          <mc:Fallback xmlns:cx="http://schemas.microsoft.com/office/drawing/2014/chartex" xmlns:w15="http://schemas.microsoft.com/office/word/2012/wordml" xmlns:w16se="http://schemas.microsoft.com/office/word/2015/wordml/symex">
             <w:pict>
               <v:shape w14:anchorId="65E7CEEC" id="Caixa de Texto 3" o:spid="_x0000_s1027" type="#_x0000_t202" style="position:absolute;margin-left:440pt;margin-top:-54.4pt;width:15pt;height:20.4pt;z-index:251659264;visibility:visible;mso-wrap-style:square;mso-wrap-distance-left:9pt;mso-wrap-distance-top:0;mso-wrap-distance-right:9pt;mso-wrap-distance-bottom:0;mso-position-horizontal:absolute;mso-position-horizontal-relative:text;mso-position-vertical:absolute;mso-position-vertical-relative:text;v-text-anchor:top" o:gfxdata="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" stroked="f">
                 <v:textbox>
@@ -3369,7 +3446,7 @@
               </wp:anchor>
             </w:drawing>
           </mc:Choice>
-          <mc:Fallback xmlns:w16se="http://schemas.microsoft.com/office/word/2015/wordml/symex" xmlns:w15="http://schemas.microsoft.com/office/word/2012/wordml" xmlns:cx="http://schemas.microsoft.com/office/drawing/2014/chartex">
+          <mc:Fallback xmlns:cx="http://schemas.microsoft.com/office/drawing/2014/chartex" xmlns:w15="http://schemas.microsoft.com/office/word/2012/wordml" xmlns:w16se="http://schemas.microsoft.com/office/word/2015/wordml/symex">
             <w:pict>
               <v:shape w14:anchorId="7FCD1C33" id="Caixa de Texto 2" o:spid="_x0000_s1028" type="#_x0000_t202" style="position:absolute;margin-left:445pt;margin-top:-54.4pt;width:10pt;height:20.4pt;z-index:251660288;visibility:visible;mso-wrap-style:square;mso-wrap-distance-left:9pt;mso-wrap-distance-top:0;mso-wrap-distance-right:9pt;mso-wrap-distance-bottom:0;mso-position-horizontal:absolute;mso-position-horizontal-relative:text;mso-position-vertical:absolute;mso-position-vertical-relative:text;v-text-anchor:top" o:gfxdata="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" stroked="f">
                 <v:textbox>
@@ -3433,6 +3510,7 @@
         </w:rPr>
         <w:t xml:space="preserve">O </w:t>
       </w:r>
+      <w:proofErr w:type="spellStart"/>
       <w:proofErr w:type="gramStart"/>
       <w:r>
         <w:rPr>
@@ -3440,6 +3518,7 @@
         </w:rPr>
         <w:t>ElderConnect</w:t>
       </w:r>
+      <w:proofErr w:type="spellEnd"/>
       <w:proofErr w:type="gramEnd"/>
       <w:r>
         <w:rPr>
@@ -3471,6 +3550,7 @@
         </w:rPr>
         <w:t xml:space="preserve"> e cuidadores, além de organizar a rotina e os cuidados diários de pessoas idosas. A proposta do sistema é resolver problemas como a dificuldade de encontrar cuidadores disponíveis e confiáveis, bem como auxiliar no controle de medicamentos e acompanhamento da saúde do idoso. O sistema permitirá o cadastro de responsáveis, cuidadores e idosos, com autenticação segura de usuários. Os cuidadores poderão informar sua experiência, cidade, valor por hora e horários disponíveis, possibilitando que responsáveis realizem buscas com filtros específicos. Também será possível vincular um cuidador a um idoso após a contratação. Além disso, o portal contará com uma agenda de medicamentos, onde poderão ser cadastrados nome do remédio, dose, horários e frequência, permitindo melhor controle da administração. O sistema será desenvolvido com Java no </w:t>
       </w:r>
+      <w:proofErr w:type="spellStart"/>
       <w:r>
         <w:rPr>
           <w:i/>
@@ -3478,12 +3558,14 @@
         </w:rPr>
         <w:t>backend</w:t>
       </w:r>
+      <w:proofErr w:type="spellEnd"/>
       <w:r>
         <w:rPr>
           <w:color w:val="000000" w:themeColor="text1"/>
         </w:rPr>
         <w:t xml:space="preserve"> e </w:t>
       </w:r>
+      <w:proofErr w:type="spellStart"/>
       <w:proofErr w:type="gramStart"/>
       <w:r>
         <w:rPr>
@@ -3491,6 +3573,7 @@
         </w:rPr>
         <w:t>PostgreSQL</w:t>
       </w:r>
+      <w:proofErr w:type="spellEnd"/>
       <w:proofErr w:type="gramEnd"/>
       <w:r>
         <w:rPr>
@@ -3531,8 +3614,8 @@
           <w:color w:val="000000"/>
         </w:rPr>
       </w:pPr>
-      <w:bookmarkStart w:id="3" w:name="_gihow8iyy5tk" w:colFirst="0" w:colLast="0"/>
-      <w:bookmarkEnd w:id="3"/>
+      <w:bookmarkStart w:id="2" w:name="_gihow8iyy5tk" w:colFirst="0" w:colLast="0"/>
+      <w:bookmarkEnd w:id="2"/>
       <w:r>
         <w:br w:type="page"/>
       </w:r>
@@ -3629,8 +3712,8 @@
         </w:rPr>
         <w:t>Sistema Web para auxiliar comunicação entre idosos, responsáveis e cuidadores, facilitando o contato e a organização dos cuidados.</w:t>
       </w:r>
-      <w:bookmarkStart w:id="4" w:name="_wtwf8uuzt1zz" w:colFirst="0" w:colLast="0"/>
-      <w:bookmarkEnd w:id="4"/>
+      <w:bookmarkStart w:id="3" w:name="_wtwf8uuzt1zz" w:colFirst="0" w:colLast="0"/>
+      <w:bookmarkEnd w:id="3"/>
     </w:p>
     <w:p>
       <w:pPr>
@@ -3696,7 +3779,19 @@
         <w:rPr>
           <w:color w:val="000000" w:themeColor="text1"/>
         </w:rPr>
-        <w:t xml:space="preserve"> a dificuldade em transmitir confiança às famílias dos idosos, a dificuldade das famílias em encontrar cuidadores disponíveis e confiáveis e a ausência de um ambiente organizado onde seja possível procurar profissionais, visualizar suas experiências e avaliar seus serviços. Um lugar organizado onde a família poderia procurar cuidadores e ver suas experiencias.</w:t>
+        <w:t xml:space="preserve"> a dificuldade em transmitir confiança às famílias dos idosos, a dificuldade das famílias em encontrar cuidadores disponíveis e confiáveis e a ausência de um ambiente organizado onde seja possível procurar profissionais, visualizar suas experiências e avaliar seus serviços. Um lugar organizado onde a família poderia procurar cuidadores e ver suas </w:t>
+      </w:r>
+      <w:r>
+        <w:rPr>
+          <w:color w:val="000000" w:themeColor="text1"/>
+        </w:rPr>
+        <w:t>experiências</w:t>
+      </w:r>
+      <w:r>
+        <w:rPr>
+          <w:color w:val="000000" w:themeColor="text1"/>
+        </w:rPr>
+        <w:t>.</w:t>
       </w:r>
     </w:p>
     <w:p>
@@ -3727,8 +3822,8 @@
           <w:color w:val="FF0000"/>
         </w:rPr>
       </w:pPr>
-      <w:bookmarkStart w:id="5" w:name="_4kon9gd1dvv5" w:colFirst="0" w:colLast="0"/>
-      <w:bookmarkEnd w:id="5"/>
+      <w:bookmarkStart w:id="4" w:name="_4kon9gd1dvv5" w:colFirst="0" w:colLast="0"/>
+      <w:bookmarkEnd w:id="4"/>
       <w:r>
         <w:rPr>
           <w:color w:val="FF0000"/>
@@ -3832,7 +3927,15 @@
       </w:r>
       <w:r>
         <w:br/>
-        <w:t>• Utilizar Java no desenvolvimento do sistema e PostgreSQL para armazenamento dos dados.</w:t>
+        <w:t xml:space="preserve">• Utilizar Java no desenvolvimento do sistema e </w:t>
+      </w:r>
+      <w:proofErr w:type="spellStart"/>
+      <w:r>
+        <w:t>PostgreSQL</w:t>
+      </w:r>
+      <w:proofErr w:type="spellEnd"/>
+      <w:r>
+        <w:t xml:space="preserve"> para armazenamento dos dados.</w:t>
       </w:r>
     </w:p>
     <w:p>
@@ -3904,8 +4007,8 @@
           <w:color w:val="FF0000"/>
         </w:rPr>
       </w:pPr>
-      <w:bookmarkStart w:id="6" w:name="_a242hfqy1pb1" w:colFirst="0" w:colLast="0"/>
-      <w:bookmarkEnd w:id="6"/>
+      <w:bookmarkStart w:id="5" w:name="_a242hfqy1pb1" w:colFirst="0" w:colLast="0"/>
+      <w:bookmarkEnd w:id="5"/>
     </w:p>
     <w:p>
       <w:pPr>
@@ -3943,8 +4046,8 @@
       <w:pPr>
         <w:keepNext/>
       </w:pPr>
-      <w:bookmarkStart w:id="7" w:name="_vu5456qxwj1m" w:colFirst="0" w:colLast="0"/>
-      <w:bookmarkEnd w:id="7"/>
+      <w:bookmarkStart w:id="6" w:name="_vu5456qxwj1m" w:colFirst="0" w:colLast="0"/>
+      <w:bookmarkEnd w:id="6"/>
       <w:r>
         <w:t>O sistema é direcionado principalmente a cuidadores de idosos, bem como aos próprios idosos e seus familiares.</w:t>
       </w:r>
@@ -4035,10 +4138,12 @@
       <w:r>
         <w:t xml:space="preserve">Um exemplo de trabalho relacionado é o aplicativo </w:t>
       </w:r>
+      <w:proofErr w:type="spellStart"/>
       <w:proofErr w:type="gramStart"/>
       <w:r>
         <w:t>DoseApp</w:t>
       </w:r>
+      <w:proofErr w:type="spellEnd"/>
       <w:proofErr w:type="gramEnd"/>
       <w:r>
         <w:t>, que foi desenvolvido com o objetivo de auxiliar cuidadores e familiares no gerenciamento de medicamentos e na organização da rotina diária de idosos. O sistema permite registrar horários, dosagens e outras informações importantes, reduzindo o risco de perda de informações quando há revezamento entre diferentes cuidadores (ROSTIROLLA; SOUZA, 2022</w:t>
@@ -4047,8 +4152,8 @@
       <w:r>
         <w:t>)</w:t>
       </w:r>
-      <w:bookmarkStart w:id="8" w:name="_ctqy09cxo6nw"/>
-      <w:bookmarkEnd w:id="8"/>
+      <w:bookmarkStart w:id="7" w:name="_ctqy09cxo6nw"/>
+      <w:bookmarkEnd w:id="7"/>
       <w:proofErr w:type="gramEnd"/>
     </w:p>
     <w:p>
@@ -4080,10 +4185,12 @@
       <w:r>
         <w:t xml:space="preserve">Para o desenvolvimento do projeto </w:t>
       </w:r>
+      <w:proofErr w:type="spellStart"/>
       <w:proofErr w:type="gramStart"/>
       <w:r>
         <w:t>ElderConnect</w:t>
       </w:r>
+      <w:proofErr w:type="spellEnd"/>
       <w:proofErr w:type="gramEnd"/>
       <w:r>
         <w:t>, será adotada uma abordagem baseada nas etapas de análise, planejamento, desenvolvimento e testes do sistema. O objetivo dessa metodologia é garantir que o sistema seja construído de forma organizada, atendendo às necessidades identificadas durante o levantamento de informações e entrevistas realizadas.</w:t>
@@ -4124,19 +4231,23 @@
       <w:r>
         <w:t xml:space="preserve">Posteriormente será iniciada a fase de desenvolvimento do sistema, utilizando a linguagem de programação Java para o </w:t>
       </w:r>
+      <w:proofErr w:type="spellStart"/>
       <w:r>
         <w:rPr>
           <w:i/>
         </w:rPr>
         <w:t>backend</w:t>
       </w:r>
+      <w:proofErr w:type="spellEnd"/>
       <w:r>
         <w:t xml:space="preserve"> e o sistema de gerenciamento de banco de dados </w:t>
       </w:r>
+      <w:proofErr w:type="spellStart"/>
       <w:proofErr w:type="gramStart"/>
       <w:r>
         <w:t>PostgreSQL</w:t>
       </w:r>
+      <w:proofErr w:type="spellEnd"/>
       <w:proofErr w:type="gramEnd"/>
       <w:r>
         <w:t xml:space="preserve"> para armazenamento das informações. Durante essa fase serão </w:t>
@@ -4162,8 +4273,8 @@
         <w:lastRenderedPageBreak/>
         <w:t>identificadas no início do projeto. Caso sejam identificados problemas ou melhorias, ajustes serão realizados antes da finalização do projeto.</w:t>
       </w:r>
-      <w:bookmarkStart w:id="9" w:name="_u304za3h7w33"/>
-      <w:bookmarkEnd w:id="9"/>
+      <w:bookmarkStart w:id="8" w:name="_u304za3h7w33"/>
+      <w:bookmarkEnd w:id="8"/>
     </w:p>
     <w:p>
       <w:pPr>
@@ -4212,11 +4323,9 @@
       <w:r>
         <w:t xml:space="preserve"> dificuldade de encontrar cuidadores disponíveis e confiáveis, a falta de organização na divulgação dos serviços de cuidado e a necessidade de ferramentas que auxiliem no acompanhamento da rotina e da saúde dos idosos. Observou-se também que soluções tecnológicas podem contribuir significativamente para reduzir essas dificuldades, desde que sejam </w:t>
       </w:r>
-      <w:proofErr w:type="gramStart"/>
-      <w:r>
-        <w:t>simples, acessíveis</w:t>
-      </w:r>
-      <w:proofErr w:type="gramEnd"/>
+      <w:r>
+        <w:t>simples acessíveis</w:t>
+      </w:r>
       <w:r>
         <w:t xml:space="preserve"> e adaptadas ao perfil dos usuários, que muitas vezes possuem pouca familiaridade com sistemas digitais.</w:t>
       </w:r>
@@ -4243,8 +4352,8 @@
           <w:color w:val="000000"/>
         </w:rPr>
       </w:pPr>
-      <w:bookmarkStart w:id="10" w:name="_5xhdqyoxv5pz"/>
-      <w:bookmarkEnd w:id="10"/>
+      <w:bookmarkStart w:id="9" w:name="_5xhdqyoxv5pz"/>
+      <w:bookmarkEnd w:id="9"/>
       <w:proofErr w:type="gramStart"/>
       <w:r>
         <w:rPr>
@@ -4271,18 +4380,22 @@
       <w:r>
         <w:t xml:space="preserve">Neste capítulo, é apresentado o planejamento do projeto </w:t>
       </w:r>
+      <w:proofErr w:type="spellStart"/>
       <w:proofErr w:type="gramStart"/>
       <w:r>
         <w:t>ElderConnect</w:t>
       </w:r>
+      <w:proofErr w:type="spellEnd"/>
       <w:proofErr w:type="gramEnd"/>
       <w:r>
         <w:t xml:space="preserve">, mostrando de forma clara e organizada como o sistema será desenvolvido ao longo do tempo. São descritos os recursos necessários para a execução do projeto, incluindo recursos humanos, de software e de hardware, além de outros elementos importantes para seu desenvolvimento. Também é apresentado o cronograma do projeto, definindo prazos e organizando as atividades, o que facilita o acompanhamento de todo o processo. Dessa forma, este capítulo funciona como um guia prático, ajudando a manter o projeto no caminho certo e garantindo que o </w:t>
       </w:r>
+      <w:proofErr w:type="spellStart"/>
       <w:proofErr w:type="gramStart"/>
       <w:r>
         <w:t>ElderConnect</w:t>
       </w:r>
+      <w:proofErr w:type="spellEnd"/>
       <w:proofErr w:type="gramEnd"/>
       <w:r>
         <w:t xml:space="preserve"> seja desenvolvido de forma eficiente, segura e alinhada aos objetivos propostos.</w:t>
@@ -4294,8 +4407,8 @@
           <w:color w:val="0070C0"/>
         </w:rPr>
       </w:pPr>
-      <w:bookmarkStart w:id="11" w:name="_85x6gq42hjga" w:colFirst="0" w:colLast="0"/>
-      <w:bookmarkEnd w:id="11"/>
+      <w:bookmarkStart w:id="10" w:name="_85x6gq42hjga" w:colFirst="0" w:colLast="0"/>
+      <w:bookmarkEnd w:id="10"/>
     </w:p>
     <w:p>
       <w:pPr>
@@ -4328,10 +4441,12 @@
       <w:r>
         <w:t xml:space="preserve">Os recursos humanos do projeto </w:t>
       </w:r>
+      <w:proofErr w:type="spellStart"/>
       <w:proofErr w:type="gramStart"/>
       <w:r>
         <w:t>ElderConnect</w:t>
       </w:r>
+      <w:proofErr w:type="spellEnd"/>
       <w:proofErr w:type="gramEnd"/>
       <w:r>
         <w:t xml:space="preserve"> são compostos por três integrantes: Bruno Eduardo Faria de Morais, </w:t>
@@ -4350,7 +4465,12 @@
       </w:r>
       <w:proofErr w:type="gramStart"/>
       <w:r>
-        <w:t>implementação</w:t>
+        <w:t>impl</w:t>
+      </w:r>
+      <w:bookmarkStart w:id="11" w:name="_GoBack"/>
+      <w:bookmarkEnd w:id="11"/>
+      <w:r>
+        <w:t>ementação</w:t>
       </w:r>
       <w:proofErr w:type="gramEnd"/>
       <w:r>
@@ -4384,7 +4504,15 @@
         <w:t>] e [</w:t>
       </w:r>
       <w:r>
-        <w:t>Wellington Openheimer Ribeiro</w:t>
+        <w:t xml:space="preserve">Wellington </w:t>
+      </w:r>
+      <w:proofErr w:type="spellStart"/>
+      <w:r>
+        <w:t>Openheimer</w:t>
+      </w:r>
+      <w:proofErr w:type="spellEnd"/>
+      <w:r>
+        <w:t xml:space="preserve"> Ribeiro</w:t>
       </w:r>
       <w:r>
         <w:t>], que fornecem suporte técnico e acadêmico durante todo o desenvolvimento. Os orientadores auxiliam na validação das etapas do projeto, na identificação e correção de possíveis falhas e na garantia de que o trabalho esteja alinhado com os objetivos e requisitos propostos.</w:t>
@@ -4476,14 +4604,46 @@
           <w:color w:val="000000" w:themeColor="text1"/>
           <w:lang w:val="en-US"/>
         </w:rPr>
-        <w:t xml:space="preserve"> ASUS Vivobook </w:t>
-      </w:r>
+        <w:t xml:space="preserve"> ASUS </w:t>
+      </w:r>
+      <w:proofErr w:type="spellStart"/>
       <w:r>
         <w:rPr>
           <w:color w:val="000000" w:themeColor="text1"/>
           <w:lang w:val="en-US"/>
         </w:rPr>
-        <w:t xml:space="preserve">AMD Ryzen 7 5825U </w:t>
+        <w:t>Vivobook</w:t>
+      </w:r>
+      <w:proofErr w:type="spellEnd"/>
+      <w:r>
+        <w:rPr>
+          <w:color w:val="000000" w:themeColor="text1"/>
+          <w:lang w:val="en-US"/>
+        </w:rPr>
+        <w:t xml:space="preserve"> </w:t>
+      </w:r>
+      <w:r>
+        <w:rPr>
+          <w:color w:val="000000" w:themeColor="text1"/>
+          <w:lang w:val="en-US"/>
+        </w:rPr>
+        <w:t xml:space="preserve">AMD </w:t>
+      </w:r>
+      <w:proofErr w:type="spellStart"/>
+      <w:r>
+        <w:rPr>
+          <w:color w:val="000000" w:themeColor="text1"/>
+          <w:lang w:val="en-US"/>
+        </w:rPr>
+        <w:t>Ryzen</w:t>
+      </w:r>
+      <w:proofErr w:type="spellEnd"/>
+      <w:r>
+        <w:rPr>
+          <w:color w:val="000000" w:themeColor="text1"/>
+          <w:lang w:val="en-US"/>
+        </w:rPr>
+        <w:t xml:space="preserve"> 7 5825U </w:t>
       </w:r>
       <w:proofErr w:type="gramStart"/>
       <w:r>
@@ -4553,13 +4713,29 @@
           <w:color w:val="000000" w:themeColor="text1"/>
           <w:lang w:val="en-US"/>
         </w:rPr>
-        <w:t>Notebook Dell Inspirion i7 16</w:t>
-      </w:r>
+        <w:t xml:space="preserve">Notebook Dell </w:t>
+      </w:r>
+      <w:proofErr w:type="spellStart"/>
       <w:r>
         <w:rPr>
           <w:color w:val="000000" w:themeColor="text1"/>
           <w:lang w:val="en-US"/>
         </w:rPr>
+        <w:t>Inspirion</w:t>
+      </w:r>
+      <w:proofErr w:type="spellEnd"/>
+      <w:r>
+        <w:rPr>
+          <w:color w:val="000000" w:themeColor="text1"/>
+          <w:lang w:val="en-US"/>
+        </w:rPr>
+        <w:t xml:space="preserve"> i7 16</w:t>
+      </w:r>
+      <w:r>
+        <w:rPr>
+          <w:color w:val="000000" w:themeColor="text1"/>
+          <w:lang w:val="en-US"/>
+        </w:rPr>
         <w:t>gb</w:t>
       </w:r>
       <w:r>
@@ -4567,7 +4743,23 @@
           <w:color w:val="000000" w:themeColor="text1"/>
           <w:lang w:val="en-US"/>
         </w:rPr>
-        <w:t xml:space="preserve"> ram ssd480 hd 500</w:t>
+        <w:t xml:space="preserve"> ram ssd480 </w:t>
+      </w:r>
+      <w:proofErr w:type="spellStart"/>
+      <w:r>
+        <w:rPr>
+          <w:color w:val="000000" w:themeColor="text1"/>
+          <w:lang w:val="en-US"/>
+        </w:rPr>
+        <w:t>hd</w:t>
+      </w:r>
+      <w:proofErr w:type="spellEnd"/>
+      <w:r>
+        <w:rPr>
+          <w:color w:val="000000" w:themeColor="text1"/>
+          <w:lang w:val="en-US"/>
+        </w:rPr>
+        <w:t xml:space="preserve"> 500</w:t>
       </w:r>
     </w:p>
     <w:p>
@@ -4606,7 +4798,55 @@
           <w:color w:val="000000" w:themeColor="text1"/>
           <w:lang w:val="en-US"/>
         </w:rPr>
-        <w:t>Notebook Dell Inspiron i5 8gb ram, ssd 240, hd 620</w:t>
+        <w:t xml:space="preserve">Notebook Dell </w:t>
+      </w:r>
+      <w:proofErr w:type="spellStart"/>
+      <w:r>
+        <w:rPr>
+          <w:color w:val="000000" w:themeColor="text1"/>
+          <w:lang w:val="en-US"/>
+        </w:rPr>
+        <w:t>Inspiron</w:t>
+      </w:r>
+      <w:proofErr w:type="spellEnd"/>
+      <w:r>
+        <w:rPr>
+          <w:color w:val="000000" w:themeColor="text1"/>
+          <w:lang w:val="en-US"/>
+        </w:rPr>
+        <w:t xml:space="preserve"> i5 8gb ram, </w:t>
+      </w:r>
+      <w:proofErr w:type="spellStart"/>
+      <w:r>
+        <w:rPr>
+          <w:color w:val="000000" w:themeColor="text1"/>
+          <w:lang w:val="en-US"/>
+        </w:rPr>
+        <w:t>ssd</w:t>
+      </w:r>
+      <w:proofErr w:type="spellEnd"/>
+      <w:r>
+        <w:rPr>
+          <w:color w:val="000000" w:themeColor="text1"/>
+          <w:lang w:val="en-US"/>
+        </w:rPr>
+        <w:t xml:space="preserve"> 240, </w:t>
+      </w:r>
+      <w:proofErr w:type="spellStart"/>
+      <w:r>
+        <w:rPr>
+          <w:color w:val="000000" w:themeColor="text1"/>
+          <w:lang w:val="en-US"/>
+        </w:rPr>
+        <w:t>hd</w:t>
+      </w:r>
+      <w:proofErr w:type="spellEnd"/>
+      <w:r>
+        <w:rPr>
+          <w:color w:val="000000" w:themeColor="text1"/>
+          <w:lang w:val="en-US"/>
+        </w:rPr>
+        <w:t xml:space="preserve"> 620</w:t>
       </w:r>
     </w:p>
     <w:p>
@@ -4693,8 +4933,17 @@
           <w:color w:val="000000" w:themeColor="text1"/>
           <w:lang w:val="en-US"/>
         </w:rPr>
-        <w:t>-  IntelliJ</w:t>
-      </w:r>
+        <w:t xml:space="preserve">-  </w:t>
+      </w:r>
+      <w:proofErr w:type="spellStart"/>
+      <w:r>
+        <w:rPr>
+          <w:color w:val="000000" w:themeColor="text1"/>
+          <w:lang w:val="en-US"/>
+        </w:rPr>
+        <w:t>IntelliJ</w:t>
+      </w:r>
+      <w:proofErr w:type="spellEnd"/>
       <w:proofErr w:type="gramEnd"/>
       <w:r>
         <w:rPr>
@@ -4760,21 +5009,30 @@
           <w:color w:val="000000" w:themeColor="text1"/>
           <w:lang w:val="en-US"/>
         </w:rPr>
-        <w:t>RS 4 - PostgreSQL</w:t>
-      </w:r>
-    </w:p>
-    <w:p>
-      <w:pPr>
+        <w:t xml:space="preserve">RS 4 - </w:t>
+      </w:r>
+      <w:proofErr w:type="spellStart"/>
+      <w:r>
         <w:rPr>
           <w:color w:val="000000" w:themeColor="text1"/>
           <w:lang w:val="en-US"/>
         </w:rPr>
-      </w:pPr>
-      <w:r>
+        <w:t>PostgreSQL</w:t>
+      </w:r>
+      <w:proofErr w:type="spellEnd"/>
+    </w:p>
+    <w:p>
+      <w:pPr>
         <w:rPr>
           <w:color w:val="000000" w:themeColor="text1"/>
           <w:lang w:val="en-US"/>
         </w:rPr>
+      </w:pPr>
+      <w:r>
+        <w:rPr>
+          <w:color w:val="000000" w:themeColor="text1"/>
+          <w:lang w:val="en-US"/>
+        </w:rPr>
         <w:t xml:space="preserve">RS 5 </w:t>
       </w:r>
       <w:proofErr w:type="gramStart"/>
@@ -4790,8 +5048,17 @@
           <w:color w:val="000000" w:themeColor="text1"/>
           <w:lang w:val="en-US"/>
         </w:rPr>
-        <w:t xml:space="preserve"> Git</w:t>
-      </w:r>
+        <w:t xml:space="preserve"> </w:t>
+      </w:r>
+      <w:proofErr w:type="spellStart"/>
+      <w:r>
+        <w:rPr>
+          <w:color w:val="000000" w:themeColor="text1"/>
+          <w:lang w:val="en-US"/>
+        </w:rPr>
+        <w:t>Git</w:t>
+      </w:r>
+      <w:proofErr w:type="spellEnd"/>
       <w:proofErr w:type="gramEnd"/>
     </w:p>
     <w:p>
@@ -4873,10 +5140,12 @@
       <w:r>
         <w:t xml:space="preserve">Os outros recursos do projeto </w:t>
       </w:r>
+      <w:proofErr w:type="spellStart"/>
       <w:proofErr w:type="gramStart"/>
       <w:r>
         <w:t>ElderConnect</w:t>
       </w:r>
+      <w:proofErr w:type="spellEnd"/>
       <w:proofErr w:type="gramEnd"/>
       <w:r>
         <w:t xml:space="preserve"> envolvem elementos complementares que auxiliam no desenvolvimento e na organização das atividades. Entre eles, destacam-se o uso de ferramentas de apoio para comunicação e gerenciamento de tarefas, como plataformas de mensagens e controle de versionamento, que facilitam a colaboração entre os integrantes da equipe.</w:t>
@@ -4941,10 +5210,12 @@
       <w:r>
         <w:t xml:space="preserve">Cronograma do projeto se encontra na pasta do apêndice A no repositório do </w:t>
       </w:r>
+      <w:proofErr w:type="spellStart"/>
       <w:proofErr w:type="gramStart"/>
       <w:r>
         <w:t>GitHub</w:t>
       </w:r>
+      <w:proofErr w:type="spellEnd"/>
       <w:proofErr w:type="gramEnd"/>
       <w:r>
         <w:t>.</w:t>
@@ -5199,6 +5470,7 @@
         </w:rPr>
         <w:t xml:space="preserve"> </w:t>
       </w:r>
+      <w:proofErr w:type="spellStart"/>
       <w:proofErr w:type="gramStart"/>
       <w:r>
         <w:rPr>
@@ -5207,6 +5479,7 @@
         </w:rPr>
         <w:t>ElderConnect</w:t>
       </w:r>
+      <w:proofErr w:type="spellEnd"/>
       <w:proofErr w:type="gramEnd"/>
       <w:r>
         <w:rPr>
@@ -5339,7 +5612,15 @@
               <w:jc w:val="center"/>
             </w:pPr>
             <w:r>
-              <w:t>(Toast Verde)</w:t>
+              <w:t>(</w:t>
+            </w:r>
+            <w:proofErr w:type="spellStart"/>
+            <w:r>
+              <w:t>Toast</w:t>
+            </w:r>
+            <w:proofErr w:type="spellEnd"/>
+            <w:r>
+              <w:t xml:space="preserve"> Verde)</w:t>
             </w:r>
           </w:p>
         </w:tc>
@@ -5387,8 +5668,13 @@
               <w:spacing w:before="240"/>
             </w:pPr>
             <w:r>
-              <w:t>Credenciais incorretas no login</w:t>
-            </w:r>
+              <w:t xml:space="preserve">Credenciais incorretas no </w:t>
+            </w:r>
+            <w:proofErr w:type="spellStart"/>
+            <w:r>
+              <w:t>login</w:t>
+            </w:r>
+            <w:proofErr w:type="spellEnd"/>
           </w:p>
         </w:tc>
         <w:tc>
@@ -5544,7 +5830,15 @@
           </w:p>
           <w:p>
             <w:r>
-              <w:t>(Toast Verde)</w:t>
+              <w:t>(</w:t>
+            </w:r>
+            <w:proofErr w:type="spellStart"/>
+            <w:r>
+              <w:t>Toast</w:t>
+            </w:r>
+            <w:proofErr w:type="spellEnd"/>
+            <w:r>
+              <w:t xml:space="preserve"> Verde)</w:t>
             </w:r>
           </w:p>
           <w:p>
@@ -5624,9 +5918,11 @@
         <w:br/>
         <w:t xml:space="preserve">Para garantir a total conformidade com a LGPD, o </w:t>
       </w:r>
+      <w:proofErr w:type="spellStart"/>
       <w:r>
         <w:t>ElderConnect</w:t>
       </w:r>
+      <w:proofErr w:type="spellEnd"/>
       <w:r>
         <w:t xml:space="preserve"> implementa a governança de dados pautada nos princípios da finalidade, necessidade e transparência através dos seguintes pilares arquiteturais:</w:t>
       </w:r>
@@ -5638,7 +5934,15 @@
         <w:jc w:val="both"/>
       </w:pPr>
       <w:r>
-        <w:t xml:space="preserve">Consentimento Explícito (Opt-in): No momento do cadastro do usuário (seja responsável ou cuidador), haverá uma caixa de seleção obrigatória desmarcada por padrão, onde o usuário </w:t>
+        <w:t>Consentimento Explícito (</w:t>
+      </w:r>
+      <w:proofErr w:type="spellStart"/>
+      <w:r>
+        <w:t>Opt-in</w:t>
+      </w:r>
+      <w:proofErr w:type="spellEnd"/>
+      <w:r>
+        <w:t xml:space="preserve">): No momento do cadastro do usuário (seja responsável ou cuidador), haverá uma caixa de seleção obrigatória desmarcada por padrão, onde o usuário </w:t>
       </w:r>
       <w:r>
         <w:lastRenderedPageBreak/>
@@ -5660,8 +5964,13 @@
         <w:spacing w:line="360" w:lineRule="auto"/>
         <w:jc w:val="both"/>
       </w:pPr>
-      <w:r>
-        <w:t>Anonimização e Minimização de Dados: Serão coletados estritamente os dados necessários para o funcionamento do negócio</w:t>
+      <w:proofErr w:type="spellStart"/>
+      <w:r>
+        <w:t>Anonimização</w:t>
+      </w:r>
+      <w:proofErr w:type="spellEnd"/>
+      <w:r>
+        <w:t xml:space="preserve"> e Minimização de Dados: Serão coletados estritamente os dados necessários para o funcionamento do negócio</w:t>
       </w:r>
       <w:r>
         <w:t xml:space="preserve">. </w:t>
@@ -5688,13 +5997,23 @@
       <w:r>
         <w:t xml:space="preserve">Ao confirmar a exclusão, o sistema executará uma rotina no banco </w:t>
       </w:r>
+      <w:proofErr w:type="spellStart"/>
       <w:proofErr w:type="gramStart"/>
       <w:r>
         <w:t>PostgreSQL</w:t>
       </w:r>
+      <w:proofErr w:type="spellEnd"/>
       <w:proofErr w:type="gramEnd"/>
       <w:r>
-        <w:t xml:space="preserve"> que apagará logicamente (e fisicamente após 30 dias) todos os dados pessoais do usuário, mantendo apenas dados transacionais anonimizados para fins estatísticos e fiscais</w:t>
+        <w:t xml:space="preserve"> que apagará logicamente (e fisicamente após 30 dias) todos os dados pessoais do usuário, mantendo apenas dados transacionais </w:t>
+      </w:r>
+      <w:proofErr w:type="spellStart"/>
+      <w:r>
+        <w:t>anonimizados</w:t>
+      </w:r>
+      <w:proofErr w:type="spellEnd"/>
+      <w:r>
+        <w:t xml:space="preserve"> para fins estatísticos e fiscais</w:t>
       </w:r>
       <w:r>
         <w:t xml:space="preserve">. </w:t>
@@ -5721,8 +6040,21 @@
         <w:t xml:space="preserve"> e sua persistência no banco contará com controle de acesso rígido por nível de permissão (RBAC - </w:t>
       </w:r>
       <w:r>
-        <w:t>Role-Based Access Control</w:t>
-      </w:r>
+        <w:t>Role-</w:t>
+      </w:r>
+      <w:proofErr w:type="spellStart"/>
+      <w:r>
+        <w:t>Based</w:t>
+      </w:r>
+      <w:proofErr w:type="spellEnd"/>
+      <w:r>
+        <w:t xml:space="preserve"> Access </w:t>
+      </w:r>
+      <w:proofErr w:type="spellStart"/>
+      <w:r>
+        <w:t>Control</w:t>
+      </w:r>
+      <w:proofErr w:type="spellEnd"/>
       <w:r>
         <w:t>), impedindo vazamentos internos.</w:t>
       </w:r>
@@ -5775,10 +6107,12 @@
       <w:r>
         <w:t xml:space="preserve">Este capítulo apresenta a arquitetura e o projeto do sistema de software </w:t>
       </w:r>
+      <w:proofErr w:type="spellStart"/>
       <w:proofErr w:type="gramStart"/>
       <w:r>
         <w:t>ElderConnect</w:t>
       </w:r>
+      <w:proofErr w:type="spellEnd"/>
       <w:proofErr w:type="gramEnd"/>
       <w:r>
         <w:t>.</w:t>
@@ -5787,7 +6121,23 @@
         <w:t xml:space="preserve"> </w:t>
       </w:r>
       <w:r>
-        <w:t>Para representar a estrutura do sistema, foram utilizados diagramas de pacotes referentes ao back-end e ao front-end, um diagrama de classes de negócio e diagramas de sequência.</w:t>
+        <w:t xml:space="preserve">Para representar a estrutura do sistema, foram utilizados diagramas de pacotes referentes ao </w:t>
+      </w:r>
+      <w:proofErr w:type="spellStart"/>
+      <w:r>
+        <w:t>back-end</w:t>
+      </w:r>
+      <w:proofErr w:type="spellEnd"/>
+      <w:r>
+        <w:t xml:space="preserve"> e ao front-</w:t>
+      </w:r>
+      <w:proofErr w:type="spellStart"/>
+      <w:r>
+        <w:t>end</w:t>
+      </w:r>
+      <w:proofErr w:type="spellEnd"/>
+      <w:r>
+        <w:t>, um diagrama de classes de negócio e diagramas de sequência.</w:t>
       </w:r>
     </w:p>
     <w:p>
@@ -5832,7 +6182,15 @@
         <w:t>O</w:t>
       </w:r>
       <w:r>
-        <w:t xml:space="preserve"> projeto do back-end </w:t>
+        <w:t xml:space="preserve"> projeto do </w:t>
+      </w:r>
+      <w:proofErr w:type="spellStart"/>
+      <w:r>
+        <w:t>back-end</w:t>
+      </w:r>
+      <w:proofErr w:type="spellEnd"/>
+      <w:r>
+        <w:t xml:space="preserve"> </w:t>
       </w:r>
       <w:r>
         <w:t>foi</w:t>
@@ -5848,12 +6206,22 @@
         <w:jc w:val="both"/>
       </w:pPr>
       <w:r>
-        <w:t xml:space="preserve">A Figura 1 apresenta a estrutura definida para os pacotes do back-end do </w:t>
-      </w:r>
+        <w:t xml:space="preserve">A Figura 1 apresenta a estrutura definida para os pacotes do </w:t>
+      </w:r>
+      <w:proofErr w:type="spellStart"/>
+      <w:r>
+        <w:t>back-end</w:t>
+      </w:r>
+      <w:proofErr w:type="spellEnd"/>
+      <w:r>
+        <w:t xml:space="preserve"> do </w:t>
+      </w:r>
+      <w:proofErr w:type="spellStart"/>
       <w:proofErr w:type="gramStart"/>
       <w:r>
         <w:t>ElderConnect</w:t>
       </w:r>
+      <w:proofErr w:type="spellEnd"/>
       <w:proofErr w:type="gramEnd"/>
       <w:r>
         <w:t>.</w:t>
@@ -6011,13 +6379,10 @@
           <w:sz w:val="20"/>
           <w:szCs w:val="20"/>
         </w:rPr>
-        <w:t xml:space="preserve"> - Diagrama de Pacotes da Backend</w:t>
-      </w:r>
-      <w:bookmarkEnd w:id="21"/>
-    </w:p>
-    <w:p>
-      <w:pPr>
-        <w:pStyle w:val="Legenda"/>
+        <w:t xml:space="preserve"> - Diagrama de Pacotes da </w:t>
+      </w:r>
+      <w:proofErr w:type="spellStart"/>
+      <w:r>
         <w:rPr>
           <w:i w:val="0"/>
           <w:iCs w:val="0"/>
@@ -6025,8 +6390,14 @@
           <w:sz w:val="20"/>
           <w:szCs w:val="20"/>
         </w:rPr>
-      </w:pPr>
-      <w:r>
+        <w:t>Backend</w:t>
+      </w:r>
+      <w:bookmarkEnd w:id="21"/>
+      <w:proofErr w:type="spellEnd"/>
+    </w:p>
+    <w:p>
+      <w:pPr>
+        <w:pStyle w:val="Legenda"/>
         <w:rPr>
           <w:i w:val="0"/>
           <w:iCs w:val="0"/>
@@ -6034,6 +6405,15 @@
           <w:sz w:val="20"/>
           <w:szCs w:val="20"/>
         </w:rPr>
+      </w:pPr>
+      <w:r>
+        <w:rPr>
+          <w:i w:val="0"/>
+          <w:iCs w:val="0"/>
+          <w:color w:val="auto"/>
+          <w:sz w:val="20"/>
+          <w:szCs w:val="20"/>
+        </w:rPr>
         <w:t>FONTE: Elaboração dos autores</w:t>
       </w:r>
     </w:p>
@@ -6055,8 +6435,13 @@
         <w:jc w:val="both"/>
       </w:pPr>
       <w:r>
-        <w:t>O front-end</w:t>
-      </w:r>
+        <w:t>O front-</w:t>
+      </w:r>
+      <w:proofErr w:type="spellStart"/>
+      <w:r>
+        <w:t>end</w:t>
+      </w:r>
+      <w:proofErr w:type="spellEnd"/>
       <w:r>
         <w:t xml:space="preserve"> é a </w:t>
       </w:r>
@@ -6226,13 +6611,10 @@
           <w:sz w:val="20"/>
           <w:szCs w:val="20"/>
         </w:rPr>
-        <w:t xml:space="preserve"> - Diagrama de Pacotes do Frontend</w:t>
-      </w:r>
-      <w:bookmarkEnd w:id="22"/>
-    </w:p>
-    <w:p>
-      <w:pPr>
-        <w:pStyle w:val="Legenda"/>
+        <w:t xml:space="preserve"> - Diagrama de Pacotes do </w:t>
+      </w:r>
+      <w:proofErr w:type="spellStart"/>
+      <w:r>
         <w:rPr>
           <w:i w:val="0"/>
           <w:iCs w:val="0"/>
@@ -6240,8 +6622,14 @@
           <w:sz w:val="20"/>
           <w:szCs w:val="20"/>
         </w:rPr>
-      </w:pPr>
-      <w:r>
+        <w:t>Frontend</w:t>
+      </w:r>
+      <w:bookmarkEnd w:id="22"/>
+      <w:proofErr w:type="spellEnd"/>
+    </w:p>
+    <w:p>
+      <w:pPr>
+        <w:pStyle w:val="Legenda"/>
         <w:rPr>
           <w:i w:val="0"/>
           <w:iCs w:val="0"/>
@@ -6249,6 +6637,15 @@
           <w:sz w:val="20"/>
           <w:szCs w:val="20"/>
         </w:rPr>
+      </w:pPr>
+      <w:r>
+        <w:rPr>
+          <w:i w:val="0"/>
+          <w:iCs w:val="0"/>
+          <w:color w:val="auto"/>
+          <w:sz w:val="20"/>
+          <w:szCs w:val="20"/>
+        </w:rPr>
         <w:t>FONTE: Elaboração dos autores</w:t>
       </w:r>
     </w:p>
@@ -6287,10 +6684,12 @@
       <w:r>
         <w:t xml:space="preserve">O diagrama de classes de negócio representa os principais elementos envolvidos no funcionamento do </w:t>
       </w:r>
+      <w:proofErr w:type="spellStart"/>
       <w:proofErr w:type="gramStart"/>
       <w:r>
         <w:t>ElderConnect</w:t>
       </w:r>
+      <w:proofErr w:type="spellEnd"/>
       <w:proofErr w:type="gramEnd"/>
       <w:r>
         <w:t xml:space="preserve"> e os relacionamentos existentes entre eles.</w:t>
@@ -6498,10 +6897,12 @@
       <w:r>
         <w:t xml:space="preserve">No projeto </w:t>
       </w:r>
+      <w:proofErr w:type="spellStart"/>
       <w:proofErr w:type="gramStart"/>
       <w:r>
         <w:t>ElderConnect</w:t>
       </w:r>
+      <w:proofErr w:type="spellEnd"/>
       <w:proofErr w:type="gramEnd"/>
       <w:r>
         <w:t xml:space="preserve"> foram elaborados dois diagramas de sequência: um referente ao cenário principal de autenticação e outro relacionado ao cenário alternativo de recuperação de senha.</w:t>
@@ -6530,7 +6931,15 @@
         <w:jc w:val="both"/>
       </w:pPr>
       <w:r>
-        <w:t>A Figura 4 representa o processo de autenticação do usuário no sistema. O fluxo tem início quando o usuário informa suas credenciais, compostas por e-mail e senha, por meio da tela de login.</w:t>
+        <w:t xml:space="preserve">A Figura 4 representa o processo de autenticação do usuário no sistema. O fluxo tem início quando o usuário informa suas credenciais, compostas por e-mail e senha, por meio da tela de </w:t>
+      </w:r>
+      <w:proofErr w:type="spellStart"/>
+      <w:r>
+        <w:t>login</w:t>
+      </w:r>
+      <w:proofErr w:type="spellEnd"/>
+      <w:r>
+        <w:t>.</w:t>
       </w:r>
     </w:p>
     <w:p>
@@ -7178,8 +7587,13 @@
         </w:rPr>
         <w:t xml:space="preserve">Medication Management of the Community-Dwelling Older Adult. In: Patient Safety and Quality: An Evidence-Based Handbook for Nurses. </w:t>
       </w:r>
-      <w:r>
-        <w:t>Rockville: AHRQ, 2008.</w:t>
+      <w:proofErr w:type="spellStart"/>
+      <w:r>
+        <w:t>Rockville</w:t>
+      </w:r>
+      <w:proofErr w:type="spellEnd"/>
+      <w:r>
+        <w:t>: AHRQ, 2008.</w:t>
       </w:r>
       <w:r>
         <w:t xml:space="preserve"> </w:t>
@@ -7206,13 +7620,23 @@
       <w:r>
         <w:t xml:space="preserve">ROSTIROLLA, Gabriela T.; SOUZA, Odair M. </w:t>
       </w:r>
+      <w:proofErr w:type="spellStart"/>
       <w:proofErr w:type="gramStart"/>
       <w:r>
         <w:t>DoseApp</w:t>
       </w:r>
+      <w:proofErr w:type="spellEnd"/>
       <w:proofErr w:type="gramEnd"/>
       <w:r>
-        <w:t>: Aplicativo para gestão de medicamentos e auxílio nas rotinas dos cuidadores de idosos. Anais do Latinoware, 2022.</w:t>
+        <w:t xml:space="preserve">: Aplicativo para gestão de medicamentos e auxílio nas rotinas dos cuidadores de idosos. Anais do </w:t>
+      </w:r>
+      <w:proofErr w:type="spellStart"/>
+      <w:r>
+        <w:t>Latinoware</w:t>
+      </w:r>
+      <w:proofErr w:type="spellEnd"/>
+      <w:r>
+        <w:t>, 2022.</w:t>
       </w:r>
       <w:r>
         <w:t xml:space="preserve"> Disponível em: &lt;</w:t>
@@ -7234,14 +7658,36 @@
         <w:rPr>
           <w:lang w:val="en-US"/>
         </w:rPr>
-        <w:t xml:space="preserve">ZHOU, Zhiyin. </w:t>
-      </w:r>
+        <w:t xml:space="preserve">ZHOU, </w:t>
+      </w:r>
+      <w:proofErr w:type="spellStart"/>
+      <w:r>
+        <w:rPr>
+          <w:lang w:val="en-US"/>
+        </w:rPr>
+        <w:t>Zhiyin</w:t>
+      </w:r>
+      <w:proofErr w:type="spellEnd"/>
+      <w:r>
+        <w:rPr>
+          <w:lang w:val="en-US"/>
+        </w:rPr>
+        <w:t xml:space="preserve">. </w:t>
+      </w:r>
+      <w:proofErr w:type="spellStart"/>
       <w:proofErr w:type="gramStart"/>
       <w:r>
         <w:rPr>
           <w:lang w:val="en-US"/>
         </w:rPr>
-        <w:t>Adhera: A Human-Centered Health Informatics Solution for Reducing Informal Caregiver Burden through Improved Medication Adherence.</w:t>
+        <w:t>Adhera</w:t>
+      </w:r>
+      <w:proofErr w:type="spellEnd"/>
+      <w:r>
+        <w:rPr>
+          <w:lang w:val="en-US"/>
+        </w:rPr>
+        <w:t>: A Human-Centered Health Informatics Solution for Reducing Informal Caregiver Burden through Improved Medication Adherence.</w:t>
       </w:r>
       <w:proofErr w:type="gramEnd"/>
       <w:r>
@@ -7319,10 +7765,12 @@
       <w:r>
         <w:t>O cronograma do projeto está disponível na pasta “</w:t>
       </w:r>
+      <w:proofErr w:type="spellStart"/>
       <w:proofErr w:type="gramStart"/>
       <w:r>
         <w:t>ApêndiceA</w:t>
       </w:r>
+      <w:proofErr w:type="spellEnd"/>
       <w:proofErr w:type="gramEnd"/>
       <w:r>
         <w:t>” que acompanha este documento.</w:t>
@@ -7365,10 +7813,12 @@
       <w:r>
         <w:t>Os requisitos estão disponíveis na pasta “</w:t>
       </w:r>
+      <w:proofErr w:type="spellStart"/>
       <w:proofErr w:type="gramStart"/>
       <w:r>
         <w:t>ApêndiceB</w:t>
       </w:r>
+      <w:proofErr w:type="spellEnd"/>
       <w:proofErr w:type="gramEnd"/>
       <w:r>
         <w:t>” que acompanha este documento.</w:t>
@@ -7411,10 +7861,12 @@
       <w:r>
         <w:t>Os requisitos estão disponíveis na pasta “</w:t>
       </w:r>
+      <w:proofErr w:type="spellStart"/>
       <w:proofErr w:type="gramStart"/>
       <w:r>
         <w:t>ApêndiceC</w:t>
       </w:r>
+      <w:proofErr w:type="spellEnd"/>
       <w:proofErr w:type="gramEnd"/>
       <w:r>
         <w:t>” que acompanha este documento.</w:t>
@@ -7607,7 +8059,7 @@
         <w:noProof/>
         <w:color w:val="000000"/>
       </w:rPr>
-      <w:t>3</w:t>
+      <w:t>9</w:t>
     </w:r>
     <w:r>
       <w:rPr>
@@ -7723,7 +8175,7 @@
         <w:noProof/>
         <w:color w:val="000000"/>
       </w:rPr>
-      <w:t>33</w:t>
+      <w:t>30</w:t>
     </w:r>
     <w:r>
       <w:rPr>
@@ -9341,7 +9793,7 @@
 </file>
 
 <file path=customXml/itemProps1.xml><?xml version="1.0" encoding="utf-8"?>
-<ds:datastoreItem xmlns:ds="http://schemas.openxmlformats.org/officeDocument/2006/customXml" ds:itemID="{C3A1C9FE-A081-4080-BCF5-CCCAEA4D63AC}">
+<ds:datastoreItem xmlns:ds="http://schemas.openxmlformats.org/officeDocument/2006/customXml" ds:itemID="{F8175C8E-AC61-401C-A25C-1DAFAF9DA3CC}">
   <ds:schemaRefs>
     <ds:schemaRef ds:uri="http://schemas.openxmlformats.org/officeDocument/2006/bibliography"/>
   </ds:schemaRefs>

--- a/PID_Relatório_5o_e_6o.Períodos_2026.docx
+++ b/PID_Relatório_5o_e_6o.Períodos_2026.docx
@@ -1,6 +1,6 @@
 
 <file path=word/document.xml><?xml version="1.0" encoding="utf-8"?>
-<w:document xmlns:wpc="http://schemas.microsoft.com/office/word/2010/wordprocessingCanvas" xmlns:mc="http://schemas.openxmlformats.org/markup-compatibility/2006" xmlns:o="urn:schemas-microsoft-com:office:office" xmlns:r="http://schemas.openxmlformats.org/officeDocument/2006/relationships" xmlns:m="http://schemas.openxmlformats.org/officeDocument/2006/math" xmlns:v="urn:schemas-microsoft-com:vml" xmlns:wp14="http://schemas.microsoft.com/office/word/2010/wordprocessingDrawing" xmlns:wp="http://schemas.openxmlformats.org/drawingml/2006/wordprocessingDrawing" xmlns:w10="urn:schemas-microsoft-com:office:word" xmlns:w="http://schemas.openxmlformats.org/wordprocessingml/2006/main" xmlns:w14="http://schemas.microsoft.com/office/word/2010/wordml" xmlns:wpg="http://schemas.microsoft.com/office/word/2010/wordprocessingGroup" xmlns:wpi="http://schemas.microsoft.com/office/word/2010/wordprocessingInk" xmlns:wne="http://schemas.microsoft.com/office/word/2006/wordml" xmlns:wps="http://schemas.microsoft.com/office/word/2010/wordprocessingShape" mc:Ignorable="w14 wp14">
+<w:document xmlns:wpc="http://schemas.microsoft.com/office/word/2010/wordprocessingCanvas" xmlns:cx="http://schemas.microsoft.com/office/drawing/2014/chartex" xmlns:mc="http://schemas.openxmlformats.org/markup-compatibility/2006" xmlns:o="urn:schemas-microsoft-com:office:office" xmlns:r="http://schemas.openxmlformats.org/officeDocument/2006/relationships" xmlns:m="http://schemas.openxmlformats.org/officeDocument/2006/math" xmlns:v="urn:schemas-microsoft-com:vml" xmlns:wp14="http://schemas.microsoft.com/office/word/2010/wordprocessingDrawing" xmlns:wp="http://schemas.openxmlformats.org/drawingml/2006/wordprocessingDrawing" xmlns:w10="urn:schemas-microsoft-com:office:word" xmlns:w="http://schemas.openxmlformats.org/wordprocessingml/2006/main" xmlns:w14="http://schemas.microsoft.com/office/word/2010/wordml" xmlns:w15="http://schemas.microsoft.com/office/word/2012/wordml" xmlns:w16se="http://schemas.microsoft.com/office/word/2015/wordml/symex" xmlns:wpg="http://schemas.microsoft.com/office/word/2010/wordprocessingGroup" xmlns:wpi="http://schemas.microsoft.com/office/word/2010/wordprocessingInk" xmlns:wne="http://schemas.microsoft.com/office/word/2006/wordml" xmlns:wps="http://schemas.microsoft.com/office/word/2010/wordprocessingShape" mc:Ignorable="w14 w15 w16se wp14">
   <w:body>
     <w:p>
       <w:pPr>
@@ -24,18 +24,8 @@
           <w:bCs/>
           <w:color w:val="000000"/>
         </w:rPr>
-        <w:t xml:space="preserve">FAI – CENTRO DE ENSINO SUPERIOR EM GESTÃO, TECNOLOGIA E </w:t>
-      </w:r>
-      <w:proofErr w:type="gramStart"/>
-      <w:r>
-        <w:rPr>
-          <w:b/>
-          <w:bCs/>
-          <w:color w:val="000000"/>
-        </w:rPr>
-        <w:t>EDUCAÇÃO</w:t>
-      </w:r>
-      <w:proofErr w:type="gramEnd"/>
+        <w:t>FAI – CENTRO DE ENSINO SUPERIOR EM GESTÃO, TECNOLOGIA E EDUCAÇÃO</w:t>
+      </w:r>
     </w:p>
     <w:p>
       <w:pPr>
@@ -212,17 +202,8 @@
           <w:bCs/>
         </w:rPr>
         <w:lastRenderedPageBreak/>
-        <w:t xml:space="preserve">FAI – CENTRO DE ENSINO SUPERIOR EM GESTÃO, TECNOLOGIA E </w:t>
-      </w:r>
-      <w:proofErr w:type="gramStart"/>
-      <w:r>
-        <w:rPr>
-          <w:b/>
-          <w:bCs/>
-        </w:rPr>
-        <w:t>EDUCAÇÃO</w:t>
-      </w:r>
-      <w:proofErr w:type="gramEnd"/>
+        <w:t>FAI – CENTRO DE ENSINO SUPERIOR EM GESTÃO, TECNOLOGIA E EDUCAÇÃO</w:t>
+      </w:r>
     </w:p>
     <w:p>
       <w:pPr>
@@ -579,16 +560,11 @@
               <w:spacing w:before="40" w:after="40"/>
               <w:jc w:val="center"/>
             </w:pPr>
-            <w:proofErr w:type="gramStart"/>
             <w:r>
               <w:t>v</w:t>
             </w:r>
             <w:r>
-              <w:t>1</w:t>
-            </w:r>
-            <w:proofErr w:type="gramEnd"/>
-            <w:r>
-              <w:t>.0</w:t>
+              <w:t>1.0</w:t>
             </w:r>
           </w:p>
         </w:tc>
@@ -686,7 +662,6 @@
                 <w:color w:val="000000" w:themeColor="text1"/>
               </w:rPr>
             </w:pPr>
-            <w:proofErr w:type="gramStart"/>
             <w:r>
               <w:rPr>
                 <w:color w:val="000000" w:themeColor="text1"/>
@@ -697,14 +672,7 @@
               <w:rPr>
                 <w:color w:val="000000" w:themeColor="text1"/>
               </w:rPr>
-              <w:t>1</w:t>
-            </w:r>
-            <w:proofErr w:type="gramEnd"/>
-            <w:r>
-              <w:rPr>
-                <w:color w:val="000000" w:themeColor="text1"/>
-              </w:rPr>
-              <w:t>.1</w:t>
+              <w:t>1.1</w:t>
             </w:r>
           </w:p>
         </w:tc>
@@ -786,7 +754,6 @@
                 <w:color w:val="000000" w:themeColor="text1"/>
               </w:rPr>
             </w:pPr>
-            <w:proofErr w:type="gramStart"/>
             <w:r>
               <w:rPr>
                 <w:color w:val="000000" w:themeColor="text1"/>
@@ -797,14 +764,7 @@
               <w:rPr>
                 <w:color w:val="000000" w:themeColor="text1"/>
               </w:rPr>
-              <w:t>1</w:t>
-            </w:r>
-            <w:proofErr w:type="gramEnd"/>
-            <w:r>
-              <w:rPr>
-                <w:color w:val="000000" w:themeColor="text1"/>
-              </w:rPr>
-              <w:t>.2</w:t>
+              <w:t>1.2</w:t>
             </w:r>
           </w:p>
         </w:tc>
@@ -899,7 +859,6 @@
                 <w:color w:val="000000" w:themeColor="text1"/>
               </w:rPr>
             </w:pPr>
-            <w:proofErr w:type="gramStart"/>
             <w:r>
               <w:rPr>
                 <w:color w:val="000000" w:themeColor="text1"/>
@@ -910,14 +869,7 @@
               <w:rPr>
                 <w:color w:val="000000" w:themeColor="text1"/>
               </w:rPr>
-              <w:t>1</w:t>
-            </w:r>
-            <w:proofErr w:type="gramEnd"/>
-            <w:r>
-              <w:rPr>
-                <w:color w:val="000000" w:themeColor="text1"/>
-              </w:rPr>
-              <w:t>.3</w:t>
+              <w:t>1.3</w:t>
             </w:r>
           </w:p>
         </w:tc>
@@ -999,14 +951,12 @@
                 <w:color w:val="000000" w:themeColor="text1"/>
               </w:rPr>
             </w:pPr>
-            <w:proofErr w:type="gramStart"/>
             <w:r>
               <w:rPr>
                 <w:color w:val="000000" w:themeColor="text1"/>
               </w:rPr>
               <w:t>v2</w:t>
             </w:r>
-            <w:proofErr w:type="gramEnd"/>
           </w:p>
         </w:tc>
         <w:tc>
@@ -1075,14 +1025,12 @@
                 <w:color w:val="000000" w:themeColor="text1"/>
               </w:rPr>
             </w:pPr>
-            <w:proofErr w:type="gramStart"/>
             <w:r>
               <w:rPr>
                 <w:color w:val="000000" w:themeColor="text1"/>
               </w:rPr>
               <w:t>v3</w:t>
             </w:r>
-            <w:proofErr w:type="gramEnd"/>
           </w:p>
         </w:tc>
         <w:tc>
@@ -1245,31 +1193,13 @@
         <w:jc w:val="both"/>
       </w:pPr>
       <w:r>
-        <w:t xml:space="preserve">Com o aumento do envelhecimento da população nas últimas décadas, houve dificuldades para os familiares na organização das atividades diárias e no acompanhamento adequado da rotina de cuidado, necessitando do auxílio de cuidadores especializados. Devido à dificuldade de encontrar cuidadores confiáveis, o </w:t>
-      </w:r>
-      <w:proofErr w:type="spellStart"/>
-      <w:proofErr w:type="gramStart"/>
-      <w:r>
-        <w:t>ElderConnect</w:t>
-      </w:r>
-      <w:proofErr w:type="spellEnd"/>
-      <w:proofErr w:type="gramEnd"/>
-      <w:r>
-        <w:t xml:space="preserve"> foi criado com o objetivo de auxiliar na conexão entre cuidadores e familiares, além de contribuir para o gerenciamento das atividades de cuidado. </w:t>
+        <w:t xml:space="preserve">Com o aumento do envelhecimento da população nas últimas décadas, houve dificuldades para os familiares na organização das atividades diárias e no acompanhamento adequado da rotina de cuidado, necessitando do auxílio de cuidadores especializados. Devido à dificuldade de encontrar cuidadores confiáveis, o ElderConnect foi criado com o objetivo de auxiliar na conexão entre cuidadores e familiares, além de contribuir para o gerenciamento das atividades de cuidado. </w:t>
       </w:r>
       <w:r>
         <w:t>A metodologia adotada consiste em</w:t>
       </w:r>
       <w:r>
-        <w:t xml:space="preserve"> etapas de levantamento de requisitos, análise, modelagem, </w:t>
-      </w:r>
-      <w:proofErr w:type="gramStart"/>
-      <w:r>
-        <w:t>implementação</w:t>
-      </w:r>
-      <w:proofErr w:type="gramEnd"/>
-      <w:r>
-        <w:t xml:space="preserve"> e testes. Espera-se que o sistema reduza a dificuldade na busca por cuidadores e melhore na organização da rotina de cuidados, tornando mais fácil e mais segura.</w:t>
+        <w:t xml:space="preserve"> etapas de levantamento de requisitos, análise, modelagem, implementação e testes. Espera-se que o sistema reduza a dificuldade na busca por cuidadores e melhore na organização da rotina de cuidados, tornando mais fácil e mais segura.</w:t>
       </w:r>
       <w:r>
         <w:t xml:space="preserve"> Dessa forma, o sistema se apresenta como uma solução para apoiar o cuidado com idosos.</w:t>
@@ -1385,7 +1315,7 @@
               </wp:anchor>
             </w:drawing>
           </mc:Choice>
-          <mc:Fallback xmlns:cx="http://schemas.microsoft.com/office/drawing/2014/chartex" xmlns:w15="http://schemas.microsoft.com/office/word/2012/wordml" xmlns:w16se="http://schemas.microsoft.com/office/word/2015/wordml/symex">
+          <mc:Fallback>
             <w:pict>
               <v:shapetype w14:anchorId="7018CBA8" id="_x0000_t202" coordsize="21600,21600" o:spt="202" path="m,l,21600r21600,l21600,xe">
                 <v:stroke joinstyle="miter"/>
@@ -1859,13 +1789,8 @@
               <w:jc w:val="both"/>
             </w:pPr>
             <w:r>
-              <w:t xml:space="preserve">FAI - Centro de Ensino Superior em Gestão, Tecnologia e </w:t>
-            </w:r>
-            <w:proofErr w:type="gramStart"/>
-            <w:r>
-              <w:t>Educação</w:t>
-            </w:r>
-            <w:proofErr w:type="gramEnd"/>
+              <w:t>FAI - Centro de Ensino Superior em Gestão, Tecnologia e Educação</w:t>
+            </w:r>
           </w:p>
         </w:tc>
       </w:tr>
@@ -1928,33 +1853,8 @@
                 <w:i/>
                 <w:iCs/>
               </w:rPr>
-              <w:t xml:space="preserve">Java Standard </w:t>
-            </w:r>
-            <w:proofErr w:type="spellStart"/>
-            <w:r>
-              <w:rPr>
-                <w:i/>
-                <w:iCs/>
-              </w:rPr>
-              <w:t>Runtime</w:t>
-            </w:r>
-            <w:proofErr w:type="spellEnd"/>
-            <w:r>
-              <w:rPr>
-                <w:i/>
-                <w:iCs/>
-              </w:rPr>
-              <w:t xml:space="preserve"> </w:t>
-            </w:r>
-            <w:proofErr w:type="spellStart"/>
-            <w:r>
-              <w:rPr>
-                <w:i/>
-                <w:iCs/>
-              </w:rPr>
-              <w:t>Environment</w:t>
-            </w:r>
-            <w:proofErr w:type="spellEnd"/>
+              <w:t>Java Standard Runtime Environment</w:t>
+            </w:r>
           </w:p>
         </w:tc>
       </w:tr>
@@ -1982,31 +1882,13 @@
               <w:spacing w:before="120" w:after="120"/>
               <w:jc w:val="both"/>
             </w:pPr>
-            <w:proofErr w:type="spellStart"/>
             <w:r>
               <w:rPr>
                 <w:i/>
                 <w:iCs/>
               </w:rPr>
-              <w:t>Random</w:t>
-            </w:r>
-            <w:proofErr w:type="spellEnd"/>
-            <w:r>
-              <w:rPr>
-                <w:i/>
-                <w:iCs/>
-              </w:rPr>
-              <w:t xml:space="preserve"> Access </w:t>
-            </w:r>
-            <w:proofErr w:type="spellStart"/>
-            <w:r>
-              <w:rPr>
-                <w:i/>
-                <w:iCs/>
-              </w:rPr>
-              <w:t>Memory</w:t>
-            </w:r>
-            <w:proofErr w:type="spellEnd"/>
+              <w:t>Random Access Memory</w:t>
+            </w:r>
           </w:p>
         </w:tc>
       </w:tr>
@@ -2094,47 +1976,13 @@
               <w:spacing w:before="120" w:after="120"/>
               <w:jc w:val="both"/>
             </w:pPr>
-            <w:proofErr w:type="spellStart"/>
             <w:r>
               <w:rPr>
                 <w:i/>
                 <w:iCs/>
               </w:rPr>
-              <w:t>Unified</w:t>
-            </w:r>
-            <w:proofErr w:type="spellEnd"/>
-            <w:r>
-              <w:rPr>
-                <w:i/>
-                <w:iCs/>
-              </w:rPr>
-              <w:t xml:space="preserve"> </w:t>
-            </w:r>
-            <w:proofErr w:type="spellStart"/>
-            <w:r>
-              <w:rPr>
-                <w:i/>
-                <w:iCs/>
-              </w:rPr>
-              <w:t>Modeling</w:t>
-            </w:r>
-            <w:proofErr w:type="spellEnd"/>
-            <w:r>
-              <w:rPr>
-                <w:i/>
-                <w:iCs/>
-              </w:rPr>
-              <w:t xml:space="preserve"> </w:t>
-            </w:r>
-            <w:proofErr w:type="spellStart"/>
-            <w:r>
-              <w:rPr>
-                <w:i/>
-                <w:iCs/>
-              </w:rPr>
-              <w:t>Language</w:t>
-            </w:r>
-            <w:proofErr w:type="spellEnd"/>
+              <w:t>Unified Modeling Language</w:t>
+            </w:r>
           </w:p>
         </w:tc>
       </w:tr>
@@ -3197,9 +3045,9 @@
         <w:spacing w:before="120" w:after="120"/>
         <w:jc w:val="both"/>
         <w:sectPr>
-          <w:headerReference w:type="even" r:id="rId9"/>
-          <w:headerReference w:type="default" r:id="rId10"/>
-          <w:headerReference w:type="first" r:id="rId11"/>
+          <w:headerReference w:type="even" r:id="rId8"/>
+          <w:headerReference w:type="default" r:id="rId9"/>
+          <w:headerReference w:type="first" r:id="rId10"/>
           <w:pgSz w:w="11907" w:h="16840"/>
           <w:pgMar w:top="1701" w:right="1134" w:bottom="1134" w:left="1701" w:header="720" w:footer="720" w:gutter="0"/>
           <w:pgNumType w:start="1"/>
@@ -3229,7 +3077,6 @@
       </w:pPr>
       <w:bookmarkStart w:id="1" w:name="_uebpuqog7hoa" w:colFirst="0" w:colLast="0"/>
       <w:bookmarkEnd w:id="1"/>
-      <w:proofErr w:type="gramStart"/>
       <w:r>
         <w:rPr>
           <w:b/>
@@ -3238,17 +3085,7 @@
           <w:color w:val="000000"/>
         </w:rPr>
         <w:lastRenderedPageBreak/>
-        <w:t>1</w:t>
-      </w:r>
-      <w:proofErr w:type="gramEnd"/>
-      <w:r>
-        <w:rPr>
-          <w:b/>
-          <w:bCs/>
-          <w:smallCaps/>
-          <w:color w:val="000000"/>
-        </w:rPr>
-        <w:t xml:space="preserve"> INTRODUÇÃO</w:t>
+        <w:t>1 INTRODUÇÃO</w:t>
       </w:r>
       <w:r>
         <w:rPr>
@@ -3329,7 +3166,7 @@
               </wp:anchor>
             </w:drawing>
           </mc:Choice>
-          <mc:Fallback xmlns:cx="http://schemas.microsoft.com/office/drawing/2014/chartex" xmlns:w15="http://schemas.microsoft.com/office/word/2012/wordml" xmlns:w16se="http://schemas.microsoft.com/office/word/2015/wordml/symex">
+          <mc:Fallback>
             <w:pict>
               <v:shape w14:anchorId="65E7CEEC" id="Caixa de Texto 3" o:spid="_x0000_s1027" type="#_x0000_t202" style="position:absolute;margin-left:440pt;margin-top:-54.4pt;width:15pt;height:20.4pt;z-index:251659264;visibility:visible;mso-wrap-style:square;mso-wrap-distance-left:9pt;mso-wrap-distance-top:0;mso-wrap-distance-right:9pt;mso-wrap-distance-bottom:0;mso-position-horizontal:absolute;mso-position-horizontal-relative:text;mso-position-vertical:absolute;mso-position-vertical-relative:text;v-text-anchor:top" o:gfxdata="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" stroked="f">
                 <v:textbox>
@@ -3446,7 +3283,7 @@
               </wp:anchor>
             </w:drawing>
           </mc:Choice>
-          <mc:Fallback xmlns:cx="http://schemas.microsoft.com/office/drawing/2014/chartex" xmlns:w15="http://schemas.microsoft.com/office/word/2012/wordml" xmlns:w16se="http://schemas.microsoft.com/office/word/2015/wordml/symex">
+          <mc:Fallback>
             <w:pict>
               <v:shape w14:anchorId="7FCD1C33" id="Caixa de Texto 2" o:spid="_x0000_s1028" type="#_x0000_t202" style="position:absolute;margin-left:445pt;margin-top:-54.4pt;width:10pt;height:20.4pt;z-index:251660288;visibility:visible;mso-wrap-style:square;mso-wrap-distance-left:9pt;mso-wrap-distance-top:0;mso-wrap-distance-right:9pt;mso-wrap-distance-bottom:0;mso-position-horizontal:absolute;mso-position-horizontal-relative:text;mso-position-vertical:absolute;mso-position-vertical-relative:text;v-text-anchor:top" o:gfxdata="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" stroked="f">
                 <v:textbox>
@@ -3508,49 +3345,32 @@
         <w:rPr>
           <w:color w:val="000000" w:themeColor="text1"/>
         </w:rPr>
-        <w:t xml:space="preserve">O </w:t>
-      </w:r>
-      <w:proofErr w:type="spellStart"/>
-      <w:proofErr w:type="gramStart"/>
+        <w:t xml:space="preserve">O ElderConnect é um sistema para facilitar a conexão entre </w:t>
+      </w:r>
       <w:r>
         <w:rPr>
           <w:color w:val="000000" w:themeColor="text1"/>
         </w:rPr>
-        <w:t>ElderConnect</w:t>
-      </w:r>
-      <w:proofErr w:type="spellEnd"/>
-      <w:proofErr w:type="gramEnd"/>
+        <w:t xml:space="preserve">idosos ou </w:t>
+      </w:r>
       <w:r>
         <w:rPr>
           <w:color w:val="000000" w:themeColor="text1"/>
         </w:rPr>
-        <w:t xml:space="preserve"> é um sistema para facilitar a conexão entre </w:t>
+        <w:t>responsáveis</w:t>
       </w:r>
       <w:r>
         <w:rPr>
           <w:color w:val="000000" w:themeColor="text1"/>
         </w:rPr>
-        <w:t xml:space="preserve">idosos ou </w:t>
+        <w:t xml:space="preserve"> do idoso</w:t>
       </w:r>
       <w:r>
         <w:rPr>
           <w:color w:val="000000" w:themeColor="text1"/>
         </w:rPr>
-        <w:t>responsáveis</w:t>
-      </w:r>
-      <w:r>
-        <w:rPr>
-          <w:color w:val="000000" w:themeColor="text1"/>
-        </w:rPr>
-        <w:t xml:space="preserve"> do idoso</w:t>
-      </w:r>
-      <w:r>
-        <w:rPr>
-          <w:color w:val="000000" w:themeColor="text1"/>
-        </w:rPr>
         <w:t xml:space="preserve"> e cuidadores, além de organizar a rotina e os cuidados diários de pessoas idosas. A proposta do sistema é resolver problemas como a dificuldade de encontrar cuidadores disponíveis e confiáveis, bem como auxiliar no controle de medicamentos e acompanhamento da saúde do idoso. O sistema permitirá o cadastro de responsáveis, cuidadores e idosos, com autenticação segura de usuários. Os cuidadores poderão informar sua experiência, cidade, valor por hora e horários disponíveis, possibilitando que responsáveis realizem buscas com filtros específicos. Também será possível vincular um cuidador a um idoso após a contratação. Além disso, o portal contará com uma agenda de medicamentos, onde poderão ser cadastrados nome do remédio, dose, horários e frequência, permitindo melhor controle da administração. O sistema será desenvolvido com Java no </w:t>
       </w:r>
-      <w:proofErr w:type="spellStart"/>
       <w:r>
         <w:rPr>
           <w:i/>
@@ -3558,42 +3378,11 @@
         </w:rPr>
         <w:t>backend</w:t>
       </w:r>
-      <w:proofErr w:type="spellEnd"/>
       <w:r>
         <w:rPr>
           <w:color w:val="000000" w:themeColor="text1"/>
         </w:rPr>
-        <w:t xml:space="preserve"> e </w:t>
-      </w:r>
-      <w:proofErr w:type="spellStart"/>
-      <w:proofErr w:type="gramStart"/>
-      <w:r>
-        <w:rPr>
-          <w:color w:val="000000" w:themeColor="text1"/>
-        </w:rPr>
-        <w:t>PostgreSQL</w:t>
-      </w:r>
-      <w:proofErr w:type="spellEnd"/>
-      <w:proofErr w:type="gramEnd"/>
-      <w:r>
-        <w:rPr>
-          <w:color w:val="000000" w:themeColor="text1"/>
-        </w:rPr>
-        <w:t xml:space="preserve"> como banco de dados, garantindo organização, segurança e escalabilidade. O objetivo principal é oferecer uma solução prática, segura e organizada para apoiar o cuidado com a pessoa idosa, promovendo mais tranquilidade aos </w:t>
-      </w:r>
-      <w:proofErr w:type="gramStart"/>
-      <w:r>
-        <w:rPr>
-          <w:color w:val="000000" w:themeColor="text1"/>
-        </w:rPr>
-        <w:t>familiares e maior profissionalização</w:t>
-      </w:r>
-      <w:proofErr w:type="gramEnd"/>
-      <w:r>
-        <w:rPr>
-          <w:color w:val="000000" w:themeColor="text1"/>
-        </w:rPr>
-        <w:t xml:space="preserve"> aos cuidadores.</w:t>
+        <w:t xml:space="preserve"> e PostgreSQL como banco de dados, garantindo organização, segurança e escalabilidade. O objetivo principal é oferecer uma solução prática, segura e organizada para apoiar o cuidado com a pessoa idosa, promovendo mais tranquilidade aos familiares e maior profissionalização aos cuidadores.</w:t>
       </w:r>
     </w:p>
     <w:p>
@@ -3619,7 +3408,6 @@
       <w:r>
         <w:br w:type="page"/>
       </w:r>
-      <w:proofErr w:type="gramStart"/>
       <w:r>
         <w:rPr>
           <w:b/>
@@ -3630,7 +3418,6 @@
         <w:lastRenderedPageBreak/>
         <w:t>2</w:t>
       </w:r>
-      <w:proofErr w:type="gramEnd"/>
       <w:r>
         <w:rPr>
           <w:b/>
@@ -3660,21 +3447,7 @@
         <w:rPr>
           <w:color w:val="000000" w:themeColor="text1"/>
         </w:rPr>
-        <w:t xml:space="preserve">Neste capítulo serão apresentados o tema do projeto, a formulação do problema e a hipótese, os objetivos gerais e específicos, a justificativa do trabalho, o público de interesse, o referencial teórico, a metodologia de desenvolvimento e a análise </w:t>
-      </w:r>
-      <w:proofErr w:type="gramStart"/>
-      <w:r>
-        <w:rPr>
-          <w:color w:val="000000" w:themeColor="text1"/>
-        </w:rPr>
-        <w:t>situacional relacionados ao projeto</w:t>
-      </w:r>
-      <w:proofErr w:type="gramEnd"/>
-      <w:r>
-        <w:rPr>
-          <w:color w:val="000000" w:themeColor="text1"/>
-        </w:rPr>
-        <w:t>.</w:t>
+        <w:t>Neste capítulo serão apresentados o tema do projeto, a formulação do problema e a hipótese, os objetivos gerais e específicos, a justificativa do trabalho, o público de interesse, o referencial teórico, a metodologia de desenvolvimento e a análise situacional relacionados ao projeto.</w:t>
       </w:r>
     </w:p>
     <w:p>
@@ -3730,21 +3503,12 @@
           <w:color w:val="000000"/>
         </w:rPr>
       </w:pPr>
-      <w:proofErr w:type="gramStart"/>
       <w:r>
         <w:rPr>
           <w:smallCaps/>
           <w:color w:val="000000"/>
         </w:rPr>
-        <w:t>2.2 FORMULAÇÃO</w:t>
-      </w:r>
-      <w:proofErr w:type="gramEnd"/>
-      <w:r>
-        <w:rPr>
-          <w:smallCaps/>
-          <w:color w:val="000000"/>
-        </w:rPr>
-        <w:t xml:space="preserve"> DO PROBLEMA E HIPÓTESE</w:t>
+        <w:t>2.2 FORMULAÇÃO DO PROBLEMA E HIPÓTESE</w:t>
       </w:r>
     </w:p>
     <w:p>
@@ -3765,21 +3529,7 @@
         <w:rPr>
           <w:color w:val="000000" w:themeColor="text1"/>
         </w:rPr>
-        <w:t xml:space="preserve"> Em uma entrevista realizada com uma cuidadora de idosos, foram relatadas algumas dificuldades enfrentadas no dia a dia da profissão. Entre elas, </w:t>
-      </w:r>
-      <w:proofErr w:type="gramStart"/>
-      <w:r>
-        <w:rPr>
-          <w:color w:val="000000" w:themeColor="text1"/>
-        </w:rPr>
-        <w:t>destacam-se</w:t>
-      </w:r>
-      <w:proofErr w:type="gramEnd"/>
-      <w:r>
-        <w:rPr>
-          <w:color w:val="000000" w:themeColor="text1"/>
-        </w:rPr>
-        <w:t xml:space="preserve"> a dificuldade em transmitir confiança às famílias dos idosos, a dificuldade das famílias em encontrar cuidadores disponíveis e confiáveis e a ausência de um ambiente organizado onde seja possível procurar profissionais, visualizar suas experiências e avaliar seus serviços. Um lugar organizado onde a família poderia procurar cuidadores e ver suas </w:t>
+        <w:t xml:space="preserve"> Em uma entrevista realizada com uma cuidadora de idosos, foram relatadas algumas dificuldades enfrentadas no dia a dia da profissão. Entre elas, destacam-se a dificuldade em transmitir confiança às famílias dos idosos, a dificuldade das famílias em encontrar cuidadores disponíveis e confiáveis e a ausência de um ambiente organizado onde seja possível procurar profissionais, visualizar suas experiências e avaliar seus serviços. Um lugar organizado onde a família poderia procurar cuidadores e ver suas </w:t>
       </w:r>
       <w:r>
         <w:rPr>
@@ -3915,27 +3665,11 @@
       </w:r>
       <w:r>
         <w:br/>
-        <w:t xml:space="preserve">• </w:t>
-      </w:r>
-      <w:proofErr w:type="gramStart"/>
-      <w:r>
-        <w:t>Implementar</w:t>
-      </w:r>
-      <w:proofErr w:type="gramEnd"/>
-      <w:r>
-        <w:t xml:space="preserve"> uma agenda de medicamentos para auxiliar no controle de remédios, doses e horários.</w:t>
+        <w:t>• Implementar uma agenda de medicamentos para auxiliar no controle de remédios, doses e horários.</w:t>
       </w:r>
       <w:r>
         <w:br/>
-        <w:t xml:space="preserve">• Utilizar Java no desenvolvimento do sistema e </w:t>
-      </w:r>
-      <w:proofErr w:type="spellStart"/>
-      <w:r>
-        <w:t>PostgreSQL</w:t>
-      </w:r>
-      <w:proofErr w:type="spellEnd"/>
-      <w:r>
-        <w:t xml:space="preserve"> para armazenamento dos dados.</w:t>
+        <w:t>• Utilizar Java no desenvolvimento do sistema e PostgreSQL para armazenamento dos dados.</w:t>
       </w:r>
     </w:p>
     <w:p>
@@ -3967,15 +3701,7 @@
         <w:jc w:val="both"/>
       </w:pPr>
       <w:r>
-        <w:t xml:space="preserve">O crescimento da população idosa tem aumentado </w:t>
-      </w:r>
-      <w:proofErr w:type="gramStart"/>
-      <w:r>
-        <w:t>a</w:t>
-      </w:r>
-      <w:proofErr w:type="gramEnd"/>
-      <w:r>
-        <w:t xml:space="preserve"> necessidade de cuidados especializados e acompanhamento diário. Muitas famílias enfrentam dificuldades para encontrar cuidadores de idosos confiáveis e qualificados, além de não possuírem um ambiente organizado onde possam buscar profissionais e verificar suas experiências e disponibilidade. Da mesma forma, cuidadores também enfrentam dificuldades para divulgar seus serviços e conquistar a confiança das famílias.</w:t>
+        <w:t>O crescimento da população idosa tem aumentado a necessidade de cuidados especializados e acompanhamento diário. Muitas famílias enfrentam dificuldades para encontrar cuidadores de idosos confiáveis e qualificados, além de não possuírem um ambiente organizado onde possam buscar profissionais e verificar suas experiências e disponibilidade. Da mesma forma, cuidadores também enfrentam dificuldades para divulgar seus serviços e conquistar a confiança das famílias.</w:t>
       </w:r>
     </w:p>
     <w:p>
@@ -4025,21 +3751,12 @@
           <w:color w:val="000000"/>
         </w:rPr>
       </w:pPr>
-      <w:proofErr w:type="gramStart"/>
       <w:r>
         <w:rPr>
           <w:smallCaps/>
           <w:color w:val="000000"/>
         </w:rPr>
-        <w:t>2.5 PÚBLICO</w:t>
-      </w:r>
-      <w:proofErr w:type="gramEnd"/>
-      <w:r>
-        <w:rPr>
-          <w:smallCaps/>
-          <w:color w:val="000000"/>
-        </w:rPr>
-        <w:t xml:space="preserve"> DE INTERESSE</w:t>
+        <w:t>2.5 PÚBLICO DE INTERESSE</w:t>
       </w:r>
     </w:p>
     <w:p>
@@ -4067,21 +3784,12 @@
           <w:color w:val="000000"/>
         </w:rPr>
       </w:pPr>
-      <w:proofErr w:type="gramStart"/>
       <w:r>
         <w:rPr>
           <w:smallCaps/>
           <w:color w:val="000000" w:themeColor="text1"/>
         </w:rPr>
-        <w:t>2.6 REFERENCIAL</w:t>
-      </w:r>
-      <w:proofErr w:type="gramEnd"/>
-      <w:r>
-        <w:rPr>
-          <w:smallCaps/>
-          <w:color w:val="000000" w:themeColor="text1"/>
-        </w:rPr>
-        <w:t xml:space="preserve"> TEÓRICO </w:t>
+        <w:t xml:space="preserve">2.6 REFERENCIAL TEÓRICO </w:t>
       </w:r>
     </w:p>
     <w:p>
@@ -4099,26 +3807,10 @@
         <w:jc w:val="both"/>
       </w:pPr>
       <w:r>
-        <w:t xml:space="preserve">De acordo com Marek </w:t>
-      </w:r>
-      <w:proofErr w:type="gramStart"/>
-      <w:r>
-        <w:t>et</w:t>
-      </w:r>
-      <w:proofErr w:type="gramEnd"/>
-      <w:r>
-        <w:t xml:space="preserve"> al., o gerenciamento de medicamentos em idosos é um processo complexo, pois envolve diversos fatores como dificuldades cognitivas, problemas de visão e a presença de múltiplos medicamentos prescritos. Esses fatores podem levar a erros na administração dos remédios quando não há um acompanhamento adequado, principalmente quando o idoso vive sozinho ou depende de diferentes cuidadores ao lon</w:t>
-      </w:r>
-      <w:r>
-        <w:t xml:space="preserve">go do dia (MAREK </w:t>
-      </w:r>
-      <w:proofErr w:type="gramStart"/>
-      <w:r>
-        <w:t>et</w:t>
-      </w:r>
-      <w:proofErr w:type="gramEnd"/>
-      <w:r>
-        <w:t xml:space="preserve"> al., 2008).</w:t>
+        <w:t>De acordo com Marek et al., o gerenciamento de medicamentos em idosos é um processo complexo, pois envolve diversos fatores como dificuldades cognitivas, problemas de visão e a presença de múltiplos medicamentos prescritos. Esses fatores podem levar a erros na administração dos remédios quando não há um acompanhamento adequado, principalmente quando o idoso vive sozinho ou depende de diferentes cuidadores ao lon</w:t>
+      </w:r>
+      <w:r>
+        <w:t>go do dia (MAREK et al., 2008).</w:t>
       </w:r>
     </w:p>
     <w:p>
@@ -4136,25 +3828,10 @@
         <w:jc w:val="both"/>
       </w:pPr>
       <w:r>
-        <w:t xml:space="preserve">Um exemplo de trabalho relacionado é o aplicativo </w:t>
-      </w:r>
-      <w:proofErr w:type="spellStart"/>
-      <w:proofErr w:type="gramStart"/>
-      <w:r>
-        <w:t>DoseApp</w:t>
-      </w:r>
-      <w:proofErr w:type="spellEnd"/>
-      <w:proofErr w:type="gramEnd"/>
-      <w:r>
-        <w:t>, que foi desenvolvido com o objetivo de auxiliar cuidadores e familiares no gerenciamento de medicamentos e na organização da rotina diária de idosos. O sistema permite registrar horários, dosagens e outras informações importantes, reduzindo o risco de perda de informações quando há revezamento entre diferentes cuidadores (ROSTIROLLA; SOUZA, 2022</w:t>
-      </w:r>
-      <w:proofErr w:type="gramStart"/>
-      <w:r>
-        <w:t>)</w:t>
+        <w:t>Um exemplo de trabalho relacionado é o aplicativo DoseApp, que foi desenvolvido com o objetivo de auxiliar cuidadores e familiares no gerenciamento de medicamentos e na organização da rotina diária de idosos. O sistema permite registrar horários, dosagens e outras informações importantes, reduzindo o risco de perda de informações quando há revezamento entre diferentes cuidadores (ROSTIROLLA; SOUZA, 2022)</w:t>
       </w:r>
       <w:bookmarkStart w:id="7" w:name="_ctqy09cxo6nw"/>
       <w:bookmarkEnd w:id="7"/>
-      <w:proofErr w:type="gramEnd"/>
     </w:p>
     <w:p>
       <w:pPr>
@@ -4167,14 +3844,9 @@
           <w:between w:val="nil"/>
         </w:pBdr>
       </w:pPr>
-      <w:proofErr w:type="gramStart"/>
       <w:r>
         <w:lastRenderedPageBreak/>
-        <w:t>2.7 METODOLOGIA</w:t>
-      </w:r>
-      <w:proofErr w:type="gramEnd"/>
-      <w:r>
-        <w:t xml:space="preserve"> DE TRABALHO</w:t>
+        <w:t>2.7 METODOLOGIA DE TRABALHO</w:t>
       </w:r>
     </w:p>
     <w:p>
@@ -4183,17 +3855,7 @@
         <w:jc w:val="both"/>
       </w:pPr>
       <w:r>
-        <w:t xml:space="preserve">Para o desenvolvimento do projeto </w:t>
-      </w:r>
-      <w:proofErr w:type="spellStart"/>
-      <w:proofErr w:type="gramStart"/>
-      <w:r>
-        <w:t>ElderConnect</w:t>
-      </w:r>
-      <w:proofErr w:type="spellEnd"/>
-      <w:proofErr w:type="gramEnd"/>
-      <w:r>
-        <w:t>, será adotada uma abordagem baseada nas etapas de análise, planejamento, desenvolvimento e testes do sistema. O objetivo dessa metodologia é garantir que o sistema seja construído de forma organizada, atendendo às necessidades identificadas durante o levantamento de informações e entrevistas realizadas.</w:t>
+        <w:t>Para o desenvolvimento do projeto ElderConnect, será adotada uma abordagem baseada nas etapas de análise, planejamento, desenvolvimento e testes do sistema. O objetivo dessa metodologia é garantir que o sistema seja construído de forma organizada, atendendo às necessidades identificadas durante o levantamento de informações e entrevistas realizadas.</w:t>
       </w:r>
     </w:p>
     <w:p>
@@ -4231,34 +3893,14 @@
       <w:r>
         <w:t xml:space="preserve">Posteriormente será iniciada a fase de desenvolvimento do sistema, utilizando a linguagem de programação Java para o </w:t>
       </w:r>
-      <w:proofErr w:type="spellStart"/>
       <w:r>
         <w:rPr>
           <w:i/>
         </w:rPr>
         <w:t>backend</w:t>
       </w:r>
-      <w:proofErr w:type="spellEnd"/>
-      <w:r>
-        <w:t xml:space="preserve"> e o sistema de gerenciamento de banco de dados </w:t>
-      </w:r>
-      <w:proofErr w:type="spellStart"/>
-      <w:proofErr w:type="gramStart"/>
-      <w:r>
-        <w:t>PostgreSQL</w:t>
-      </w:r>
-      <w:proofErr w:type="spellEnd"/>
-      <w:proofErr w:type="gramEnd"/>
-      <w:r>
-        <w:t xml:space="preserve"> para armazenamento das informações. Durante essa fase serão </w:t>
-      </w:r>
-      <w:proofErr w:type="gramStart"/>
-      <w:r>
-        <w:t>implementadas</w:t>
-      </w:r>
-      <w:proofErr w:type="gramEnd"/>
-      <w:r>
-        <w:t xml:space="preserve"> as funcionalidades definidas anteriormente, bem como os mecanismos de autenticação e organização dos dados dos usuários.</w:t>
+      <w:r>
+        <w:t xml:space="preserve"> e o sistema de gerenciamento de banco de dados PostgreSQL para armazenamento das informações. Durante essa fase serão implementadas as funcionalidades definidas anteriormente, bem como os mecanismos de autenticação e organização dos dados dos usuários.</w:t>
       </w:r>
     </w:p>
     <w:p>
@@ -4287,13 +3929,8 @@
           <w:between w:val="nil"/>
         </w:pBdr>
       </w:pPr>
-      <w:proofErr w:type="gramStart"/>
-      <w:r>
-        <w:t>2.8 ANÁLISE</w:t>
-      </w:r>
-      <w:proofErr w:type="gramEnd"/>
-      <w:r>
-        <w:t xml:space="preserve"> SITUACIONAL</w:t>
+      <w:r>
+        <w:t>2.8 ANÁLISE SITUACIONAL</w:t>
       </w:r>
     </w:p>
     <w:p>
@@ -4313,15 +3950,7 @@
         <w:jc w:val="both"/>
       </w:pPr>
       <w:r>
-        <w:t xml:space="preserve">A partir dessas entrevistas, foi possível identificar alguns pontos em comum. Entre os principais desafios estão </w:t>
-      </w:r>
-      <w:proofErr w:type="gramStart"/>
-      <w:r>
-        <w:t>a</w:t>
-      </w:r>
-      <w:proofErr w:type="gramEnd"/>
-      <w:r>
-        <w:t xml:space="preserve"> dificuldade de encontrar cuidadores disponíveis e confiáveis, a falta de organização na divulgação dos serviços de cuidado e a necessidade de ferramentas que auxiliem no acompanhamento da rotina e da saúde dos idosos. Observou-se também que soluções tecnológicas podem contribuir significativamente para reduzir essas dificuldades, desde que sejam </w:t>
+        <w:t xml:space="preserve">A partir dessas entrevistas, foi possível identificar alguns pontos em comum. Entre os principais desafios estão a dificuldade de encontrar cuidadores disponíveis e confiáveis, a falta de organização na divulgação dos serviços de cuidado e a necessidade de ferramentas que auxiliem no acompanhamento da rotina e da saúde dos idosos. Observou-se também que soluções tecnológicas podem contribuir significativamente para reduzir essas dificuldades, desde que sejam </w:t>
       </w:r>
       <w:r>
         <w:t>simples acessíveis</w:t>
@@ -4354,7 +3983,6 @@
       </w:pPr>
       <w:bookmarkStart w:id="9" w:name="_5xhdqyoxv5pz"/>
       <w:bookmarkEnd w:id="9"/>
-      <w:proofErr w:type="gramStart"/>
       <w:r>
         <w:rPr>
           <w:b/>
@@ -4363,42 +3991,12 @@
           <w:color w:val="000000" w:themeColor="text1"/>
         </w:rPr>
         <w:lastRenderedPageBreak/>
-        <w:t>3</w:t>
-      </w:r>
-      <w:proofErr w:type="gramEnd"/>
-      <w:r>
-        <w:rPr>
-          <w:b/>
-          <w:bCs/>
-          <w:smallCaps/>
-          <w:color w:val="000000" w:themeColor="text1"/>
-        </w:rPr>
-        <w:t xml:space="preserve"> PLANEJAMENTO </w:t>
-      </w:r>
-    </w:p>
-    <w:p>
-      <w:r>
-        <w:t xml:space="preserve">Neste capítulo, é apresentado o planejamento do projeto </w:t>
-      </w:r>
-      <w:proofErr w:type="spellStart"/>
-      <w:proofErr w:type="gramStart"/>
-      <w:r>
-        <w:t>ElderConnect</w:t>
-      </w:r>
-      <w:proofErr w:type="spellEnd"/>
-      <w:proofErr w:type="gramEnd"/>
-      <w:r>
-        <w:t xml:space="preserve">, mostrando de forma clara e organizada como o sistema será desenvolvido ao longo do tempo. São descritos os recursos necessários para a execução do projeto, incluindo recursos humanos, de software e de hardware, além de outros elementos importantes para seu desenvolvimento. Também é apresentado o cronograma do projeto, definindo prazos e organizando as atividades, o que facilita o acompanhamento de todo o processo. Dessa forma, este capítulo funciona como um guia prático, ajudando a manter o projeto no caminho certo e garantindo que o </w:t>
-      </w:r>
-      <w:proofErr w:type="spellStart"/>
-      <w:proofErr w:type="gramStart"/>
-      <w:r>
-        <w:t>ElderConnect</w:t>
-      </w:r>
-      <w:proofErr w:type="spellEnd"/>
-      <w:proofErr w:type="gramEnd"/>
-      <w:r>
-        <w:t xml:space="preserve"> seja desenvolvido de forma eficiente, segura e alinhada aos objetivos propostos.</w:t>
+        <w:t xml:space="preserve">3 PLANEJAMENTO </w:t>
+      </w:r>
+    </w:p>
+    <w:p>
+      <w:r>
+        <w:t>Neste capítulo, é apresentado o planejamento do projeto ElderConnect, mostrando de forma clara e organizada como o sistema será desenvolvido ao longo do tempo. São descritos os recursos necessários para a execução do projeto, incluindo recursos humanos, de software e de hardware, além de outros elementos importantes para seu desenvolvimento. Também é apresentado o cronograma do projeto, definindo prazos e organizando as atividades, o que facilita o acompanhamento de todo o processo. Dessa forma, este capítulo funciona como um guia prático, ajudando a manter o projeto no caminho certo e garantindo que o ElderConnect seja desenvolvido de forma eficiente, segura e alinhada aos objetivos propostos.</w:t>
       </w:r>
     </w:p>
     <w:p>
@@ -4439,17 +4037,7 @@
         <w:jc w:val="both"/>
       </w:pPr>
       <w:r>
-        <w:t xml:space="preserve">Os recursos humanos do projeto </w:t>
-      </w:r>
-      <w:proofErr w:type="spellStart"/>
-      <w:proofErr w:type="gramStart"/>
-      <w:r>
-        <w:t>ElderConnect</w:t>
-      </w:r>
-      <w:proofErr w:type="spellEnd"/>
-      <w:proofErr w:type="gramEnd"/>
-      <w:r>
-        <w:t xml:space="preserve"> são compostos por três integrantes: Bruno Eduardo Faria de Morais, </w:t>
+        <w:t xml:space="preserve">Os recursos humanos do projeto ElderConnect são compostos por três integrantes: Bruno Eduardo Faria de Morais, </w:t>
       </w:r>
       <w:r>
         <w:t>José Alfredo dos Reis Júnior</w:t>
@@ -4461,20 +4049,7 @@
         <w:t>Marcela de Cássia Costa Rezende</w:t>
       </w:r>
       <w:r>
-        <w:t xml:space="preserve">, responsáveis pelo desenvolvimento do sistema. Os membros atuam de forma colaborativa nas etapas de análise, </w:t>
-      </w:r>
-      <w:proofErr w:type="gramStart"/>
-      <w:r>
-        <w:t>impl</w:t>
-      </w:r>
-      <w:bookmarkStart w:id="11" w:name="_GoBack"/>
-      <w:bookmarkEnd w:id="11"/>
-      <w:r>
-        <w:t>ementação</w:t>
-      </w:r>
-      <w:proofErr w:type="gramEnd"/>
-      <w:r>
-        <w:t xml:space="preserve"> e testes, contribuindo conjuntamente para a construção da solução e para a tomada de decisões ao longo do projeto.</w:t>
+        <w:t>, responsáveis pelo desenvolvimento do sistema. Os membros atuam de forma colaborativa nas etapas de análise, implementação e testes, contribuindo conjuntamente para a construção da solução e para a tomada de decisões ao longo do projeto.</w:t>
       </w:r>
     </w:p>
     <w:p>
@@ -4504,15 +4079,7 @@
         <w:t>] e [</w:t>
       </w:r>
       <w:r>
-        <w:t xml:space="preserve">Wellington </w:t>
-      </w:r>
-      <w:proofErr w:type="spellStart"/>
-      <w:r>
-        <w:t>Openheimer</w:t>
-      </w:r>
-      <w:proofErr w:type="spellEnd"/>
-      <w:r>
-        <w:t xml:space="preserve"> Ribeiro</w:t>
+        <w:t>Wellington Openheimer Ribeiro</w:t>
       </w:r>
       <w:r>
         <w:t>], que fornecem suporte técnico e acadêmico durante todo o desenvolvimento. Os orientadores auxiliam na validação das etapas do projeto, na identificação e correção de possíveis falhas e na garantia de que o trabalho esteja alinhado com os objetivos e requisitos propostos.</w:t>
@@ -4533,8 +4100,8 @@
           <w:color w:val="FF0000"/>
         </w:rPr>
       </w:pPr>
-      <w:bookmarkStart w:id="12" w:name="_hlzhjesqyqyu"/>
-      <w:bookmarkEnd w:id="12"/>
+      <w:bookmarkStart w:id="11" w:name="_hlzhjesqyqyu"/>
+      <w:bookmarkEnd w:id="11"/>
     </w:p>
     <w:p>
       <w:pPr>
@@ -4604,76 +4171,73 @@
           <w:color w:val="000000" w:themeColor="text1"/>
           <w:lang w:val="en-US"/>
         </w:rPr>
-        <w:t xml:space="preserve"> ASUS </w:t>
-      </w:r>
-      <w:proofErr w:type="spellStart"/>
+        <w:t xml:space="preserve"> ASUS Vivobook </w:t>
+      </w:r>
       <w:r>
         <w:rPr>
           <w:color w:val="000000" w:themeColor="text1"/>
           <w:lang w:val="en-US"/>
         </w:rPr>
-        <w:t>Vivobook</w:t>
-      </w:r>
-      <w:proofErr w:type="spellEnd"/>
+        <w:t>AMD Ryzen 7 5825U 16</w:t>
+      </w:r>
       <w:r>
         <w:rPr>
           <w:color w:val="000000" w:themeColor="text1"/>
           <w:lang w:val="en-US"/>
         </w:rPr>
-        <w:t xml:space="preserve"> </w:t>
+        <w:t>gb</w:t>
       </w:r>
       <w:r>
         <w:rPr>
           <w:color w:val="000000" w:themeColor="text1"/>
           <w:lang w:val="en-US"/>
         </w:rPr>
-        <w:t xml:space="preserve">AMD </w:t>
-      </w:r>
-      <w:proofErr w:type="spellStart"/>
+        <w:t xml:space="preserve"> </w:t>
+      </w:r>
       <w:r>
         <w:rPr>
           <w:color w:val="000000" w:themeColor="text1"/>
           <w:lang w:val="en-US"/>
         </w:rPr>
-        <w:t>Ryzen</w:t>
-      </w:r>
-      <w:proofErr w:type="spellEnd"/>
-      <w:r>
+        <w:t>ram</w:t>
+      </w:r>
+    </w:p>
+    <w:p>
+      <w:pPr>
+        <w:jc w:val="both"/>
         <w:rPr>
           <w:color w:val="000000" w:themeColor="text1"/>
           <w:lang w:val="en-US"/>
         </w:rPr>
-        <w:t xml:space="preserve"> 7 5825U </w:t>
-      </w:r>
-      <w:proofErr w:type="gramStart"/>
+      </w:pPr>
       <w:r>
         <w:rPr>
           <w:color w:val="000000" w:themeColor="text1"/>
           <w:lang w:val="en-US"/>
         </w:rPr>
-        <w:t>16</w:t>
+        <w:lastRenderedPageBreak/>
+        <w:t xml:space="preserve">RH 2 – </w:t>
       </w:r>
       <w:r>
         <w:rPr>
           <w:color w:val="000000" w:themeColor="text1"/>
           <w:lang w:val="en-US"/>
         </w:rPr>
-        <w:t>gb</w:t>
-      </w:r>
-      <w:proofErr w:type="gramEnd"/>
+        <w:t>Notebook Dell Inspirion i7 16</w:t>
+      </w:r>
       <w:r>
         <w:rPr>
           <w:color w:val="000000" w:themeColor="text1"/>
           <w:lang w:val="en-US"/>
         </w:rPr>
-        <w:t xml:space="preserve"> </w:t>
+        <w:t>gb</w:t>
       </w:r>
       <w:r>
         <w:rPr>
           <w:color w:val="000000" w:themeColor="text1"/>
           <w:lang w:val="en-US"/>
         </w:rPr>
-        <w:t>ram</w:t>
+        <w:t xml:space="preserve"> ram ssd480 hd 500</w:t>
       </w:r>
     </w:p>
     <w:p>
@@ -4689,201 +4253,51 @@
           <w:color w:val="000000" w:themeColor="text1"/>
           <w:lang w:val="en-US"/>
         </w:rPr>
-        <w:lastRenderedPageBreak/>
-        <w:t xml:space="preserve">RH </w:t>
-      </w:r>
-      <w:proofErr w:type="gramStart"/>
+        <w:t xml:space="preserve">RH 3 – </w:t>
+      </w:r>
       <w:r>
         <w:rPr>
           <w:color w:val="000000" w:themeColor="text1"/>
           <w:lang w:val="en-US"/>
         </w:rPr>
-        <w:t>2</w:t>
-      </w:r>
-      <w:proofErr w:type="gramEnd"/>
-      <w:r>
+        <w:t>Notebook Dell Inspiron i5 8gb ram, ssd 240, hd 620</w:t>
+      </w:r>
+    </w:p>
+    <w:p>
+      <w:pPr>
+        <w:jc w:val="both"/>
         <w:rPr>
           <w:color w:val="000000" w:themeColor="text1"/>
-          <w:lang w:val="en-US"/>
-        </w:rPr>
-        <w:t xml:space="preserve"> – </w:t>
-      </w:r>
+        </w:rPr>
+      </w:pPr>
       <w:r>
         <w:rPr>
           <w:color w:val="000000" w:themeColor="text1"/>
-          <w:lang w:val="en-US"/>
-        </w:rPr>
-        <w:t xml:space="preserve">Notebook Dell </w:t>
-      </w:r>
-      <w:proofErr w:type="spellStart"/>
-      <w:r>
+        </w:rPr>
+        <w:t>RH 4 – Teclado</w:t>
+      </w:r>
+    </w:p>
+    <w:p>
+      <w:pPr>
+        <w:jc w:val="both"/>
         <w:rPr>
           <w:color w:val="000000" w:themeColor="text1"/>
-          <w:lang w:val="en-US"/>
-        </w:rPr>
-        <w:t>Inspirion</w:t>
-      </w:r>
-      <w:proofErr w:type="spellEnd"/>
+        </w:rPr>
+      </w:pPr>
       <w:r>
         <w:rPr>
           <w:color w:val="000000" w:themeColor="text1"/>
-          <w:lang w:val="en-US"/>
-        </w:rPr>
-        <w:t xml:space="preserve"> i7 16</w:t>
+        </w:rPr>
+        <w:t>RH 5 -</w:t>
       </w:r>
       <w:r>
         <w:rPr>
           <w:color w:val="000000" w:themeColor="text1"/>
-          <w:lang w:val="en-US"/>
-        </w:rPr>
-        <w:t>gb</w:t>
-      </w:r>
-      <w:r>
-        <w:rPr>
-          <w:color w:val="000000" w:themeColor="text1"/>
-          <w:lang w:val="en-US"/>
-        </w:rPr>
-        <w:t xml:space="preserve"> ram ssd480 </w:t>
-      </w:r>
-      <w:proofErr w:type="spellStart"/>
-      <w:r>
-        <w:rPr>
-          <w:color w:val="000000" w:themeColor="text1"/>
-          <w:lang w:val="en-US"/>
-        </w:rPr>
-        <w:t>hd</w:t>
-      </w:r>
-      <w:proofErr w:type="spellEnd"/>
-      <w:r>
-        <w:rPr>
-          <w:color w:val="000000" w:themeColor="text1"/>
-          <w:lang w:val="en-US"/>
-        </w:rPr>
-        <w:t xml:space="preserve"> 500</w:t>
-      </w:r>
-    </w:p>
-    <w:p>
-      <w:pPr>
-        <w:jc w:val="both"/>
-        <w:rPr>
-          <w:color w:val="000000" w:themeColor="text1"/>
-          <w:lang w:val="en-US"/>
-        </w:rPr>
-      </w:pPr>
-      <w:r>
-        <w:rPr>
-          <w:color w:val="000000" w:themeColor="text1"/>
-          <w:lang w:val="en-US"/>
-        </w:rPr>
-        <w:t xml:space="preserve">RH </w:t>
-      </w:r>
-      <w:proofErr w:type="gramStart"/>
-      <w:r>
-        <w:rPr>
-          <w:color w:val="000000" w:themeColor="text1"/>
-          <w:lang w:val="en-US"/>
-        </w:rPr>
-        <w:t>3</w:t>
-      </w:r>
-      <w:proofErr w:type="gramEnd"/>
-      <w:r>
-        <w:rPr>
-          <w:color w:val="000000" w:themeColor="text1"/>
-          <w:lang w:val="en-US"/>
-        </w:rPr>
-        <w:t xml:space="preserve"> – </w:t>
-      </w:r>
-      <w:r>
-        <w:rPr>
-          <w:color w:val="000000" w:themeColor="text1"/>
-          <w:lang w:val="en-US"/>
-        </w:rPr>
-        <w:t xml:space="preserve">Notebook Dell </w:t>
-      </w:r>
-      <w:proofErr w:type="spellStart"/>
-      <w:r>
-        <w:rPr>
-          <w:color w:val="000000" w:themeColor="text1"/>
-          <w:lang w:val="en-US"/>
-        </w:rPr>
-        <w:t>Inspiron</w:t>
-      </w:r>
-      <w:proofErr w:type="spellEnd"/>
-      <w:r>
-        <w:rPr>
-          <w:color w:val="000000" w:themeColor="text1"/>
-          <w:lang w:val="en-US"/>
-        </w:rPr>
-        <w:t xml:space="preserve"> i5 8gb ram, </w:t>
-      </w:r>
-      <w:proofErr w:type="spellStart"/>
-      <w:r>
-        <w:rPr>
-          <w:color w:val="000000" w:themeColor="text1"/>
-          <w:lang w:val="en-US"/>
-        </w:rPr>
-        <w:t>ssd</w:t>
-      </w:r>
-      <w:proofErr w:type="spellEnd"/>
-      <w:r>
-        <w:rPr>
-          <w:color w:val="000000" w:themeColor="text1"/>
-          <w:lang w:val="en-US"/>
-        </w:rPr>
-        <w:t xml:space="preserve"> 240, </w:t>
-      </w:r>
-      <w:proofErr w:type="spellStart"/>
-      <w:r>
-        <w:rPr>
-          <w:color w:val="000000" w:themeColor="text1"/>
-          <w:lang w:val="en-US"/>
-        </w:rPr>
-        <w:t>hd</w:t>
-      </w:r>
-      <w:proofErr w:type="spellEnd"/>
-      <w:r>
-        <w:rPr>
-          <w:color w:val="000000" w:themeColor="text1"/>
-          <w:lang w:val="en-US"/>
-        </w:rPr>
-        <w:t xml:space="preserve"> 620</w:t>
-      </w:r>
-    </w:p>
-    <w:p>
-      <w:pPr>
-        <w:jc w:val="both"/>
-        <w:rPr>
-          <w:color w:val="000000" w:themeColor="text1"/>
-        </w:rPr>
-      </w:pPr>
-      <w:r>
-        <w:rPr>
-          <w:color w:val="000000" w:themeColor="text1"/>
-        </w:rPr>
-        <w:t>RH 4 – Teclado</w:t>
-      </w:r>
-    </w:p>
-    <w:p>
-      <w:pPr>
-        <w:jc w:val="both"/>
-        <w:rPr>
-          <w:color w:val="000000" w:themeColor="text1"/>
-        </w:rPr>
-      </w:pPr>
-      <w:r>
-        <w:rPr>
-          <w:color w:val="000000" w:themeColor="text1"/>
-        </w:rPr>
-        <w:t>RH 5 -</w:t>
-      </w:r>
-      <w:r>
-        <w:rPr>
-          <w:color w:val="000000" w:themeColor="text1"/>
         </w:rPr>
         <w:t xml:space="preserve"> Mouse</w:t>
       </w:r>
-      <w:bookmarkStart w:id="13" w:name="_zgip7uuby6ix"/>
-      <w:bookmarkEnd w:id="13"/>
+      <w:bookmarkStart w:id="12" w:name="_zgip7uuby6ix"/>
+      <w:bookmarkEnd w:id="12"/>
     </w:p>
     <w:p>
       <w:pPr>
@@ -4925,141 +4339,96 @@
           <w:color w:val="000000" w:themeColor="text1"/>
           <w:lang w:val="en-US"/>
         </w:rPr>
-        <w:t xml:space="preserve">RS 1 </w:t>
-      </w:r>
-      <w:proofErr w:type="gramStart"/>
-      <w:r>
+        <w:t>RS 1 -  IntelliJ IDEA v. 2025.</w:t>
+      </w:r>
+    </w:p>
+    <w:p>
+      <w:pPr>
         <w:rPr>
           <w:color w:val="000000" w:themeColor="text1"/>
           <w:lang w:val="en-US"/>
         </w:rPr>
-        <w:t xml:space="preserve">-  </w:t>
-      </w:r>
-      <w:proofErr w:type="spellStart"/>
+      </w:pPr>
       <w:r>
         <w:rPr>
           <w:color w:val="000000" w:themeColor="text1"/>
           <w:lang w:val="en-US"/>
         </w:rPr>
-        <w:t>IntelliJ</w:t>
-      </w:r>
-      <w:proofErr w:type="spellEnd"/>
-      <w:proofErr w:type="gramEnd"/>
+        <w:t xml:space="preserve">RS </w:t>
+      </w:r>
       <w:r>
         <w:rPr>
           <w:color w:val="000000" w:themeColor="text1"/>
           <w:lang w:val="en-US"/>
         </w:rPr>
-        <w:t xml:space="preserve"> IDEA v. 2025.</w:t>
-      </w:r>
-    </w:p>
-    <w:p>
-      <w:pPr>
+        <w:t>2 -</w:t>
+      </w:r>
+      <w:r>
         <w:rPr>
           <w:color w:val="000000" w:themeColor="text1"/>
           <w:lang w:val="en-US"/>
         </w:rPr>
-      </w:pPr>
-      <w:r>
+        <w:t xml:space="preserve"> Microsoft Word 2019.</w:t>
+      </w:r>
+    </w:p>
+    <w:p>
+      <w:pPr>
+        <w:rPr>
+          <w:color w:val="000000" w:themeColor="text1"/>
+        </w:rPr>
+      </w:pPr>
+      <w:r>
+        <w:rPr>
+          <w:color w:val="000000" w:themeColor="text1"/>
+        </w:rPr>
+        <w:t>RS 3 - Sistema operacional Microsoft Windows 11 Professional.</w:t>
+      </w:r>
+      <w:bookmarkStart w:id="13" w:name="_pxyab1tdqc6h"/>
+      <w:bookmarkEnd w:id="13"/>
+    </w:p>
+    <w:p>
+      <w:pPr>
         <w:rPr>
           <w:color w:val="000000" w:themeColor="text1"/>
           <w:lang w:val="en-US"/>
         </w:rPr>
-        <w:t xml:space="preserve">RS </w:t>
-      </w:r>
+      </w:pPr>
       <w:r>
         <w:rPr>
           <w:color w:val="000000" w:themeColor="text1"/>
           <w:lang w:val="en-US"/>
         </w:rPr>
-        <w:t>2 -</w:t>
-      </w:r>
-      <w:r>
+        <w:t>RS 4 - PostgreSQL</w:t>
+      </w:r>
+    </w:p>
+    <w:p>
+      <w:pPr>
         <w:rPr>
           <w:color w:val="000000" w:themeColor="text1"/>
           <w:lang w:val="en-US"/>
         </w:rPr>
-        <w:t xml:space="preserve"> Microsoft Word 2019.</w:t>
-      </w:r>
-    </w:p>
-    <w:p>
-      <w:pPr>
-        <w:rPr>
-          <w:color w:val="000000" w:themeColor="text1"/>
-        </w:rPr>
-      </w:pPr>
-      <w:r>
-        <w:rPr>
-          <w:color w:val="000000" w:themeColor="text1"/>
-        </w:rPr>
-        <w:t>RS 3 - Sistema operacional Microsoft Windows 11 Professional.</w:t>
-      </w:r>
-      <w:bookmarkStart w:id="14" w:name="_pxyab1tdqc6h"/>
-      <w:bookmarkEnd w:id="14"/>
-    </w:p>
-    <w:p>
-      <w:pPr>
+      </w:pPr>
+      <w:r>
         <w:rPr>
           <w:color w:val="000000" w:themeColor="text1"/>
           <w:lang w:val="en-US"/>
         </w:rPr>
-      </w:pPr>
+        <w:t xml:space="preserve">RS 5 </w:t>
+      </w:r>
       <w:r>
         <w:rPr>
           <w:color w:val="000000" w:themeColor="text1"/>
           <w:lang w:val="en-US"/>
         </w:rPr>
-        <w:t xml:space="preserve">RS 4 - </w:t>
-      </w:r>
-      <w:proofErr w:type="spellStart"/>
+        <w:t xml:space="preserve">- </w:t>
+      </w:r>
       <w:r>
         <w:rPr>
           <w:color w:val="000000" w:themeColor="text1"/>
           <w:lang w:val="en-US"/>
         </w:rPr>
-        <w:t>PostgreSQL</w:t>
-      </w:r>
-      <w:proofErr w:type="spellEnd"/>
-    </w:p>
-    <w:p>
-      <w:pPr>
-        <w:rPr>
-          <w:color w:val="000000" w:themeColor="text1"/>
-          <w:lang w:val="en-US"/>
-        </w:rPr>
-      </w:pPr>
-      <w:r>
-        <w:rPr>
-          <w:color w:val="000000" w:themeColor="text1"/>
-          <w:lang w:val="en-US"/>
-        </w:rPr>
-        <w:t xml:space="preserve">RS 5 </w:t>
-      </w:r>
-      <w:proofErr w:type="gramStart"/>
-      <w:r>
-        <w:rPr>
-          <w:color w:val="000000" w:themeColor="text1"/>
-          <w:lang w:val="en-US"/>
-        </w:rPr>
-        <w:t xml:space="preserve">- </w:t>
-      </w:r>
-      <w:r>
-        <w:rPr>
-          <w:color w:val="000000" w:themeColor="text1"/>
-          <w:lang w:val="en-US"/>
-        </w:rPr>
-        <w:t xml:space="preserve"> </w:t>
-      </w:r>
-      <w:proofErr w:type="spellStart"/>
-      <w:r>
-        <w:rPr>
-          <w:color w:val="000000" w:themeColor="text1"/>
-          <w:lang w:val="en-US"/>
-        </w:rPr>
-        <w:t>Git</w:t>
-      </w:r>
-      <w:proofErr w:type="spellEnd"/>
-      <w:proofErr w:type="gramEnd"/>
+        <w:t xml:space="preserve"> Git</w:t>
+      </w:r>
     </w:p>
     <w:p>
       <w:pPr>
@@ -5138,17 +4507,7 @@
         <w:jc w:val="both"/>
       </w:pPr>
       <w:r>
-        <w:t xml:space="preserve">Os outros recursos do projeto </w:t>
-      </w:r>
-      <w:proofErr w:type="spellStart"/>
-      <w:proofErr w:type="gramStart"/>
-      <w:r>
-        <w:t>ElderConnect</w:t>
-      </w:r>
-      <w:proofErr w:type="spellEnd"/>
-      <w:proofErr w:type="gramEnd"/>
-      <w:r>
-        <w:t xml:space="preserve"> envolvem elementos complementares que auxiliam no desenvolvimento e na organização das atividades. Entre eles, destacam-se o uso de ferramentas de apoio para comunicação e gerenciamento de tarefas, como plataformas de mensagens e controle de versionamento, que facilitam a colaboração entre os integrantes da equipe.</w:t>
+        <w:t>Os outros recursos do projeto ElderConnect envolvem elementos complementares que auxiliam no desenvolvimento e na organização das atividades. Entre eles, destacam-se o uso de ferramentas de apoio para comunicação e gerenciamento de tarefas, como plataformas de mensagens e controle de versionamento, que facilitam a colaboração entre os integrantes da equipe.</w:t>
       </w:r>
     </w:p>
     <w:p>
@@ -5163,8 +4522,8 @@
         <w:lastRenderedPageBreak/>
         <w:t>desenvolvimento. Não há, neste projeto, a necessidade de investimentos financeiros significativos, uma vez que a maior parte dos recursos utilizados é de acesso gratuito ou já está disponível para os integrantes.</w:t>
       </w:r>
-      <w:bookmarkStart w:id="15" w:name="_3unqfi5pywb"/>
-      <w:bookmarkEnd w:id="15"/>
+      <w:bookmarkStart w:id="14" w:name="_3unqfi5pywb"/>
+      <w:bookmarkEnd w:id="14"/>
     </w:p>
     <w:p>
       <w:pPr>
@@ -5188,19 +4547,11 @@
           <w:color w:val="000000"/>
         </w:rPr>
       </w:pPr>
-      <w:proofErr w:type="gramStart"/>
       <w:r>
         <w:rPr>
           <w:color w:val="000000" w:themeColor="text1"/>
         </w:rPr>
-        <w:t>3.5 CRONOGRAMA</w:t>
-      </w:r>
-      <w:proofErr w:type="gramEnd"/>
-      <w:r>
-        <w:rPr>
-          <w:color w:val="000000" w:themeColor="text1"/>
-        </w:rPr>
-        <w:t xml:space="preserve"> DO PROJETO</w:t>
+        <w:t>3.5 CRONOGRAMA DO PROJETO</w:t>
       </w:r>
     </w:p>
     <w:p>
@@ -5208,17 +4559,7 @@
         <w:jc w:val="both"/>
       </w:pPr>
       <w:r>
-        <w:t xml:space="preserve">Cronograma do projeto se encontra na pasta do apêndice A no repositório do </w:t>
-      </w:r>
-      <w:proofErr w:type="spellStart"/>
-      <w:proofErr w:type="gramStart"/>
-      <w:r>
-        <w:t>GitHub</w:t>
-      </w:r>
-      <w:proofErr w:type="spellEnd"/>
-      <w:proofErr w:type="gramEnd"/>
-      <w:r>
-        <w:t>.</w:t>
+        <w:t>Cronograma do projeto se encontra na pasta do apêndice A no repositório do GitHub.</w:t>
       </w:r>
     </w:p>
     <w:p>
@@ -5239,12 +4580,11 @@
           <w:color w:val="000000"/>
         </w:rPr>
       </w:pPr>
-      <w:bookmarkStart w:id="16" w:name="_69ez10u2xwkb" w:colFirst="0" w:colLast="0"/>
-      <w:bookmarkEnd w:id="16"/>
+      <w:bookmarkStart w:id="15" w:name="_69ez10u2xwkb" w:colFirst="0" w:colLast="0"/>
+      <w:bookmarkEnd w:id="15"/>
       <w:r>
         <w:br w:type="page"/>
       </w:r>
-      <w:proofErr w:type="gramStart"/>
       <w:r>
         <w:rPr>
           <w:b/>
@@ -5252,16 +4592,7 @@
           <w:color w:val="000000"/>
         </w:rPr>
         <w:lastRenderedPageBreak/>
-        <w:t>4</w:t>
-      </w:r>
-      <w:proofErr w:type="gramEnd"/>
-      <w:r>
-        <w:rPr>
-          <w:b/>
-          <w:bCs/>
-          <w:color w:val="000000"/>
-        </w:rPr>
-        <w:t xml:space="preserve"> ESPECIFICAÇÃO E ANÁLISE DOS REQUISITOS DO SISTEMA DE SOFTWARE</w:t>
+        <w:t>4 ESPECIFICAÇÃO E ANÁLISE DOS REQUISITOS DO SISTEMA DE SOFTWARE</w:t>
       </w:r>
     </w:p>
     <w:p/>
@@ -5280,40 +4611,32 @@
           <w:color w:val="000000"/>
         </w:rPr>
       </w:pPr>
-      <w:bookmarkStart w:id="17" w:name="_p41l1yyjr2lp" w:colFirst="0" w:colLast="0"/>
+      <w:bookmarkStart w:id="16" w:name="_p41l1yyjr2lp" w:colFirst="0" w:colLast="0"/>
+      <w:bookmarkEnd w:id="16"/>
+      <w:r>
+        <w:rPr>
+          <w:color w:val="000000"/>
+        </w:rPr>
+        <w:t>4.1 ESPECIFICAÇÃO DOS REQUISITOS FUNCIONAIS</w:t>
+      </w:r>
+    </w:p>
+    <w:p>
+      <w:pPr>
+        <w:jc w:val="both"/>
+        <w:rPr>
+          <w:color w:val="0070C0"/>
+        </w:rPr>
+      </w:pPr>
+      <w:r>
+        <w:rPr>
+          <w:color w:val="0070C0"/>
+        </w:rPr>
+        <w:t>Preencher o documento disponível no Apêndice B. Deve ser continuamente atualizado pela equipe.</w:t>
+      </w:r>
+    </w:p>
+    <w:p>
+      <w:bookmarkStart w:id="17" w:name="_jnfti9d8nig6" w:colFirst="0" w:colLast="0"/>
       <w:bookmarkEnd w:id="17"/>
-      <w:proofErr w:type="gramStart"/>
-      <w:r>
-        <w:rPr>
-          <w:color w:val="000000"/>
-        </w:rPr>
-        <w:t>4.1 ESPECIFICAÇÃO</w:t>
-      </w:r>
-      <w:proofErr w:type="gramEnd"/>
-      <w:r>
-        <w:rPr>
-          <w:color w:val="000000"/>
-        </w:rPr>
-        <w:t xml:space="preserve"> DOS REQUISITOS FUNCIONAIS</w:t>
-      </w:r>
-    </w:p>
-    <w:p>
-      <w:pPr>
-        <w:jc w:val="both"/>
-        <w:rPr>
-          <w:color w:val="0070C0"/>
-        </w:rPr>
-      </w:pPr>
-      <w:r>
-        <w:rPr>
-          <w:color w:val="0070C0"/>
-        </w:rPr>
-        <w:t>Preencher o documento disponível no Apêndice B. Deve ser continuamente atualizado pela equipe.</w:t>
-      </w:r>
-    </w:p>
-    <w:p>
-      <w:bookmarkStart w:id="18" w:name="_jnfti9d8nig6" w:colFirst="0" w:colLast="0"/>
-      <w:bookmarkEnd w:id="18"/>
     </w:p>
     <w:p>
       <w:pPr>
@@ -5330,19 +4653,11 @@
           <w:color w:val="000000"/>
         </w:rPr>
       </w:pPr>
-      <w:proofErr w:type="gramStart"/>
       <w:r>
         <w:rPr>
           <w:color w:val="000000"/>
         </w:rPr>
-        <w:t>4.2 ESPECIFICAÇÃO</w:t>
-      </w:r>
-      <w:proofErr w:type="gramEnd"/>
-      <w:r>
-        <w:rPr>
-          <w:color w:val="000000"/>
-        </w:rPr>
-        <w:t xml:space="preserve"> DOS REQUISITOS NÃO FUNCIONAIS</w:t>
+        <w:t>4.2 ESPECIFICAÇÃO DOS REQUISITOS NÃO FUNCIONAIS</w:t>
       </w:r>
     </w:p>
     <w:p>
@@ -5360,8 +4675,8 @@
       </w:r>
     </w:p>
     <w:p>
-      <w:bookmarkStart w:id="19" w:name="_yfftpsqmbn38" w:colFirst="0" w:colLast="0"/>
-      <w:bookmarkEnd w:id="19"/>
+      <w:bookmarkStart w:id="18" w:name="_yfftpsqmbn38" w:colFirst="0" w:colLast="0"/>
+      <w:bookmarkEnd w:id="18"/>
     </w:p>
     <w:p>
       <w:pPr>
@@ -5378,21 +4693,12 @@
           <w:color w:val="000000"/>
         </w:rPr>
       </w:pPr>
-      <w:proofErr w:type="gramStart"/>
       <w:r>
         <w:rPr>
           <w:smallCaps/>
           <w:color w:val="000000"/>
         </w:rPr>
-        <w:t>4.3 ANÁLISE</w:t>
-      </w:r>
-      <w:proofErr w:type="gramEnd"/>
-      <w:r>
-        <w:rPr>
-          <w:smallCaps/>
-          <w:color w:val="000000"/>
-        </w:rPr>
-        <w:t xml:space="preserve"> DOS REQUISITOS</w:t>
+        <w:t>4.3 ANÁLISE DOS REQUISITOS</w:t>
       </w:r>
     </w:p>
     <w:p>
@@ -5406,14 +4712,7 @@
         <w:rPr>
           <w:color w:val="0070C0"/>
         </w:rPr>
-        <w:t>Preencher os documentos disponíveis no Apêndice D.</w:t>
-      </w:r>
-      <w:proofErr w:type="gramStart"/>
-      <w:r>
-        <w:rPr>
-          <w:color w:val="0070C0"/>
-        </w:rPr>
-        <w:t xml:space="preserve">  </w:t>
+        <w:t xml:space="preserve">Preencher os documentos disponíveis no Apêndice D.  </w:t>
       </w:r>
     </w:p>
     <w:p>
@@ -5427,9 +4726,8 @@
           <w:between w:val="nil"/>
         </w:pBdr>
       </w:pPr>
-      <w:bookmarkStart w:id="20" w:name="_zbtgsztsx5qt" w:colFirst="0" w:colLast="0"/>
-      <w:bookmarkEnd w:id="20"/>
-      <w:proofErr w:type="gramEnd"/>
+      <w:bookmarkStart w:id="19" w:name="_zbtgsztsx5qt" w:colFirst="0" w:colLast="0"/>
+      <w:bookmarkEnd w:id="19"/>
       <w:r>
         <w:rPr>
           <w:smallCaps/>
@@ -5470,8 +4768,6 @@
         </w:rPr>
         <w:t xml:space="preserve"> </w:t>
       </w:r>
-      <w:proofErr w:type="spellStart"/>
-      <w:proofErr w:type="gramStart"/>
       <w:r>
         <w:rPr>
           <w:rStyle w:val="citation-150"/>
@@ -5479,8 +4775,6 @@
         </w:rPr>
         <w:t>ElderConnect</w:t>
       </w:r>
-      <w:proofErr w:type="spellEnd"/>
-      <w:proofErr w:type="gramEnd"/>
       <w:r>
         <w:rPr>
           <w:rStyle w:val="citation-150"/>
@@ -5612,15 +4906,7 @@
               <w:jc w:val="center"/>
             </w:pPr>
             <w:r>
-              <w:t>(</w:t>
-            </w:r>
-            <w:proofErr w:type="spellStart"/>
-            <w:r>
-              <w:t>Toast</w:t>
-            </w:r>
-            <w:proofErr w:type="spellEnd"/>
-            <w:r>
-              <w:t xml:space="preserve"> Verde)</w:t>
+              <w:t>(Toast Verde)</w:t>
             </w:r>
           </w:p>
         </w:tc>
@@ -5668,13 +4954,8 @@
               <w:spacing w:before="240"/>
             </w:pPr>
             <w:r>
-              <w:t xml:space="preserve">Credenciais incorretas no </w:t>
-            </w:r>
-            <w:proofErr w:type="spellStart"/>
-            <w:r>
-              <w:t>login</w:t>
-            </w:r>
-            <w:proofErr w:type="spellEnd"/>
+              <w:t>Credenciais incorretas no login</w:t>
+            </w:r>
           </w:p>
         </w:tc>
         <w:tc>
@@ -5710,15 +4991,7 @@
               <w:spacing w:before="240"/>
             </w:pPr>
             <w:r>
-              <w:t xml:space="preserve">"E-mail ou senha </w:t>
-            </w:r>
-            <w:proofErr w:type="gramStart"/>
-            <w:r>
-              <w:t>incorretos</w:t>
-            </w:r>
-            <w:proofErr w:type="gramEnd"/>
-            <w:r>
-              <w:t>. Por favor, verifique seus dados e tente novamente."</w:t>
+              <w:t>"E-mail ou senha incorretos. Por favor, verifique seus dados e tente novamente."</w:t>
             </w:r>
           </w:p>
         </w:tc>
@@ -5830,15 +5103,7 @@
           </w:p>
           <w:p>
             <w:r>
-              <w:t>(</w:t>
-            </w:r>
-            <w:proofErr w:type="spellStart"/>
-            <w:r>
-              <w:t>Toast</w:t>
-            </w:r>
-            <w:proofErr w:type="spellEnd"/>
-            <w:r>
-              <w:t xml:space="preserve"> Verde)</w:t>
+              <w:t>(Toast Verde)</w:t>
             </w:r>
           </w:p>
           <w:p>
@@ -5904,13 +5169,8 @@
         <w:t xml:space="preserve">4.5 </w:t>
       </w:r>
       <w:r>
-        <w:t>POLÍTICA E MECANISMOS DE CONFORMIDADE COM A LGPD (LEI Nº 13.709/2018</w:t>
-      </w:r>
-      <w:proofErr w:type="gramStart"/>
-      <w:r>
-        <w:t>)</w:t>
-      </w:r>
-      <w:proofErr w:type="gramEnd"/>
+        <w:t>POLÍTICA E MECANISMOS DE CONFORMIDADE COM A LGPD (LEI Nº 13.709/2018)</w:t>
+      </w:r>
       <w:r>
         <w:br/>
       </w:r>
@@ -5918,11 +5178,9 @@
         <w:br/>
         <w:t xml:space="preserve">Para garantir a total conformidade com a LGPD, o </w:t>
       </w:r>
-      <w:proofErr w:type="spellStart"/>
       <w:r>
         <w:t>ElderConnect</w:t>
       </w:r>
-      <w:proofErr w:type="spellEnd"/>
       <w:r>
         <w:t xml:space="preserve"> implementa a governança de dados pautada nos princípios da finalidade, necessidade e transparência através dos seguintes pilares arquiteturais:</w:t>
       </w:r>
@@ -5934,15 +5192,7 @@
         <w:jc w:val="both"/>
       </w:pPr>
       <w:r>
-        <w:t>Consentimento Explícito (</w:t>
-      </w:r>
-      <w:proofErr w:type="spellStart"/>
-      <w:r>
-        <w:t>Opt-in</w:t>
-      </w:r>
-      <w:proofErr w:type="spellEnd"/>
-      <w:r>
-        <w:t xml:space="preserve">): No momento do cadastro do usuário (seja responsável ou cuidador), haverá uma caixa de seleção obrigatória desmarcada por padrão, onde o usuário </w:t>
+        <w:t xml:space="preserve">Consentimento Explícito (Opt-in): No momento do cadastro do usuário (seja responsável ou cuidador), haverá uma caixa de seleção obrigatória desmarcada por padrão, onde o usuário </w:t>
       </w:r>
       <w:r>
         <w:lastRenderedPageBreak/>
@@ -5964,13 +5214,8 @@
         <w:spacing w:line="360" w:lineRule="auto"/>
         <w:jc w:val="both"/>
       </w:pPr>
-      <w:proofErr w:type="spellStart"/>
-      <w:r>
-        <w:t>Anonimização</w:t>
-      </w:r>
-      <w:proofErr w:type="spellEnd"/>
-      <w:r>
-        <w:t xml:space="preserve"> e Minimização de Dados: Serão coletados estritamente os dados necessários para o funcionamento do negócio</w:t>
+      <w:r>
+        <w:t>Anonimização e Minimização de Dados: Serão coletados estritamente os dados necessários para o funcionamento do negócio</w:t>
       </w:r>
       <w:r>
         <w:t xml:space="preserve">. </w:t>
@@ -5995,25 +5240,7 @@
         <w:t xml:space="preserve">. </w:t>
       </w:r>
       <w:r>
-        <w:t xml:space="preserve">Ao confirmar a exclusão, o sistema executará uma rotina no banco </w:t>
-      </w:r>
-      <w:proofErr w:type="spellStart"/>
-      <w:proofErr w:type="gramStart"/>
-      <w:r>
-        <w:t>PostgreSQL</w:t>
-      </w:r>
-      <w:proofErr w:type="spellEnd"/>
-      <w:proofErr w:type="gramEnd"/>
-      <w:r>
-        <w:t xml:space="preserve"> que apagará logicamente (e fisicamente após 30 dias) todos os dados pessoais do usuário, mantendo apenas dados transacionais </w:t>
-      </w:r>
-      <w:proofErr w:type="spellStart"/>
-      <w:r>
-        <w:t>anonimizados</w:t>
-      </w:r>
-      <w:proofErr w:type="spellEnd"/>
-      <w:r>
-        <w:t xml:space="preserve"> para fins estatísticos e fiscais</w:t>
+        <w:t>Ao confirmar a exclusão, o sistema executará uma rotina no banco PostgreSQL que apagará logicamente (e fisicamente após 30 dias) todos os dados pessoais do usuário, mantendo apenas dados transacionais anonimizados para fins estatísticos e fiscais</w:t>
       </w:r>
       <w:r>
         <w:t xml:space="preserve">. </w:t>
@@ -6029,32 +5256,11 @@
         <w:t>Segurança dos Dados de Saúde (Dados Sensíveis): O registro de medicamentos (nome, dose e frequência) é classificado juridicamente como dado de saúde (sensível)</w:t>
       </w:r>
       <w:r>
-        <w:t xml:space="preserve">. Esses registros trafegarão </w:t>
-      </w:r>
-      <w:proofErr w:type="gramStart"/>
-      <w:r>
-        <w:t>sob criptografia</w:t>
-      </w:r>
-      <w:proofErr w:type="gramEnd"/>
-      <w:r>
-        <w:t xml:space="preserve"> e sua persistência no banco contará com controle de acesso rígido por nível de permissão (RBAC - </w:t>
-      </w:r>
-      <w:r>
-        <w:t>Role-</w:t>
-      </w:r>
-      <w:proofErr w:type="spellStart"/>
-      <w:r>
-        <w:t>Based</w:t>
-      </w:r>
-      <w:proofErr w:type="spellEnd"/>
-      <w:r>
-        <w:t xml:space="preserve"> Access </w:t>
-      </w:r>
-      <w:proofErr w:type="spellStart"/>
-      <w:r>
-        <w:t>Control</w:t>
-      </w:r>
-      <w:proofErr w:type="spellEnd"/>
+        <w:t xml:space="preserve">. Esses registros trafegarão sob criptografia e sua persistência no banco contará com controle de acesso rígido por nível de permissão (RBAC - </w:t>
+      </w:r>
+      <w:r>
+        <w:t>Role-Based Access Control</w:t>
+      </w:r>
       <w:r>
         <w:t>), impedindo vazamentos internos.</w:t>
       </w:r>
@@ -6078,7 +5284,6 @@
       <w:r>
         <w:br w:type="page"/>
       </w:r>
-      <w:proofErr w:type="gramStart"/>
       <w:r>
         <w:rPr>
           <w:b/>
@@ -6086,16 +5291,7 @@
           <w:color w:val="000000"/>
         </w:rPr>
         <w:lastRenderedPageBreak/>
-        <w:t>5</w:t>
-      </w:r>
-      <w:proofErr w:type="gramEnd"/>
-      <w:r>
-        <w:rPr>
-          <w:b/>
-          <w:bCs/>
-          <w:color w:val="000000"/>
-        </w:rPr>
-        <w:t xml:space="preserve"> ARQUITETURA E PROJETO DO SISTEMA DE SOFTWARE</w:t>
+        <w:t>5 ARQUITETURA E PROJETO DO SISTEMA DE SOFTWARE</w:t>
       </w:r>
     </w:p>
     <w:p>
@@ -6105,39 +5301,13 @@
         <w:jc w:val="both"/>
       </w:pPr>
       <w:r>
-        <w:t xml:space="preserve">Este capítulo apresenta a arquitetura e o projeto do sistema de software </w:t>
-      </w:r>
-      <w:proofErr w:type="spellStart"/>
-      <w:proofErr w:type="gramStart"/>
-      <w:r>
-        <w:t>ElderConnect</w:t>
-      </w:r>
-      <w:proofErr w:type="spellEnd"/>
-      <w:proofErr w:type="gramEnd"/>
-      <w:r>
-        <w:t>.</w:t>
+        <w:t>Este capítulo apresenta a arquitetura e o projeto do sistema de software ElderConnect.</w:t>
       </w:r>
       <w:r>
         <w:t xml:space="preserve"> </w:t>
       </w:r>
       <w:r>
-        <w:t xml:space="preserve">Para representar a estrutura do sistema, foram utilizados diagramas de pacotes referentes ao </w:t>
-      </w:r>
-      <w:proofErr w:type="spellStart"/>
-      <w:r>
-        <w:t>back-end</w:t>
-      </w:r>
-      <w:proofErr w:type="spellEnd"/>
-      <w:r>
-        <w:t xml:space="preserve"> e ao front-</w:t>
-      </w:r>
-      <w:proofErr w:type="spellStart"/>
-      <w:r>
-        <w:t>end</w:t>
-      </w:r>
-      <w:proofErr w:type="spellEnd"/>
-      <w:r>
-        <w:t>, um diagrama de classes de negócio e diagramas de sequência.</w:t>
+        <w:t>Para representar a estrutura do sistema, foram utilizados diagramas de pacotes referentes ao back-end e ao front-end, um diagrama de classes de negócio e diagramas de sequência.</w:t>
       </w:r>
     </w:p>
     <w:p>
@@ -6155,21 +5325,12 @@
           <w:color w:val="000000"/>
         </w:rPr>
       </w:pPr>
-      <w:proofErr w:type="gramStart"/>
       <w:r>
         <w:rPr>
           <w:smallCaps/>
           <w:color w:val="000000"/>
         </w:rPr>
-        <w:t>5.1 ARQUITETURA</w:t>
-      </w:r>
-      <w:proofErr w:type="gramEnd"/>
-      <w:r>
-        <w:rPr>
-          <w:smallCaps/>
-          <w:color w:val="000000"/>
-        </w:rPr>
-        <w:t xml:space="preserve"> DO BACK-END</w:t>
+        <w:t>5.1 ARQUITETURA DO BACK-END</w:t>
       </w:r>
     </w:p>
     <w:p>
@@ -6182,15 +5343,7 @@
         <w:t>O</w:t>
       </w:r>
       <w:r>
-        <w:t xml:space="preserve"> projeto do </w:t>
-      </w:r>
-      <w:proofErr w:type="spellStart"/>
-      <w:r>
-        <w:t>back-end</w:t>
-      </w:r>
-      <w:proofErr w:type="spellEnd"/>
-      <w:r>
-        <w:t xml:space="preserve"> </w:t>
+        <w:t xml:space="preserve"> projeto do back-end </w:t>
       </w:r>
       <w:r>
         <w:t>foi</w:t>
@@ -6206,25 +5359,7 @@
         <w:jc w:val="both"/>
       </w:pPr>
       <w:r>
-        <w:t xml:space="preserve">A Figura 1 apresenta a estrutura definida para os pacotes do </w:t>
-      </w:r>
-      <w:proofErr w:type="spellStart"/>
-      <w:r>
-        <w:t>back-end</w:t>
-      </w:r>
-      <w:proofErr w:type="spellEnd"/>
-      <w:r>
-        <w:t xml:space="preserve"> do </w:t>
-      </w:r>
-      <w:proofErr w:type="spellStart"/>
-      <w:proofErr w:type="gramStart"/>
-      <w:r>
-        <w:t>ElderConnect</w:t>
-      </w:r>
-      <w:proofErr w:type="spellEnd"/>
-      <w:proofErr w:type="gramEnd"/>
-      <w:r>
-        <w:t>.</w:t>
+        <w:t>A Figura 1 apresenta a estrutura definida para os pacotes do back-end do ElderConnect.</w:t>
       </w:r>
     </w:p>
     <w:p>
@@ -6261,7 +5396,7 @@
                     </pic:cNvPicPr>
                   </pic:nvPicPr>
                   <pic:blipFill rotWithShape="1">
-                    <a:blip r:embed="rId12" cstate="print">
+                    <a:blip r:embed="rId11" cstate="print">
                       <a:extLst>
                         <a:ext uri="{28A0092B-C50C-407E-A947-70E740481C1C}">
                           <a14:useLocalDpi xmlns:a14="http://schemas.microsoft.com/office/drawing/2010/main" val="0"/>
@@ -6309,7 +5444,7 @@
           <w:szCs w:val="20"/>
         </w:rPr>
       </w:pPr>
-      <w:bookmarkStart w:id="21" w:name="_Toc238883409"/>
+      <w:bookmarkStart w:id="20" w:name="_Toc238883409"/>
       <w:r>
         <w:rPr>
           <w:i w:val="0"/>
@@ -6379,10 +5514,13 @@
           <w:sz w:val="20"/>
           <w:szCs w:val="20"/>
         </w:rPr>
-        <w:t xml:space="preserve"> - Diagrama de Pacotes da </w:t>
-      </w:r>
-      <w:proofErr w:type="spellStart"/>
-      <w:r>
+        <w:t xml:space="preserve"> - Diagrama de Pacotes da Backend</w:t>
+      </w:r>
+      <w:bookmarkEnd w:id="20"/>
+    </w:p>
+    <w:p>
+      <w:pPr>
+        <w:pStyle w:val="Legenda"/>
         <w:rPr>
           <w:i w:val="0"/>
           <w:iCs w:val="0"/>
@@ -6390,14 +5528,8 @@
           <w:sz w:val="20"/>
           <w:szCs w:val="20"/>
         </w:rPr>
-        <w:t>Backend</w:t>
-      </w:r>
-      <w:bookmarkEnd w:id="21"/>
-      <w:proofErr w:type="spellEnd"/>
-    </w:p>
-    <w:p>
-      <w:pPr>
-        <w:pStyle w:val="Legenda"/>
+      </w:pPr>
+      <w:r>
         <w:rPr>
           <w:i w:val="0"/>
           <w:iCs w:val="0"/>
@@ -6405,28 +5537,14 @@
           <w:sz w:val="20"/>
           <w:szCs w:val="20"/>
         </w:rPr>
-      </w:pPr>
-      <w:r>
-        <w:rPr>
-          <w:i w:val="0"/>
-          <w:iCs w:val="0"/>
-          <w:color w:val="auto"/>
-          <w:sz w:val="20"/>
-          <w:szCs w:val="20"/>
-        </w:rPr>
         <w:t>FONTE: Elaboração dos autores</w:t>
       </w:r>
     </w:p>
     <w:p/>
     <w:p>
-      <w:proofErr w:type="gramStart"/>
       <w:r>
         <w:lastRenderedPageBreak/>
-        <w:t>5.2 ARQUITETURA</w:t>
-      </w:r>
-      <w:proofErr w:type="gramEnd"/>
-      <w:r>
-        <w:t xml:space="preserve"> DO FRONT-END</w:t>
+        <w:t>5.2 ARQUITETURA DO FRONT-END</w:t>
       </w:r>
     </w:p>
     <w:p>
@@ -6435,13 +5553,8 @@
         <w:jc w:val="both"/>
       </w:pPr>
       <w:r>
-        <w:t>O front-</w:t>
-      </w:r>
-      <w:proofErr w:type="spellStart"/>
-      <w:r>
-        <w:t>end</w:t>
-      </w:r>
-      <w:proofErr w:type="spellEnd"/>
+        <w:t>O front-end</w:t>
+      </w:r>
       <w:r>
         <w:t xml:space="preserve"> é a </w:t>
       </w:r>
@@ -6498,7 +5611,7 @@
                     </pic:cNvPicPr>
                   </pic:nvPicPr>
                   <pic:blipFill>
-                    <a:blip r:embed="rId13" cstate="print">
+                    <a:blip r:embed="rId12" cstate="print">
                       <a:extLst>
                         <a:ext uri="{28A0092B-C50C-407E-A947-70E740481C1C}">
                           <a14:useLocalDpi xmlns:a14="http://schemas.microsoft.com/office/drawing/2010/main" val="0"/>
@@ -6541,7 +5654,7 @@
           <w:szCs w:val="20"/>
         </w:rPr>
       </w:pPr>
-      <w:bookmarkStart w:id="22" w:name="_Toc238883410"/>
+      <w:bookmarkStart w:id="21" w:name="_Toc238883410"/>
       <w:r>
         <w:rPr>
           <w:i w:val="0"/>
@@ -6611,10 +5724,13 @@
           <w:sz w:val="20"/>
           <w:szCs w:val="20"/>
         </w:rPr>
-        <w:t xml:space="preserve"> - Diagrama de Pacotes do </w:t>
-      </w:r>
-      <w:proofErr w:type="spellStart"/>
-      <w:r>
+        <w:t xml:space="preserve"> - Diagrama de Pacotes do Frontend</w:t>
+      </w:r>
+      <w:bookmarkEnd w:id="21"/>
+    </w:p>
+    <w:p>
+      <w:pPr>
+        <w:pStyle w:val="Legenda"/>
         <w:rPr>
           <w:i w:val="0"/>
           <w:iCs w:val="0"/>
@@ -6622,14 +5738,8 @@
           <w:sz w:val="20"/>
           <w:szCs w:val="20"/>
         </w:rPr>
-        <w:t>Frontend</w:t>
-      </w:r>
-      <w:bookmarkEnd w:id="22"/>
-      <w:proofErr w:type="spellEnd"/>
-    </w:p>
-    <w:p>
-      <w:pPr>
-        <w:pStyle w:val="Legenda"/>
+      </w:pPr>
+      <w:r>
         <w:rPr>
           <w:i w:val="0"/>
           <w:iCs w:val="0"/>
@@ -6637,15 +5747,6 @@
           <w:sz w:val="20"/>
           <w:szCs w:val="20"/>
         </w:rPr>
-      </w:pPr>
-      <w:r>
-        <w:rPr>
-          <w:i w:val="0"/>
-          <w:iCs w:val="0"/>
-          <w:color w:val="auto"/>
-          <w:sz w:val="20"/>
-          <w:szCs w:val="20"/>
-        </w:rPr>
         <w:t>FONTE: Elaboração dos autores</w:t>
       </w:r>
     </w:p>
@@ -6666,14 +5767,9 @@
       </w:r>
     </w:p>
     <w:p>
-      <w:proofErr w:type="gramStart"/>
       <w:r>
         <w:lastRenderedPageBreak/>
-        <w:t>5.3 MODELO</w:t>
-      </w:r>
-      <w:proofErr w:type="gramEnd"/>
-      <w:r>
-        <w:t xml:space="preserve"> DE CLASSES DE NEGÓCIO</w:t>
+        <w:t>5.3 MODELO DE CLASSES DE NEGÓCIO</w:t>
       </w:r>
     </w:p>
     <w:p>
@@ -6682,17 +5778,7 @@
         <w:jc w:val="both"/>
       </w:pPr>
       <w:r>
-        <w:t xml:space="preserve">O diagrama de classes de negócio representa os principais elementos envolvidos no funcionamento do </w:t>
-      </w:r>
-      <w:proofErr w:type="spellStart"/>
-      <w:proofErr w:type="gramStart"/>
-      <w:r>
-        <w:t>ElderConnect</w:t>
-      </w:r>
-      <w:proofErr w:type="spellEnd"/>
-      <w:proofErr w:type="gramEnd"/>
-      <w:r>
-        <w:t xml:space="preserve"> e os relacionamentos existentes entre eles.</w:t>
+        <w:t>O diagrama de classes de negócio representa os principais elementos envolvidos no funcionamento do ElderConnect e os relacionamentos existentes entre eles.</w:t>
       </w:r>
     </w:p>
     <w:p>
@@ -6729,7 +5815,7 @@
                     </pic:cNvPicPr>
                   </pic:nvPicPr>
                   <pic:blipFill>
-                    <a:blip r:embed="rId14">
+                    <a:blip r:embed="rId13">
                       <a:extLst>
                         <a:ext uri="{28A0092B-C50C-407E-A947-70E740481C1C}">
                           <a14:useLocalDpi xmlns:a14="http://schemas.microsoft.com/office/drawing/2010/main" val="0"/>
@@ -6772,7 +5858,7 @@
           <w:szCs w:val="20"/>
         </w:rPr>
       </w:pPr>
-      <w:bookmarkStart w:id="23" w:name="_Toc238883411"/>
+      <w:bookmarkStart w:id="22" w:name="_Toc238883411"/>
       <w:r>
         <w:rPr>
           <w:i w:val="0"/>
@@ -6844,7 +5930,7 @@
         </w:rPr>
         <w:t xml:space="preserve"> - Diagrama de Classe de Negócios</w:t>
       </w:r>
-      <w:bookmarkEnd w:id="23"/>
+      <w:bookmarkEnd w:id="22"/>
     </w:p>
     <w:p>
       <w:pPr>
@@ -6895,17 +5981,7 @@
         <w:jc w:val="both"/>
       </w:pPr>
       <w:r>
-        <w:t xml:space="preserve">No projeto </w:t>
-      </w:r>
-      <w:proofErr w:type="spellStart"/>
-      <w:proofErr w:type="gramStart"/>
-      <w:r>
-        <w:t>ElderConnect</w:t>
-      </w:r>
-      <w:proofErr w:type="spellEnd"/>
-      <w:proofErr w:type="gramEnd"/>
-      <w:r>
-        <w:t xml:space="preserve"> foram elaborados dois diagramas de sequência: um referente ao cenário principal de autenticação e outro relacionado ao cenário alternativo de recuperação de senha.</w:t>
+        <w:t>No projeto ElderConnect foram elaborados dois diagramas de sequência: um referente ao cenário principal de autenticação e outro relacionado ao cenário alternativo de recuperação de senha.</w:t>
       </w:r>
     </w:p>
     <w:p>
@@ -6931,15 +6007,7 @@
         <w:jc w:val="both"/>
       </w:pPr>
       <w:r>
-        <w:t xml:space="preserve">A Figura 4 representa o processo de autenticação do usuário no sistema. O fluxo tem início quando o usuário informa suas credenciais, compostas por e-mail e senha, por meio da tela de </w:t>
-      </w:r>
-      <w:proofErr w:type="spellStart"/>
-      <w:r>
-        <w:t>login</w:t>
-      </w:r>
-      <w:proofErr w:type="spellEnd"/>
-      <w:r>
-        <w:t>.</w:t>
+        <w:t>A Figura 4 representa o processo de autenticação do usuário no sistema. O fluxo tem início quando o usuário informa suas credenciais, compostas por e-mail e senha, por meio da tela de login.</w:t>
       </w:r>
     </w:p>
     <w:p>
@@ -6968,7 +6036,7 @@
                     </pic:cNvPicPr>
                   </pic:nvPicPr>
                   <pic:blipFill>
-                    <a:blip r:embed="rId15">
+                    <a:blip r:embed="rId14">
                       <a:extLst>
                         <a:ext uri="{28A0092B-C50C-407E-A947-70E740481C1C}">
                           <a14:useLocalDpi xmlns:a14="http://schemas.microsoft.com/office/drawing/2010/main" val="0"/>
@@ -7011,7 +6079,7 @@
           <w:szCs w:val="20"/>
         </w:rPr>
       </w:pPr>
-      <w:bookmarkStart w:id="24" w:name="_Toc238883412"/>
+      <w:bookmarkStart w:id="23" w:name="_Toc238883412"/>
       <w:r>
         <w:rPr>
           <w:i w:val="0"/>
@@ -7083,7 +6151,7 @@
         </w:rPr>
         <w:t xml:space="preserve"> - Diagrama de Sequência do cenário principal</w:t>
       </w:r>
-      <w:bookmarkEnd w:id="24"/>
+      <w:bookmarkEnd w:id="23"/>
     </w:p>
     <w:p>
       <w:pPr>
@@ -7160,7 +6228,7 @@
                     </pic:cNvPicPr>
                   </pic:nvPicPr>
                   <pic:blipFill>
-                    <a:blip r:embed="rId16">
+                    <a:blip r:embed="rId15">
                       <a:extLst>
                         <a:ext uri="{28A0092B-C50C-407E-A947-70E740481C1C}">
                           <a14:useLocalDpi xmlns:a14="http://schemas.microsoft.com/office/drawing/2010/main" val="0"/>
@@ -7203,7 +6271,7 @@
           <w:szCs w:val="20"/>
         </w:rPr>
       </w:pPr>
-      <w:bookmarkStart w:id="25" w:name="_Toc238883413"/>
+      <w:bookmarkStart w:id="24" w:name="_Toc238883413"/>
       <w:r>
         <w:rPr>
           <w:i w:val="0"/>
@@ -7275,7 +6343,7 @@
         </w:rPr>
         <w:t xml:space="preserve"> - Diagrama de Sequência do cenário alternativo</w:t>
       </w:r>
-      <w:bookmarkEnd w:id="25"/>
+      <w:bookmarkEnd w:id="24"/>
     </w:p>
     <w:p>
       <w:pPr>
@@ -7325,7 +6393,6 @@
       <w:r>
         <w:br w:type="page"/>
       </w:r>
-      <w:proofErr w:type="gramStart"/>
       <w:r>
         <w:rPr>
           <w:b/>
@@ -7333,16 +6400,7 @@
           <w:color w:val="000000"/>
         </w:rPr>
         <w:lastRenderedPageBreak/>
-        <w:t>6</w:t>
-      </w:r>
-      <w:proofErr w:type="gramEnd"/>
-      <w:r>
-        <w:rPr>
-          <w:b/>
-          <w:bCs/>
-          <w:color w:val="000000"/>
-        </w:rPr>
-        <w:t xml:space="preserve"> IMPLEMENTAÇÃO DO SISTEMA DE SOFTWARE</w:t>
+        <w:t>6 IMPLEMENTAÇÃO DO SISTEMA DE SOFTWARE</w:t>
       </w:r>
     </w:p>
     <w:p/>
@@ -7379,12 +6437,11 @@
           <w:color w:val="000000"/>
         </w:rPr>
       </w:pPr>
-      <w:bookmarkStart w:id="26" w:name="_xwz6vzo9lzyl" w:colFirst="0" w:colLast="0"/>
-      <w:bookmarkEnd w:id="26"/>
+      <w:bookmarkStart w:id="25" w:name="_xwz6vzo9lzyl" w:colFirst="0" w:colLast="0"/>
+      <w:bookmarkEnd w:id="25"/>
       <w:r>
         <w:br w:type="page"/>
       </w:r>
-      <w:proofErr w:type="gramStart"/>
       <w:r>
         <w:rPr>
           <w:b/>
@@ -7392,16 +6449,76 @@
           <w:color w:val="000000"/>
         </w:rPr>
         <w:lastRenderedPageBreak/>
-        <w:t>7</w:t>
-      </w:r>
-      <w:proofErr w:type="gramEnd"/>
-      <w:r>
-        <w:rPr>
-          <w:b/>
-          <w:bCs/>
-          <w:color w:val="000000"/>
-        </w:rPr>
-        <w:t xml:space="preserve"> PLANO DE TESTES PARA O SISTEMA DE SOFTWARE</w:t>
+        <w:t>7 PLANO DE TESTES PARA O SISTEMA DE SOFTWARE</w:t>
+      </w:r>
+    </w:p>
+    <w:p>
+      <w:pPr>
+        <w:jc w:val="both"/>
+      </w:pPr>
+      <w:r>
+        <w:t>Para garantir a qualidade, a segurança e a aderência do software aos requisitos levantados, foram estruturados casos de teste específicos para as principais regras de negócio do sistema. O objetivo desta etapa é validar o comportamento da aplicação diante de cenários reais de uso, assegurando que as permissões e fluxos de trabalho funcionem de forma correta e previsível.</w:t>
+      </w:r>
+    </w:p>
+    <w:p>
+      <w:r>
+        <w:t>Os cenários detalhados nesta documentação abrangem as seguintes funcionalidades:</w:t>
+      </w:r>
+    </w:p>
+    <w:p>
+      <w:pPr>
+        <w:pStyle w:val="PargrafodaLista"/>
+        <w:numPr>
+          <w:ilvl w:val="0"/>
+          <w:numId w:val="3"/>
+        </w:numPr>
+        <w:spacing w:after="0"/>
+        <w:jc w:val="both"/>
+      </w:pPr>
+      <w:r>
+        <w:t>Criar perfil idoso: Validação do fluxo de cadastro e armazenamento dos dados específicos de saúde e perfil do idoso.</w:t>
+      </w:r>
+    </w:p>
+    <w:p>
+      <w:pPr>
+        <w:pStyle w:val="PargrafodaLista"/>
+        <w:numPr>
+          <w:ilvl w:val="0"/>
+          <w:numId w:val="3"/>
+        </w:numPr>
+        <w:spacing w:after="0"/>
+        <w:jc w:val="both"/>
+      </w:pPr>
+      <w:r>
+        <w:t>Criar perfil cuidador: Verificação do registro de novos cuidadores, garantindo a correta vinculação de suas credenciais no sistema.</w:t>
+      </w:r>
+    </w:p>
+    <w:p>
+      <w:pPr>
+        <w:pStyle w:val="PargrafodaLista"/>
+        <w:numPr>
+          <w:ilvl w:val="0"/>
+          <w:numId w:val="3"/>
+        </w:numPr>
+        <w:spacing w:after="0"/>
+        <w:jc w:val="both"/>
+      </w:pPr>
+      <w:r>
+        <w:t>Alterar senha do idoso: Teste de segurança para assegurar que a redefinição de credenciais ocorra de forma íntegra e protegida contra acessos não autorizados.</w:t>
+      </w:r>
+    </w:p>
+    <w:p>
+      <w:pPr>
+        <w:spacing w:after="0"/>
+        <w:ind w:firstLine="720"/>
+      </w:pPr>
+    </w:p>
+    <w:p>
+      <w:pPr>
+        <w:jc w:val="both"/>
+      </w:pPr>
+      <w:r>
+        <w:t>Todos os roteiros detalhados, contendo as pré-condições, o passo a passo das ações, os dados de entrada e os resultados esperados para cada um desses cenários, encontram-se mapeados e disponíveis para consulta no Apêndice C deste relatório.</w:t>
       </w:r>
     </w:p>
     <w:p>
@@ -7425,30 +6542,12 @@
     </w:p>
     <w:p>
       <w:pPr>
-        <w:jc w:val="both"/>
-        <w:rPr>
-          <w:color w:val="0070C0"/>
-        </w:rPr>
-      </w:pPr>
-      <w:r>
         <w:rPr>
           <w:color w:val="FF0000"/>
         </w:rPr>
-        <w:t xml:space="preserve"> </w:t>
-      </w:r>
-      <w:r>
-        <w:rPr>
-          <w:color w:val="0070C0"/>
-        </w:rPr>
-        <w:t>Para ser relatado no segundo semestre.</w:t>
-      </w:r>
-    </w:p>
-    <w:p>
-      <w:pPr>
-        <w:rPr>
-          <w:color w:val="FF0000"/>
-        </w:rPr>
-      </w:pPr>
+      </w:pPr>
+      <w:bookmarkStart w:id="26" w:name="_GoBack"/>
+      <w:bookmarkEnd w:id="26"/>
     </w:p>
     <w:p>
       <w:pPr>
@@ -7482,7 +6581,6 @@
       <w:r>
         <w:br w:type="page"/>
       </w:r>
-      <w:proofErr w:type="gramStart"/>
       <w:r>
         <w:rPr>
           <w:b/>
@@ -7491,17 +6589,7 @@
           <w:color w:val="000000"/>
         </w:rPr>
         <w:lastRenderedPageBreak/>
-        <w:t>8</w:t>
-      </w:r>
-      <w:proofErr w:type="gramEnd"/>
-      <w:r>
-        <w:rPr>
-          <w:b/>
-          <w:bCs/>
-          <w:smallCaps/>
-          <w:color w:val="000000"/>
-        </w:rPr>
-        <w:t xml:space="preserve"> CONCLUSÃO</w:t>
+        <w:t>8 CONCLUSÃO</w:t>
       </w:r>
     </w:p>
     <w:p>
@@ -7515,21 +6603,7 @@
         <w:rPr>
           <w:color w:val="0070C0"/>
         </w:rPr>
-        <w:t xml:space="preserve">Descreva a conclusão do trabalho em cada entrega de incremento, identificando se os objetivos definidos estão sendo </w:t>
-      </w:r>
-      <w:proofErr w:type="gramStart"/>
-      <w:r>
-        <w:rPr>
-          <w:color w:val="0070C0"/>
-        </w:rPr>
-        <w:t>alcançados, as perspectivas</w:t>
-      </w:r>
-      <w:proofErr w:type="gramEnd"/>
-      <w:r>
-        <w:rPr>
-          <w:color w:val="0070C0"/>
-        </w:rPr>
-        <w:t xml:space="preserve"> para a continuidade do trabalho, os desafios encontrados e os conhecimentos adquiridos.</w:t>
+        <w:t>Descreva a conclusão do trabalho em cada entrega de incremento, identificando se os objetivos definidos estão sendo alcançados, as perspectivas para a continuidade do trabalho, os desafios encontrados e os conhecimentos adquiridos.</w:t>
       </w:r>
     </w:p>
     <w:p>
@@ -7571,15 +6645,7 @@
         <w:spacing w:before="120" w:after="120"/>
       </w:pPr>
       <w:r>
-        <w:t xml:space="preserve">MAREK, Karen </w:t>
-      </w:r>
-      <w:proofErr w:type="gramStart"/>
-      <w:r>
-        <w:t>D.</w:t>
-      </w:r>
-      <w:proofErr w:type="gramEnd"/>
-      <w:r>
-        <w:t xml:space="preserve"> et al. </w:t>
+        <w:t xml:space="preserve">MAREK, Karen D. et al. </w:t>
       </w:r>
       <w:r>
         <w:rPr>
@@ -7587,27 +6653,14 @@
         </w:rPr>
         <w:t xml:space="preserve">Medication Management of the Community-Dwelling Older Adult. In: Patient Safety and Quality: An Evidence-Based Handbook for Nurses. </w:t>
       </w:r>
-      <w:proofErr w:type="spellStart"/>
-      <w:r>
-        <w:t>Rockville</w:t>
-      </w:r>
-      <w:proofErr w:type="spellEnd"/>
-      <w:r>
-        <w:t>: AHRQ, 2008.</w:t>
+      <w:r>
+        <w:t>Rockville: AHRQ, 2008.</w:t>
       </w:r>
       <w:r>
         <w:t xml:space="preserve"> </w:t>
       </w:r>
       <w:r>
-        <w:t>Disponível em: &lt;</w:t>
-      </w:r>
-      <w:proofErr w:type="gramStart"/>
-      <w:r>
-        <w:t>https</w:t>
-      </w:r>
-      <w:proofErr w:type="gramEnd"/>
-      <w:r>
-        <w:t>://www.ncbi.nlm.nih.gov/books/NBK2670/&gt;</w:t>
+        <w:t>Disponível em: &lt;https://www.ncbi.nlm.nih.gov/books/NBK2670/&gt;</w:t>
       </w:r>
       <w:r>
         <w:t xml:space="preserve"> </w:t>
@@ -7618,36 +6671,10 @@
         <w:spacing w:line="240" w:lineRule="auto"/>
       </w:pPr>
       <w:r>
-        <w:t xml:space="preserve">ROSTIROLLA, Gabriela T.; SOUZA, Odair M. </w:t>
-      </w:r>
-      <w:proofErr w:type="spellStart"/>
-      <w:proofErr w:type="gramStart"/>
-      <w:r>
-        <w:t>DoseApp</w:t>
-      </w:r>
-      <w:proofErr w:type="spellEnd"/>
-      <w:proofErr w:type="gramEnd"/>
-      <w:r>
-        <w:t xml:space="preserve">: Aplicativo para gestão de medicamentos e auxílio nas rotinas dos cuidadores de idosos. Anais do </w:t>
-      </w:r>
-      <w:proofErr w:type="spellStart"/>
-      <w:r>
-        <w:t>Latinoware</w:t>
-      </w:r>
-      <w:proofErr w:type="spellEnd"/>
-      <w:r>
-        <w:t>, 2022.</w:t>
-      </w:r>
-      <w:r>
-        <w:t xml:space="preserve"> Disponível em: &lt;</w:t>
-      </w:r>
-      <w:proofErr w:type="gramStart"/>
-      <w:r>
-        <w:t>https</w:t>
-      </w:r>
-      <w:proofErr w:type="gramEnd"/>
-      <w:r>
-        <w:t>://sol.sbc.org.br/index.php/latinoware/article/view/22976/&gt;.</w:t>
+        <w:t>ROSTIROLLA, Gabriela T.; SOUZA, Odair M. DoseApp: Aplicativo para gestão de medicamentos e auxílio nas rotinas dos cuidadores de idosos. Anais do Latinoware, 2022.</w:t>
+      </w:r>
+      <w:r>
+        <w:t xml:space="preserve"> Disponível em: &lt;https://sol.sbc.org.br/index.php/latinoware/article/view/22976/&gt;.</w:t>
       </w:r>
     </w:p>
     <w:p>
@@ -7658,63 +6685,19 @@
         <w:rPr>
           <w:lang w:val="en-US"/>
         </w:rPr>
-        <w:t xml:space="preserve">ZHOU, </w:t>
-      </w:r>
-      <w:proofErr w:type="spellStart"/>
-      <w:r>
-        <w:rPr>
-          <w:lang w:val="en-US"/>
-        </w:rPr>
-        <w:t>Zhiyin</w:t>
-      </w:r>
-      <w:proofErr w:type="spellEnd"/>
-      <w:r>
-        <w:rPr>
-          <w:lang w:val="en-US"/>
-        </w:rPr>
-        <w:t xml:space="preserve">. </w:t>
-      </w:r>
-      <w:proofErr w:type="spellStart"/>
-      <w:proofErr w:type="gramStart"/>
-      <w:r>
-        <w:rPr>
-          <w:lang w:val="en-US"/>
-        </w:rPr>
-        <w:t>Adhera</w:t>
-      </w:r>
-      <w:proofErr w:type="spellEnd"/>
-      <w:r>
-        <w:rPr>
-          <w:lang w:val="en-US"/>
-        </w:rPr>
-        <w:t>: A Human-Centered Health Informatics Solution for Reducing Informal Caregiver Burden through Improved Medication Adherence.</w:t>
-      </w:r>
-      <w:proofErr w:type="gramEnd"/>
-      <w:r>
-        <w:rPr>
-          <w:lang w:val="en-US"/>
-        </w:rPr>
+        <w:t xml:space="preserve">ZHOU, Zhiyin. Adhera: A Human-Centered Health Informatics Solution for Reducing Informal Caregiver Burden through Improved Medication Adherence. </w:t>
+      </w:r>
+      <w:r>
+        <w:t>2025.</w:t>
+      </w:r>
+      <w:r>
         <w:t xml:space="preserve"> </w:t>
       </w:r>
       <w:r>
-        <w:t>2025.</w:t>
-      </w:r>
-      <w:r>
-        <w:t xml:space="preserve"> </w:t>
-      </w:r>
-      <w:r>
         <w:t xml:space="preserve">Disponível em: </w:t>
       </w:r>
       <w:r>
-        <w:t>&lt;</w:t>
-      </w:r>
-      <w:proofErr w:type="gramStart"/>
-      <w:r>
-        <w:t>https</w:t>
-      </w:r>
-      <w:proofErr w:type="gramEnd"/>
-      <w:r>
-        <w:t>://arxiv.org/abs/2512.03878/&gt;</w:t>
+        <w:t>&lt;https://arxiv.org/abs/2512.03878/&gt;</w:t>
       </w:r>
       <w:r>
         <w:t>.</w:t>
@@ -7763,17 +6746,7 @@
     </w:p>
     <w:p>
       <w:r>
-        <w:t>O cronograma do projeto está disponível na pasta “</w:t>
-      </w:r>
-      <w:proofErr w:type="spellStart"/>
-      <w:proofErr w:type="gramStart"/>
-      <w:r>
-        <w:t>ApêndiceA</w:t>
-      </w:r>
-      <w:proofErr w:type="spellEnd"/>
-      <w:proofErr w:type="gramEnd"/>
-      <w:r>
-        <w:t>” que acompanha este documento.</w:t>
+        <w:t>O cronograma do projeto está disponível na pasta “ApêndiceA” que acompanha este documento.</w:t>
       </w:r>
     </w:p>
     <w:p>
@@ -7811,17 +6784,7 @@
     </w:p>
     <w:p>
       <w:r>
-        <w:t>Os requisitos estão disponíveis na pasta “</w:t>
-      </w:r>
-      <w:proofErr w:type="spellStart"/>
-      <w:proofErr w:type="gramStart"/>
-      <w:r>
-        <w:t>ApêndiceB</w:t>
-      </w:r>
-      <w:proofErr w:type="spellEnd"/>
-      <w:proofErr w:type="gramEnd"/>
-      <w:r>
-        <w:t>” que acompanha este documento.</w:t>
+        <w:t>Os requisitos estão disponíveis na pasta “ApêndiceB” que acompanha este documento.</w:t>
       </w:r>
     </w:p>
     <w:p>
@@ -7859,17 +6822,7 @@
     </w:p>
     <w:p>
       <w:r>
-        <w:t>Os requisitos estão disponíveis na pasta “</w:t>
-      </w:r>
-      <w:proofErr w:type="spellStart"/>
-      <w:proofErr w:type="gramStart"/>
-      <w:r>
-        <w:t>ApêndiceC</w:t>
-      </w:r>
-      <w:proofErr w:type="spellEnd"/>
-      <w:proofErr w:type="gramEnd"/>
-      <w:r>
-        <w:t>” que acompanha este documento.</w:t>
+        <w:t>Os requisitos estão disponíveis na pasta “ApêndiceC” que acompanha este documento.</w:t>
       </w:r>
     </w:p>
     <w:p/>
@@ -7894,8 +6847,8 @@
       </w:pPr>
     </w:p>
     <w:sectPr>
-      <w:headerReference w:type="default" r:id="rId17"/>
-      <w:headerReference w:type="first" r:id="rId18"/>
+      <w:headerReference w:type="default" r:id="rId16"/>
+      <w:headerReference w:type="first" r:id="rId17"/>
       <w:pgSz w:w="11907" w:h="16840"/>
       <w:pgMar w:top="1699" w:right="1138" w:bottom="1238" w:left="1699" w:header="720" w:footer="720" w:gutter="0"/>
       <w:cols w:space="720"/>
@@ -7906,7 +6859,7 @@
 </file>
 
 <file path=word/endnotes.xml><?xml version="1.0" encoding="utf-8"?>
-<w:endnotes xmlns:wpc="http://schemas.microsoft.com/office/word/2010/wordprocessingCanvas" xmlns:mc="http://schemas.openxmlformats.org/markup-compatibility/2006" xmlns:o="urn:schemas-microsoft-com:office:office" xmlns:r="http://schemas.openxmlformats.org/officeDocument/2006/relationships" xmlns:m="http://schemas.openxmlformats.org/officeDocument/2006/math" xmlns:v="urn:schemas-microsoft-com:vml" xmlns:wp14="http://schemas.microsoft.com/office/word/2010/wordprocessingDrawing" xmlns:wp="http://schemas.openxmlformats.org/drawingml/2006/wordprocessingDrawing" xmlns:w10="urn:schemas-microsoft-com:office:word" xmlns:w="http://schemas.openxmlformats.org/wordprocessingml/2006/main" xmlns:w14="http://schemas.microsoft.com/office/word/2010/wordml" xmlns:wpg="http://schemas.microsoft.com/office/word/2010/wordprocessingGroup" xmlns:wpi="http://schemas.microsoft.com/office/word/2010/wordprocessingInk" xmlns:wne="http://schemas.microsoft.com/office/word/2006/wordml" xmlns:wps="http://schemas.microsoft.com/office/word/2010/wordprocessingShape" mc:Ignorable="w14 wp14">
+<w:endnotes xmlns:wpc="http://schemas.microsoft.com/office/word/2010/wordprocessingCanvas" xmlns:cx="http://schemas.microsoft.com/office/drawing/2014/chartex" xmlns:mc="http://schemas.openxmlformats.org/markup-compatibility/2006" xmlns:o="urn:schemas-microsoft-com:office:office" xmlns:r="http://schemas.openxmlformats.org/officeDocument/2006/relationships" xmlns:m="http://schemas.openxmlformats.org/officeDocument/2006/math" xmlns:v="urn:schemas-microsoft-com:vml" xmlns:wp14="http://schemas.microsoft.com/office/word/2010/wordprocessingDrawing" xmlns:wp="http://schemas.openxmlformats.org/drawingml/2006/wordprocessingDrawing" xmlns:w10="urn:schemas-microsoft-com:office:word" xmlns:w="http://schemas.openxmlformats.org/wordprocessingml/2006/main" xmlns:w14="http://schemas.microsoft.com/office/word/2010/wordml" xmlns:w15="http://schemas.microsoft.com/office/word/2012/wordml" xmlns:w16se="http://schemas.microsoft.com/office/word/2015/wordml/symex" xmlns:wpg="http://schemas.microsoft.com/office/word/2010/wordprocessingGroup" xmlns:wpi="http://schemas.microsoft.com/office/word/2010/wordprocessingInk" xmlns:wne="http://schemas.microsoft.com/office/word/2006/wordml" xmlns:wps="http://schemas.microsoft.com/office/word/2010/wordprocessingShape" mc:Ignorable="w14 w15 w16se wp14">
   <w:endnote w:type="separator" w:id="-1">
     <w:p>
       <w:pPr>
@@ -7931,7 +6884,7 @@
 </file>
 
 <file path=word/footnotes.xml><?xml version="1.0" encoding="utf-8"?>
-<w:footnotes xmlns:wpc="http://schemas.microsoft.com/office/word/2010/wordprocessingCanvas" xmlns:mc="http://schemas.openxmlformats.org/markup-compatibility/2006" xmlns:o="urn:schemas-microsoft-com:office:office" xmlns:r="http://schemas.openxmlformats.org/officeDocument/2006/relationships" xmlns:m="http://schemas.openxmlformats.org/officeDocument/2006/math" xmlns:v="urn:schemas-microsoft-com:vml" xmlns:wp14="http://schemas.microsoft.com/office/word/2010/wordprocessingDrawing" xmlns:wp="http://schemas.openxmlformats.org/drawingml/2006/wordprocessingDrawing" xmlns:w10="urn:schemas-microsoft-com:office:word" xmlns:w="http://schemas.openxmlformats.org/wordprocessingml/2006/main" xmlns:w14="http://schemas.microsoft.com/office/word/2010/wordml" xmlns:wpg="http://schemas.microsoft.com/office/word/2010/wordprocessingGroup" xmlns:wpi="http://schemas.microsoft.com/office/word/2010/wordprocessingInk" xmlns:wne="http://schemas.microsoft.com/office/word/2006/wordml" xmlns:wps="http://schemas.microsoft.com/office/word/2010/wordprocessingShape" mc:Ignorable="w14 wp14">
+<w:footnotes xmlns:wpc="http://schemas.microsoft.com/office/word/2010/wordprocessingCanvas" xmlns:cx="http://schemas.microsoft.com/office/drawing/2014/chartex" xmlns:mc="http://schemas.openxmlformats.org/markup-compatibility/2006" xmlns:o="urn:schemas-microsoft-com:office:office" xmlns:r="http://schemas.openxmlformats.org/officeDocument/2006/relationships" xmlns:m="http://schemas.openxmlformats.org/officeDocument/2006/math" xmlns:v="urn:schemas-microsoft-com:vml" xmlns:wp14="http://schemas.microsoft.com/office/word/2010/wordprocessingDrawing" xmlns:wp="http://schemas.openxmlformats.org/drawingml/2006/wordprocessingDrawing" xmlns:w10="urn:schemas-microsoft-com:office:word" xmlns:w="http://schemas.openxmlformats.org/wordprocessingml/2006/main" xmlns:w14="http://schemas.microsoft.com/office/word/2010/wordml" xmlns:w15="http://schemas.microsoft.com/office/word/2012/wordml" xmlns:w16se="http://schemas.microsoft.com/office/word/2015/wordml/symex" xmlns:wpg="http://schemas.microsoft.com/office/word/2010/wordprocessingGroup" xmlns:wpi="http://schemas.microsoft.com/office/word/2010/wordprocessingInk" xmlns:wne="http://schemas.microsoft.com/office/word/2006/wordml" xmlns:wps="http://schemas.microsoft.com/office/word/2010/wordprocessingShape" mc:Ignorable="w14 w15 w16se wp14">
   <w:footnote w:type="separator" w:id="-1">
     <w:p>
       <w:pPr>
@@ -7956,7 +6909,7 @@
 </file>
 
 <file path=word/header1.xml><?xml version="1.0" encoding="utf-8"?>
-<w:hdr xmlns:wpc="http://schemas.microsoft.com/office/word/2010/wordprocessingCanvas" xmlns:mc="http://schemas.openxmlformats.org/markup-compatibility/2006" xmlns:o="urn:schemas-microsoft-com:office:office" xmlns:r="http://schemas.openxmlformats.org/officeDocument/2006/relationships" xmlns:m="http://schemas.openxmlformats.org/officeDocument/2006/math" xmlns:v="urn:schemas-microsoft-com:vml" xmlns:wp14="http://schemas.microsoft.com/office/word/2010/wordprocessingDrawing" xmlns:wp="http://schemas.openxmlformats.org/drawingml/2006/wordprocessingDrawing" xmlns:w10="urn:schemas-microsoft-com:office:word" xmlns:w="http://schemas.openxmlformats.org/wordprocessingml/2006/main" xmlns:w14="http://schemas.microsoft.com/office/word/2010/wordml" xmlns:wpg="http://schemas.microsoft.com/office/word/2010/wordprocessingGroup" xmlns:wpi="http://schemas.microsoft.com/office/word/2010/wordprocessingInk" xmlns:wne="http://schemas.microsoft.com/office/word/2006/wordml" xmlns:wps="http://schemas.microsoft.com/office/word/2010/wordprocessingShape" mc:Ignorable="w14 wp14">
+<w:hdr xmlns:wpc="http://schemas.microsoft.com/office/word/2010/wordprocessingCanvas" xmlns:cx="http://schemas.microsoft.com/office/drawing/2014/chartex" xmlns:mc="http://schemas.openxmlformats.org/markup-compatibility/2006" xmlns:o="urn:schemas-microsoft-com:office:office" xmlns:r="http://schemas.openxmlformats.org/officeDocument/2006/relationships" xmlns:m="http://schemas.openxmlformats.org/officeDocument/2006/math" xmlns:v="urn:schemas-microsoft-com:vml" xmlns:wp14="http://schemas.microsoft.com/office/word/2010/wordprocessingDrawing" xmlns:wp="http://schemas.openxmlformats.org/drawingml/2006/wordprocessingDrawing" xmlns:w10="urn:schemas-microsoft-com:office:word" xmlns:w="http://schemas.openxmlformats.org/wordprocessingml/2006/main" xmlns:w14="http://schemas.microsoft.com/office/word/2010/wordml" xmlns:w15="http://schemas.microsoft.com/office/word/2012/wordml" xmlns:w16se="http://schemas.microsoft.com/office/word/2015/wordml/symex" xmlns:wpg="http://schemas.microsoft.com/office/word/2010/wordprocessingGroup" xmlns:wpi="http://schemas.microsoft.com/office/word/2010/wordprocessingInk" xmlns:wne="http://schemas.microsoft.com/office/word/2006/wordml" xmlns:wps="http://schemas.microsoft.com/office/word/2010/wordprocessingShape" mc:Ignorable="w14 w15 w16se wp14">
   <w:p>
     <w:pPr>
       <w:pBdr>
@@ -8017,7 +6970,7 @@
 </file>
 
 <file path=word/header2.xml><?xml version="1.0" encoding="utf-8"?>
-<w:hdr xmlns:wpc="http://schemas.microsoft.com/office/word/2010/wordprocessingCanvas" xmlns:mc="http://schemas.openxmlformats.org/markup-compatibility/2006" xmlns:o="urn:schemas-microsoft-com:office:office" xmlns:r="http://schemas.openxmlformats.org/officeDocument/2006/relationships" xmlns:m="http://schemas.openxmlformats.org/officeDocument/2006/math" xmlns:v="urn:schemas-microsoft-com:vml" xmlns:wp14="http://schemas.microsoft.com/office/word/2010/wordprocessingDrawing" xmlns:wp="http://schemas.openxmlformats.org/drawingml/2006/wordprocessingDrawing" xmlns:w10="urn:schemas-microsoft-com:office:word" xmlns:w="http://schemas.openxmlformats.org/wordprocessingml/2006/main" xmlns:w14="http://schemas.microsoft.com/office/word/2010/wordml" xmlns:wpg="http://schemas.microsoft.com/office/word/2010/wordprocessingGroup" xmlns:wpi="http://schemas.microsoft.com/office/word/2010/wordprocessingInk" xmlns:wne="http://schemas.microsoft.com/office/word/2006/wordml" xmlns:wps="http://schemas.microsoft.com/office/word/2010/wordprocessingShape" mc:Ignorable="w14 wp14">
+<w:hdr xmlns:wpc="http://schemas.microsoft.com/office/word/2010/wordprocessingCanvas" xmlns:cx="http://schemas.microsoft.com/office/drawing/2014/chartex" xmlns:mc="http://schemas.openxmlformats.org/markup-compatibility/2006" xmlns:o="urn:schemas-microsoft-com:office:office" xmlns:r="http://schemas.openxmlformats.org/officeDocument/2006/relationships" xmlns:m="http://schemas.openxmlformats.org/officeDocument/2006/math" xmlns:v="urn:schemas-microsoft-com:vml" xmlns:wp14="http://schemas.microsoft.com/office/word/2010/wordprocessingDrawing" xmlns:wp="http://schemas.openxmlformats.org/drawingml/2006/wordprocessingDrawing" xmlns:w10="urn:schemas-microsoft-com:office:word" xmlns:w="http://schemas.openxmlformats.org/wordprocessingml/2006/main" xmlns:w14="http://schemas.microsoft.com/office/word/2010/wordml" xmlns:w15="http://schemas.microsoft.com/office/word/2012/wordml" xmlns:w16se="http://schemas.microsoft.com/office/word/2015/wordml/symex" xmlns:wpg="http://schemas.microsoft.com/office/word/2010/wordprocessingGroup" xmlns:wpi="http://schemas.microsoft.com/office/word/2010/wordprocessingInk" xmlns:wne="http://schemas.microsoft.com/office/word/2006/wordml" xmlns:wps="http://schemas.microsoft.com/office/word/2010/wordprocessingShape" mc:Ignorable="w14 w15 w16se wp14">
   <w:p>
     <w:pPr>
       <w:pBdr>
@@ -8091,7 +7044,7 @@
 </file>
 
 <file path=word/header3.xml><?xml version="1.0" encoding="utf-8"?>
-<w:hdr xmlns:wpc="http://schemas.microsoft.com/office/word/2010/wordprocessingCanvas" xmlns:mc="http://schemas.openxmlformats.org/markup-compatibility/2006" xmlns:o="urn:schemas-microsoft-com:office:office" xmlns:r="http://schemas.openxmlformats.org/officeDocument/2006/relationships" xmlns:m="http://schemas.openxmlformats.org/officeDocument/2006/math" xmlns:v="urn:schemas-microsoft-com:vml" xmlns:wp14="http://schemas.microsoft.com/office/word/2010/wordprocessingDrawing" xmlns:wp="http://schemas.openxmlformats.org/drawingml/2006/wordprocessingDrawing" xmlns:w10="urn:schemas-microsoft-com:office:word" xmlns:w="http://schemas.openxmlformats.org/wordprocessingml/2006/main" xmlns:w14="http://schemas.microsoft.com/office/word/2010/wordml" xmlns:wpg="http://schemas.microsoft.com/office/word/2010/wordprocessingGroup" xmlns:wpi="http://schemas.microsoft.com/office/word/2010/wordprocessingInk" xmlns:wne="http://schemas.microsoft.com/office/word/2006/wordml" xmlns:wps="http://schemas.microsoft.com/office/word/2010/wordprocessingShape" mc:Ignorable="w14 wp14">
+<w:hdr xmlns:wpc="http://schemas.microsoft.com/office/word/2010/wordprocessingCanvas" xmlns:cx="http://schemas.microsoft.com/office/drawing/2014/chartex" xmlns:mc="http://schemas.openxmlformats.org/markup-compatibility/2006" xmlns:o="urn:schemas-microsoft-com:office:office" xmlns:r="http://schemas.openxmlformats.org/officeDocument/2006/relationships" xmlns:m="http://schemas.openxmlformats.org/officeDocument/2006/math" xmlns:v="urn:schemas-microsoft-com:vml" xmlns:wp14="http://schemas.microsoft.com/office/word/2010/wordprocessingDrawing" xmlns:wp="http://schemas.openxmlformats.org/drawingml/2006/wordprocessingDrawing" xmlns:w10="urn:schemas-microsoft-com:office:word" xmlns:w="http://schemas.openxmlformats.org/wordprocessingml/2006/main" xmlns:w14="http://schemas.microsoft.com/office/word/2010/wordml" xmlns:w15="http://schemas.microsoft.com/office/word/2012/wordml" xmlns:w16se="http://schemas.microsoft.com/office/word/2015/wordml/symex" xmlns:wpg="http://schemas.microsoft.com/office/word/2010/wordprocessingGroup" xmlns:wpi="http://schemas.microsoft.com/office/word/2010/wordprocessingInk" xmlns:wne="http://schemas.microsoft.com/office/word/2006/wordml" xmlns:wps="http://schemas.microsoft.com/office/word/2010/wordprocessingShape" mc:Ignorable="w14 w15 w16se wp14">
   <w:p>
     <w:pPr>
       <w:pBdr>
@@ -8133,7 +7086,7 @@
 </file>
 
 <file path=word/header4.xml><?xml version="1.0" encoding="utf-8"?>
-<w:hdr xmlns:wpc="http://schemas.microsoft.com/office/word/2010/wordprocessingCanvas" xmlns:mc="http://schemas.openxmlformats.org/markup-compatibility/2006" xmlns:o="urn:schemas-microsoft-com:office:office" xmlns:r="http://schemas.openxmlformats.org/officeDocument/2006/relationships" xmlns:m="http://schemas.openxmlformats.org/officeDocument/2006/math" xmlns:v="urn:schemas-microsoft-com:vml" xmlns:wp14="http://schemas.microsoft.com/office/word/2010/wordprocessingDrawing" xmlns:wp="http://schemas.openxmlformats.org/drawingml/2006/wordprocessingDrawing" xmlns:w10="urn:schemas-microsoft-com:office:word" xmlns:w="http://schemas.openxmlformats.org/wordprocessingml/2006/main" xmlns:w14="http://schemas.microsoft.com/office/word/2010/wordml" xmlns:wpg="http://schemas.microsoft.com/office/word/2010/wordprocessingGroup" xmlns:wpi="http://schemas.microsoft.com/office/word/2010/wordprocessingInk" xmlns:wne="http://schemas.microsoft.com/office/word/2006/wordml" xmlns:wps="http://schemas.microsoft.com/office/word/2010/wordprocessingShape" mc:Ignorable="w14 wp14">
+<w:hdr xmlns:wpc="http://schemas.microsoft.com/office/word/2010/wordprocessingCanvas" xmlns:cx="http://schemas.microsoft.com/office/drawing/2014/chartex" xmlns:mc="http://schemas.openxmlformats.org/markup-compatibility/2006" xmlns:o="urn:schemas-microsoft-com:office:office" xmlns:r="http://schemas.openxmlformats.org/officeDocument/2006/relationships" xmlns:m="http://schemas.openxmlformats.org/officeDocument/2006/math" xmlns:v="urn:schemas-microsoft-com:vml" xmlns:wp14="http://schemas.microsoft.com/office/word/2010/wordprocessingDrawing" xmlns:wp="http://schemas.openxmlformats.org/drawingml/2006/wordprocessingDrawing" xmlns:w10="urn:schemas-microsoft-com:office:word" xmlns:w="http://schemas.openxmlformats.org/wordprocessingml/2006/main" xmlns:w14="http://schemas.microsoft.com/office/word/2010/wordml" xmlns:w15="http://schemas.microsoft.com/office/word/2012/wordml" xmlns:w16se="http://schemas.microsoft.com/office/word/2015/wordml/symex" xmlns:wpg="http://schemas.microsoft.com/office/word/2010/wordprocessingGroup" xmlns:wpi="http://schemas.microsoft.com/office/word/2010/wordprocessingInk" xmlns:wne="http://schemas.microsoft.com/office/word/2006/wordml" xmlns:wps="http://schemas.microsoft.com/office/word/2010/wordprocessingShape" mc:Ignorable="w14 w15 w16se wp14">
   <w:p>
     <w:pPr>
       <w:pBdr>
@@ -8175,7 +7128,7 @@
         <w:noProof/>
         <w:color w:val="000000"/>
       </w:rPr>
-      <w:t>30</w:t>
+      <w:t>28</w:t>
     </w:r>
     <w:r>
       <w:rPr>
@@ -8207,7 +7160,7 @@
 </file>
 
 <file path=word/header5.xml><?xml version="1.0" encoding="utf-8"?>
-<w:hdr xmlns:wpc="http://schemas.microsoft.com/office/word/2010/wordprocessingCanvas" xmlns:mc="http://schemas.openxmlformats.org/markup-compatibility/2006" xmlns:o="urn:schemas-microsoft-com:office:office" xmlns:r="http://schemas.openxmlformats.org/officeDocument/2006/relationships" xmlns:m="http://schemas.openxmlformats.org/officeDocument/2006/math" xmlns:v="urn:schemas-microsoft-com:vml" xmlns:wp14="http://schemas.microsoft.com/office/word/2010/wordprocessingDrawing" xmlns:wp="http://schemas.openxmlformats.org/drawingml/2006/wordprocessingDrawing" xmlns:w10="urn:schemas-microsoft-com:office:word" xmlns:w="http://schemas.openxmlformats.org/wordprocessingml/2006/main" xmlns:w14="http://schemas.microsoft.com/office/word/2010/wordml" xmlns:wpg="http://schemas.microsoft.com/office/word/2010/wordprocessingGroup" xmlns:wpi="http://schemas.microsoft.com/office/word/2010/wordprocessingInk" xmlns:wne="http://schemas.microsoft.com/office/word/2006/wordml" xmlns:wps="http://schemas.microsoft.com/office/word/2010/wordprocessingShape" mc:Ignorable="w14 wp14">
+<w:hdr xmlns:wpc="http://schemas.microsoft.com/office/word/2010/wordprocessingCanvas" xmlns:cx="http://schemas.microsoft.com/office/drawing/2014/chartex" xmlns:mc="http://schemas.openxmlformats.org/markup-compatibility/2006" xmlns:o="urn:schemas-microsoft-com:office:office" xmlns:r="http://schemas.openxmlformats.org/officeDocument/2006/relationships" xmlns:m="http://schemas.openxmlformats.org/officeDocument/2006/math" xmlns:v="urn:schemas-microsoft-com:vml" xmlns:wp14="http://schemas.microsoft.com/office/word/2010/wordprocessingDrawing" xmlns:wp="http://schemas.openxmlformats.org/drawingml/2006/wordprocessingDrawing" xmlns:w10="urn:schemas-microsoft-com:office:word" xmlns:w="http://schemas.openxmlformats.org/wordprocessingml/2006/main" xmlns:w14="http://schemas.microsoft.com/office/word/2010/wordml" xmlns:w15="http://schemas.microsoft.com/office/word/2012/wordml" xmlns:w16se="http://schemas.microsoft.com/office/word/2015/wordml/symex" xmlns:wpg="http://schemas.microsoft.com/office/word/2010/wordprocessingGroup" xmlns:wpi="http://schemas.microsoft.com/office/word/2010/wordprocessingInk" xmlns:wne="http://schemas.microsoft.com/office/word/2006/wordml" xmlns:wps="http://schemas.microsoft.com/office/word/2010/wordprocessingShape" mc:Ignorable="w14 w15 w16se wp14">
   <w:p>
     <w:pPr>
       <w:pBdr>
@@ -8268,8 +7221,8 @@
 </file>
 
 <file path=word/numbering.xml><?xml version="1.0" encoding="utf-8"?>
-<w:numbering xmlns:wpc="http://schemas.microsoft.com/office/word/2010/wordprocessingCanvas" xmlns:mc="http://schemas.openxmlformats.org/markup-compatibility/2006" xmlns:o="urn:schemas-microsoft-com:office:office" xmlns:r="http://schemas.openxmlformats.org/officeDocument/2006/relationships" xmlns:m="http://schemas.openxmlformats.org/officeDocument/2006/math" xmlns:v="urn:schemas-microsoft-com:vml" xmlns:wp14="http://schemas.microsoft.com/office/word/2010/wordprocessingDrawing" xmlns:wp="http://schemas.openxmlformats.org/drawingml/2006/wordprocessingDrawing" xmlns:w10="urn:schemas-microsoft-com:office:word" xmlns:w="http://schemas.openxmlformats.org/wordprocessingml/2006/main" xmlns:w14="http://schemas.microsoft.com/office/word/2010/wordml" xmlns:wpg="http://schemas.microsoft.com/office/word/2010/wordprocessingGroup" xmlns:wpi="http://schemas.microsoft.com/office/word/2010/wordprocessingInk" xmlns:wne="http://schemas.microsoft.com/office/word/2006/wordml" xmlns:wps="http://schemas.microsoft.com/office/word/2010/wordprocessingShape" mc:Ignorable="w14 wp14">
-  <w:abstractNum w:abstractNumId="0">
+<w:numbering xmlns:wpc="http://schemas.microsoft.com/office/word/2010/wordprocessingCanvas" xmlns:cx="http://schemas.microsoft.com/office/drawing/2014/chartex" xmlns:mc="http://schemas.openxmlformats.org/markup-compatibility/2006" xmlns:o="urn:schemas-microsoft-com:office:office" xmlns:r="http://schemas.openxmlformats.org/officeDocument/2006/relationships" xmlns:m="http://schemas.openxmlformats.org/officeDocument/2006/math" xmlns:v="urn:schemas-microsoft-com:vml" xmlns:wp14="http://schemas.microsoft.com/office/word/2010/wordprocessingDrawing" xmlns:wp="http://schemas.openxmlformats.org/drawingml/2006/wordprocessingDrawing" xmlns:w10="urn:schemas-microsoft-com:office:word" xmlns:w="http://schemas.openxmlformats.org/wordprocessingml/2006/main" xmlns:w14="http://schemas.microsoft.com/office/word/2010/wordml" xmlns:w15="http://schemas.microsoft.com/office/word/2012/wordml" xmlns:w16se="http://schemas.microsoft.com/office/word/2015/wordml/symex" xmlns:wpg="http://schemas.microsoft.com/office/word/2010/wordprocessingGroup" xmlns:wpi="http://schemas.microsoft.com/office/word/2010/wordprocessingInk" xmlns:wne="http://schemas.microsoft.com/office/word/2006/wordml" xmlns:wps="http://schemas.microsoft.com/office/word/2010/wordprocessingShape" mc:Ignorable="w14 w15 w16se wp14">
+  <w:abstractNum w:abstractNumId="0" w15:restartNumberingAfterBreak="0">
     <w:nsid w:val="07DE711C"/>
     <w:multiLevelType w:val="multilevel"/>
     <w:tmpl w:val="0E425538"/>
@@ -8382,14 +7335,282 @@
       </w:pPr>
     </w:lvl>
   </w:abstractNum>
+  <w:abstractNum w:abstractNumId="1" w15:restartNumberingAfterBreak="0">
+    <w:nsid w:val="117C67A5"/>
+    <w:multiLevelType w:val="hybridMultilevel"/>
+    <w:tmpl w:val="E56A937A"/>
+    <w:lvl w:ilvl="0" w:tplc="04160001">
+      <w:start w:val="1"/>
+      <w:numFmt w:val="bullet"/>
+      <w:lvlText w:val=""/>
+      <w:lvlJc w:val="left"/>
+      <w:pPr>
+        <w:ind w:left="720" w:hanging="360"/>
+      </w:pPr>
+      <w:rPr>
+        <w:rFonts w:ascii="Symbol" w:hAnsi="Symbol" w:hint="default"/>
+      </w:rPr>
+    </w:lvl>
+    <w:lvl w:ilvl="1" w:tplc="04160003" w:tentative="1">
+      <w:start w:val="1"/>
+      <w:numFmt w:val="bullet"/>
+      <w:lvlText w:val="o"/>
+      <w:lvlJc w:val="left"/>
+      <w:pPr>
+        <w:ind w:left="1440" w:hanging="360"/>
+      </w:pPr>
+      <w:rPr>
+        <w:rFonts w:ascii="Courier New" w:hAnsi="Courier New" w:cs="Courier New" w:hint="default"/>
+      </w:rPr>
+    </w:lvl>
+    <w:lvl w:ilvl="2" w:tplc="04160005" w:tentative="1">
+      <w:start w:val="1"/>
+      <w:numFmt w:val="bullet"/>
+      <w:lvlText w:val=""/>
+      <w:lvlJc w:val="left"/>
+      <w:pPr>
+        <w:ind w:left="2160" w:hanging="360"/>
+      </w:pPr>
+      <w:rPr>
+        <w:rFonts w:ascii="Wingdings" w:hAnsi="Wingdings" w:hint="default"/>
+      </w:rPr>
+    </w:lvl>
+    <w:lvl w:ilvl="3" w:tplc="04160001" w:tentative="1">
+      <w:start w:val="1"/>
+      <w:numFmt w:val="bullet"/>
+      <w:lvlText w:val=""/>
+      <w:lvlJc w:val="left"/>
+      <w:pPr>
+        <w:ind w:left="2880" w:hanging="360"/>
+      </w:pPr>
+      <w:rPr>
+        <w:rFonts w:ascii="Symbol" w:hAnsi="Symbol" w:hint="default"/>
+      </w:rPr>
+    </w:lvl>
+    <w:lvl w:ilvl="4" w:tplc="04160003" w:tentative="1">
+      <w:start w:val="1"/>
+      <w:numFmt w:val="bullet"/>
+      <w:lvlText w:val="o"/>
+      <w:lvlJc w:val="left"/>
+      <w:pPr>
+        <w:ind w:left="3600" w:hanging="360"/>
+      </w:pPr>
+      <w:rPr>
+        <w:rFonts w:ascii="Courier New" w:hAnsi="Courier New" w:cs="Courier New" w:hint="default"/>
+      </w:rPr>
+    </w:lvl>
+    <w:lvl w:ilvl="5" w:tplc="04160005" w:tentative="1">
+      <w:start w:val="1"/>
+      <w:numFmt w:val="bullet"/>
+      <w:lvlText w:val=""/>
+      <w:lvlJc w:val="left"/>
+      <w:pPr>
+        <w:ind w:left="4320" w:hanging="360"/>
+      </w:pPr>
+      <w:rPr>
+        <w:rFonts w:ascii="Wingdings" w:hAnsi="Wingdings" w:hint="default"/>
+      </w:rPr>
+    </w:lvl>
+    <w:lvl w:ilvl="6" w:tplc="04160001" w:tentative="1">
+      <w:start w:val="1"/>
+      <w:numFmt w:val="bullet"/>
+      <w:lvlText w:val=""/>
+      <w:lvlJc w:val="left"/>
+      <w:pPr>
+        <w:ind w:left="5040" w:hanging="360"/>
+      </w:pPr>
+      <w:rPr>
+        <w:rFonts w:ascii="Symbol" w:hAnsi="Symbol" w:hint="default"/>
+      </w:rPr>
+    </w:lvl>
+    <w:lvl w:ilvl="7" w:tplc="04160003" w:tentative="1">
+      <w:start w:val="1"/>
+      <w:numFmt w:val="bullet"/>
+      <w:lvlText w:val="o"/>
+      <w:lvlJc w:val="left"/>
+      <w:pPr>
+        <w:ind w:left="5760" w:hanging="360"/>
+      </w:pPr>
+      <w:rPr>
+        <w:rFonts w:ascii="Courier New" w:hAnsi="Courier New" w:cs="Courier New" w:hint="default"/>
+      </w:rPr>
+    </w:lvl>
+    <w:lvl w:ilvl="8" w:tplc="04160005" w:tentative="1">
+      <w:start w:val="1"/>
+      <w:numFmt w:val="bullet"/>
+      <w:lvlText w:val=""/>
+      <w:lvlJc w:val="left"/>
+      <w:pPr>
+        <w:ind w:left="6480" w:hanging="360"/>
+      </w:pPr>
+      <w:rPr>
+        <w:rFonts w:ascii="Wingdings" w:hAnsi="Wingdings" w:hint="default"/>
+      </w:rPr>
+    </w:lvl>
+  </w:abstractNum>
+  <w:abstractNum w:abstractNumId="2" w15:restartNumberingAfterBreak="0">
+    <w:nsid w:val="5F1F73F1"/>
+    <w:multiLevelType w:val="multilevel"/>
+    <w:tmpl w:val="52D8C37E"/>
+    <w:lvl w:ilvl="0">
+      <w:start w:val="1"/>
+      <w:numFmt w:val="bullet"/>
+      <w:lvlText w:val=""/>
+      <w:lvlJc w:val="left"/>
+      <w:pPr>
+        <w:tabs>
+          <w:tab w:val="num" w:pos="2520"/>
+        </w:tabs>
+        <w:ind w:left="2520" w:hanging="360"/>
+      </w:pPr>
+      <w:rPr>
+        <w:rFonts w:ascii="Symbol" w:hAnsi="Symbol" w:hint="default"/>
+        <w:sz w:val="20"/>
+      </w:rPr>
+    </w:lvl>
+    <w:lvl w:ilvl="1" w:tentative="1">
+      <w:start w:val="1"/>
+      <w:numFmt w:val="bullet"/>
+      <w:lvlText w:val="o"/>
+      <w:lvlJc w:val="left"/>
+      <w:pPr>
+        <w:tabs>
+          <w:tab w:val="num" w:pos="3240"/>
+        </w:tabs>
+        <w:ind w:left="3240" w:hanging="360"/>
+      </w:pPr>
+      <w:rPr>
+        <w:rFonts w:ascii="Courier New" w:hAnsi="Courier New" w:hint="default"/>
+        <w:sz w:val="20"/>
+      </w:rPr>
+    </w:lvl>
+    <w:lvl w:ilvl="2" w:tentative="1">
+      <w:start w:val="1"/>
+      <w:numFmt w:val="bullet"/>
+      <w:lvlText w:val=""/>
+      <w:lvlJc w:val="left"/>
+      <w:pPr>
+        <w:tabs>
+          <w:tab w:val="num" w:pos="3960"/>
+        </w:tabs>
+        <w:ind w:left="3960" w:hanging="360"/>
+      </w:pPr>
+      <w:rPr>
+        <w:rFonts w:ascii="Wingdings" w:hAnsi="Wingdings" w:hint="default"/>
+        <w:sz w:val="20"/>
+      </w:rPr>
+    </w:lvl>
+    <w:lvl w:ilvl="3" w:tentative="1">
+      <w:start w:val="1"/>
+      <w:numFmt w:val="bullet"/>
+      <w:lvlText w:val=""/>
+      <w:lvlJc w:val="left"/>
+      <w:pPr>
+        <w:tabs>
+          <w:tab w:val="num" w:pos="4680"/>
+        </w:tabs>
+        <w:ind w:left="4680" w:hanging="360"/>
+      </w:pPr>
+      <w:rPr>
+        <w:rFonts w:ascii="Wingdings" w:hAnsi="Wingdings" w:hint="default"/>
+        <w:sz w:val="20"/>
+      </w:rPr>
+    </w:lvl>
+    <w:lvl w:ilvl="4" w:tentative="1">
+      <w:start w:val="1"/>
+      <w:numFmt w:val="bullet"/>
+      <w:lvlText w:val=""/>
+      <w:lvlJc w:val="left"/>
+      <w:pPr>
+        <w:tabs>
+          <w:tab w:val="num" w:pos="5400"/>
+        </w:tabs>
+        <w:ind w:left="5400" w:hanging="360"/>
+      </w:pPr>
+      <w:rPr>
+        <w:rFonts w:ascii="Wingdings" w:hAnsi="Wingdings" w:hint="default"/>
+        <w:sz w:val="20"/>
+      </w:rPr>
+    </w:lvl>
+    <w:lvl w:ilvl="5" w:tentative="1">
+      <w:start w:val="1"/>
+      <w:numFmt w:val="bullet"/>
+      <w:lvlText w:val=""/>
+      <w:lvlJc w:val="left"/>
+      <w:pPr>
+        <w:tabs>
+          <w:tab w:val="num" w:pos="6120"/>
+        </w:tabs>
+        <w:ind w:left="6120" w:hanging="360"/>
+      </w:pPr>
+      <w:rPr>
+        <w:rFonts w:ascii="Wingdings" w:hAnsi="Wingdings" w:hint="default"/>
+        <w:sz w:val="20"/>
+      </w:rPr>
+    </w:lvl>
+    <w:lvl w:ilvl="6" w:tentative="1">
+      <w:start w:val="1"/>
+      <w:numFmt w:val="bullet"/>
+      <w:lvlText w:val=""/>
+      <w:lvlJc w:val="left"/>
+      <w:pPr>
+        <w:tabs>
+          <w:tab w:val="num" w:pos="6840"/>
+        </w:tabs>
+        <w:ind w:left="6840" w:hanging="360"/>
+      </w:pPr>
+      <w:rPr>
+        <w:rFonts w:ascii="Wingdings" w:hAnsi="Wingdings" w:hint="default"/>
+        <w:sz w:val="20"/>
+      </w:rPr>
+    </w:lvl>
+    <w:lvl w:ilvl="7" w:tentative="1">
+      <w:start w:val="1"/>
+      <w:numFmt w:val="bullet"/>
+      <w:lvlText w:val=""/>
+      <w:lvlJc w:val="left"/>
+      <w:pPr>
+        <w:tabs>
+          <w:tab w:val="num" w:pos="7560"/>
+        </w:tabs>
+        <w:ind w:left="7560" w:hanging="360"/>
+      </w:pPr>
+      <w:rPr>
+        <w:rFonts w:ascii="Wingdings" w:hAnsi="Wingdings" w:hint="default"/>
+        <w:sz w:val="20"/>
+      </w:rPr>
+    </w:lvl>
+    <w:lvl w:ilvl="8" w:tentative="1">
+      <w:start w:val="1"/>
+      <w:numFmt w:val="bullet"/>
+      <w:lvlText w:val=""/>
+      <w:lvlJc w:val="left"/>
+      <w:pPr>
+        <w:tabs>
+          <w:tab w:val="num" w:pos="8280"/>
+        </w:tabs>
+        <w:ind w:left="8280" w:hanging="360"/>
+      </w:pPr>
+      <w:rPr>
+        <w:rFonts w:ascii="Wingdings" w:hAnsi="Wingdings" w:hint="default"/>
+        <w:sz w:val="20"/>
+      </w:rPr>
+    </w:lvl>
+  </w:abstractNum>
   <w:num w:numId="1">
     <w:abstractNumId w:val="0"/>
+  </w:num>
+  <w:num w:numId="2">
+    <w:abstractNumId w:val="2"/>
+  </w:num>
+  <w:num w:numId="3">
+    <w:abstractNumId w:val="1"/>
   </w:num>
 </w:numbering>
 </file>
 
 <file path=word/styles.xml><?xml version="1.0" encoding="utf-8"?>
-<w:styles xmlns:mc="http://schemas.openxmlformats.org/markup-compatibility/2006" xmlns:r="http://schemas.openxmlformats.org/officeDocument/2006/relationships" xmlns:w="http://schemas.openxmlformats.org/wordprocessingml/2006/main" xmlns:w14="http://schemas.microsoft.com/office/word/2010/wordml" mc:Ignorable="w14">
+<w:styles xmlns:mc="http://schemas.openxmlformats.org/markup-compatibility/2006" xmlns:r="http://schemas.openxmlformats.org/officeDocument/2006/relationships" xmlns:w="http://schemas.openxmlformats.org/wordprocessingml/2006/main" xmlns:w14="http://schemas.microsoft.com/office/word/2010/wordml" xmlns:w15="http://schemas.microsoft.com/office/word/2012/wordml" xmlns:w16se="http://schemas.microsoft.com/office/word/2015/wordml/symex" mc:Ignorable="w14 w15 w16se">
   <w:docDefaults>
     <w:rPrDefault>
       <w:rPr>
@@ -8405,144 +7626,378 @@
       </w:pPr>
     </w:pPrDefault>
   </w:docDefaults>
-  <w:latentStyles w:defLockedState="0" w:defUIPriority="99" w:defSemiHidden="1" w:defUnhideWhenUsed="1" w:defQFormat="0" w:count="267">
-    <w:lsdException w:name="Normal" w:semiHidden="0" w:uiPriority="0" w:unhideWhenUsed="0" w:qFormat="1"/>
-    <w:lsdException w:name="heading 1" w:semiHidden="0" w:uiPriority="9" w:unhideWhenUsed="0" w:qFormat="1"/>
-    <w:lsdException w:name="heading 2" w:uiPriority="9" w:qFormat="1"/>
-    <w:lsdException w:name="heading 3" w:uiPriority="9" w:qFormat="1"/>
-    <w:lsdException w:name="heading 4" w:uiPriority="9" w:qFormat="1"/>
-    <w:lsdException w:name="heading 5" w:uiPriority="9" w:qFormat="1"/>
-    <w:lsdException w:name="heading 6" w:uiPriority="9" w:qFormat="1"/>
-    <w:lsdException w:name="heading 7" w:uiPriority="9" w:qFormat="1"/>
-    <w:lsdException w:name="heading 8" w:uiPriority="9" w:qFormat="1"/>
-    <w:lsdException w:name="heading 9" w:uiPriority="9" w:qFormat="1"/>
-    <w:lsdException w:name="toc 1" w:uiPriority="39"/>
-    <w:lsdException w:name="toc 2" w:uiPriority="39"/>
-    <w:lsdException w:name="toc 3" w:uiPriority="39"/>
-    <w:lsdException w:name="toc 4" w:uiPriority="39"/>
-    <w:lsdException w:name="toc 5" w:uiPriority="39"/>
-    <w:lsdException w:name="toc 6" w:uiPriority="39"/>
-    <w:lsdException w:name="toc 7" w:uiPriority="39"/>
-    <w:lsdException w:name="toc 8" w:uiPriority="39"/>
-    <w:lsdException w:name="toc 9" w:uiPriority="39"/>
-    <w:lsdException w:name="caption" w:uiPriority="35" w:qFormat="1"/>
-    <w:lsdException w:name="Title" w:semiHidden="0" w:uiPriority="10" w:unhideWhenUsed="0" w:qFormat="1"/>
-    <w:lsdException w:name="Default Paragraph Font" w:uiPriority="1"/>
-    <w:lsdException w:name="Subtitle" w:semiHidden="0" w:uiPriority="11" w:unhideWhenUsed="0" w:qFormat="1"/>
-    <w:lsdException w:name="Strong" w:semiHidden="0" w:uiPriority="22" w:unhideWhenUsed="0" w:qFormat="1"/>
-    <w:lsdException w:name="Emphasis" w:semiHidden="0" w:uiPriority="20" w:unhideWhenUsed="0" w:qFormat="1"/>
-    <w:lsdException w:name="Table Grid" w:semiHidden="0" w:uiPriority="39" w:unhideWhenUsed="0"/>
-    <w:lsdException w:name="Placeholder Text" w:unhideWhenUsed="0"/>
-    <w:lsdException w:name="No Spacing" w:semiHidden="0" w:uiPriority="1" w:unhideWhenUsed="0" w:qFormat="1"/>
-    <w:lsdException w:name="Light Shading" w:semiHidden="0" w:uiPriority="60" w:unhideWhenUsed="0"/>
-    <w:lsdException w:name="Light List" w:semiHidden="0" w:uiPriority="61" w:unhideWhenUsed="0"/>
-    <w:lsdException w:name="Light Grid" w:semiHidden="0" w:uiPriority="62" w:unhideWhenUsed="0"/>
-    <w:lsdException w:name="Medium Shading 1" w:semiHidden="0" w:uiPriority="63" w:unhideWhenUsed="0"/>
-    <w:lsdException w:name="Medium Shading 2" w:semiHidden="0" w:uiPriority="64" w:unhideWhenUsed="0"/>
-    <w:lsdException w:name="Medium List 1" w:semiHidden="0" w:uiPriority="65" w:unhideWhenUsed="0"/>
-    <w:lsdException w:name="Medium List 2" w:semiHidden="0" w:uiPriority="66" w:unhideWhenUsed="0"/>
-    <w:lsdException w:name="Medium Grid 1" w:semiHidden="0" w:uiPriority="67" w:unhideWhenUsed="0"/>
-    <w:lsdException w:name="Medium Grid 2" w:semiHidden="0" w:uiPriority="68" w:unhideWhenUsed="0"/>
-    <w:lsdException w:name="Medium Grid 3" w:semiHidden="0" w:uiPriority="69" w:unhideWhenUsed="0"/>
-    <w:lsdException w:name="Dark List" w:semiHidden="0" w:uiPriority="70" w:unhideWhenUsed="0"/>
-    <w:lsdException w:name="Colorful Shading" w:semiHidden="0" w:uiPriority="71" w:unhideWhenUsed="0"/>
-    <w:lsdException w:name="Colorful List" w:semiHidden="0" w:uiPriority="72" w:unhideWhenUsed="0"/>
-    <w:lsdException w:name="Colorful Grid" w:semiHidden="0" w:uiPriority="73" w:unhideWhenUsed="0"/>
-    <w:lsdException w:name="Light Shading Accent 1" w:semiHidden="0" w:uiPriority="60" w:unhideWhenUsed="0"/>
-    <w:lsdException w:name="Light List Accent 1" w:semiHidden="0" w:uiPriority="61" w:unhideWhenUsed="0"/>
-    <w:lsdException w:name="Light Grid Accent 1" w:semiHidden="0" w:uiPriority="62" w:unhideWhenUsed="0"/>
-    <w:lsdException w:name="Medium Shading 1 Accent 1" w:semiHidden="0" w:uiPriority="63" w:unhideWhenUsed="0"/>
-    <w:lsdException w:name="Medium Shading 2 Accent 1" w:semiHidden="0" w:uiPriority="64" w:unhideWhenUsed="0"/>
-    <w:lsdException w:name="Medium List 1 Accent 1" w:semiHidden="0" w:uiPriority="65" w:unhideWhenUsed="0"/>
-    <w:lsdException w:name="Revision" w:unhideWhenUsed="0"/>
-    <w:lsdException w:name="List Paragraph" w:semiHidden="0" w:uiPriority="34" w:unhideWhenUsed="0" w:qFormat="1"/>
-    <w:lsdException w:name="Quote" w:semiHidden="0" w:uiPriority="29" w:unhideWhenUsed="0" w:qFormat="1"/>
-    <w:lsdException w:name="Intense Quote" w:semiHidden="0" w:uiPriority="30" w:unhideWhenUsed="0" w:qFormat="1"/>
-    <w:lsdException w:name="Medium List 2 Accent 1" w:semiHidden="0" w:uiPriority="66" w:unhideWhenUsed="0"/>
-    <w:lsdException w:name="Medium Grid 1 Accent 1" w:semiHidden="0" w:uiPriority="67" w:unhideWhenUsed="0"/>
-    <w:lsdException w:name="Medium Grid 2 Accent 1" w:semiHidden="0" w:uiPriority="68" w:unhideWhenUsed="0"/>
-    <w:lsdException w:name="Medium Grid 3 Accent 1" w:semiHidden="0" w:uiPriority="69" w:unhideWhenUsed="0"/>
-    <w:lsdException w:name="Dark List Accent 1" w:semiHidden="0" w:uiPriority="70" w:unhideWhenUsed="0"/>
-    <w:lsdException w:name="Colorful Shading Accent 1" w:semiHidden="0" w:uiPriority="71" w:unhideWhenUsed="0"/>
-    <w:lsdException w:name="Colorful List Accent 1" w:semiHidden="0" w:uiPriority="72" w:unhideWhenUsed="0"/>
-    <w:lsdException w:name="Colorful Grid Accent 1" w:semiHidden="0" w:uiPriority="73" w:unhideWhenUsed="0"/>
-    <w:lsdException w:name="Light Shading Accent 2" w:semiHidden="0" w:uiPriority="60" w:unhideWhenUsed="0"/>
-    <w:lsdException w:name="Light List Accent 2" w:semiHidden="0" w:uiPriority="61" w:unhideWhenUsed="0"/>
-    <w:lsdException w:name="Light Grid Accent 2" w:semiHidden="0" w:uiPriority="62" w:unhideWhenUsed="0"/>
-    <w:lsdException w:name="Medium Shading 1 Accent 2" w:semiHidden="0" w:uiPriority="63" w:unhideWhenUsed="0"/>
-    <w:lsdException w:name="Medium Shading 2 Accent 2" w:semiHidden="0" w:uiPriority="64" w:unhideWhenUsed="0"/>
-    <w:lsdException w:name="Medium List 1 Accent 2" w:semiHidden="0" w:uiPriority="65" w:unhideWhenUsed="0"/>
-    <w:lsdException w:name="Medium List 2 Accent 2" w:semiHidden="0" w:uiPriority="66" w:unhideWhenUsed="0"/>
-    <w:lsdException w:name="Medium Grid 1 Accent 2" w:semiHidden="0" w:uiPriority="67" w:unhideWhenUsed="0"/>
-    <w:lsdException w:name="Medium Grid 2 Accent 2" w:semiHidden="0" w:uiPriority="68" w:unhideWhenUsed="0"/>
-    <w:lsdException w:name="Medium Grid 3 Accent 2" w:semiHidden="0" w:uiPriority="69" w:unhideWhenUsed="0"/>
-    <w:lsdException w:name="Dark List Accent 2" w:semiHidden="0" w:uiPriority="70" w:unhideWhenUsed="0"/>
-    <w:lsdException w:name="Colorful Shading Accent 2" w:semiHidden="0" w:uiPriority="71" w:unhideWhenUsed="0"/>
-    <w:lsdException w:name="Colorful List Accent 2" w:semiHidden="0" w:uiPriority="72" w:unhideWhenUsed="0"/>
-    <w:lsdException w:name="Colorful Grid Accent 2" w:semiHidden="0" w:uiPriority="73" w:unhideWhenUsed="0"/>
-    <w:lsdException w:name="Light Shading Accent 3" w:semiHidden="0" w:uiPriority="60" w:unhideWhenUsed="0"/>
-    <w:lsdException w:name="Light List Accent 3" w:semiHidden="0" w:uiPriority="61" w:unhideWhenUsed="0"/>
-    <w:lsdException w:name="Light Grid Accent 3" w:semiHidden="0" w:uiPriority="62" w:unhideWhenUsed="0"/>
-    <w:lsdException w:name="Medium Shading 1 Accent 3" w:semiHidden="0" w:uiPriority="63" w:unhideWhenUsed="0"/>
-    <w:lsdException w:name="Medium Shading 2 Accent 3" w:semiHidden="0" w:uiPriority="64" w:unhideWhenUsed="0"/>
-    <w:lsdException w:name="Medium List 1 Accent 3" w:semiHidden="0" w:uiPriority="65" w:unhideWhenUsed="0"/>
-    <w:lsdException w:name="Medium List 2 Accent 3" w:semiHidden="0" w:uiPriority="66" w:unhideWhenUsed="0"/>
-    <w:lsdException w:name="Medium Grid 1 Accent 3" w:semiHidden="0" w:uiPriority="67" w:unhideWhenUsed="0"/>
-    <w:lsdException w:name="Medium Grid 2 Accent 3" w:semiHidden="0" w:uiPriority="68" w:unhideWhenUsed="0"/>
-    <w:lsdException w:name="Medium Grid 3 Accent 3" w:semiHidden="0" w:uiPriority="69" w:unhideWhenUsed="0"/>
-    <w:lsdException w:name="Dark List Accent 3" w:semiHidden="0" w:uiPriority="70" w:unhideWhenUsed="0"/>
-    <w:lsdException w:name="Colorful Shading Accent 3" w:semiHidden="0" w:uiPriority="71" w:unhideWhenUsed="0"/>
-    <w:lsdException w:name="Colorful List Accent 3" w:semiHidden="0" w:uiPriority="72" w:unhideWhenUsed="0"/>
-    <w:lsdException w:name="Colorful Grid Accent 3" w:semiHidden="0" w:uiPriority="73" w:unhideWhenUsed="0"/>
-    <w:lsdException w:name="Light Shading Accent 4" w:semiHidden="0" w:uiPriority="60" w:unhideWhenUsed="0"/>
-    <w:lsdException w:name="Light List Accent 4" w:semiHidden="0" w:uiPriority="61" w:unhideWhenUsed="0"/>
-    <w:lsdException w:name="Light Grid Accent 4" w:semiHidden="0" w:uiPriority="62" w:unhideWhenUsed="0"/>
-    <w:lsdException w:name="Medium Shading 1 Accent 4" w:semiHidden="0" w:uiPriority="63" w:unhideWhenUsed="0"/>
-    <w:lsdException w:name="Medium Shading 2 Accent 4" w:semiHidden="0" w:uiPriority="64" w:unhideWhenUsed="0"/>
-    <w:lsdException w:name="Medium List 1 Accent 4" w:semiHidden="0" w:uiPriority="65" w:unhideWhenUsed="0"/>
-    <w:lsdException w:name="Medium List 2 Accent 4" w:semiHidden="0" w:uiPriority="66" w:unhideWhenUsed="0"/>
-    <w:lsdException w:name="Medium Grid 1 Accent 4" w:semiHidden="0" w:uiPriority="67" w:unhideWhenUsed="0"/>
-    <w:lsdException w:name="Medium Grid 2 Accent 4" w:semiHidden="0" w:uiPriority="68" w:unhideWhenUsed="0"/>
-    <w:lsdException w:name="Medium Grid 3 Accent 4" w:semiHidden="0" w:uiPriority="69" w:unhideWhenUsed="0"/>
-    <w:lsdException w:name="Dark List Accent 4" w:semiHidden="0" w:uiPriority="70" w:unhideWhenUsed="0"/>
-    <w:lsdException w:name="Colorful Shading Accent 4" w:semiHidden="0" w:uiPriority="71" w:unhideWhenUsed="0"/>
-    <w:lsdException w:name="Colorful List Accent 4" w:semiHidden="0" w:uiPriority="72" w:unhideWhenUsed="0"/>
-    <w:lsdException w:name="Colorful Grid Accent 4" w:semiHidden="0" w:uiPriority="73" w:unhideWhenUsed="0"/>
-    <w:lsdException w:name="Light Shading Accent 5" w:semiHidden="0" w:uiPriority="60" w:unhideWhenUsed="0"/>
-    <w:lsdException w:name="Light List Accent 5" w:semiHidden="0" w:uiPriority="61" w:unhideWhenUsed="0"/>
-    <w:lsdException w:name="Light Grid Accent 5" w:semiHidden="0" w:uiPriority="62" w:unhideWhenUsed="0"/>
-    <w:lsdException w:name="Medium Shading 1 Accent 5" w:semiHidden="0" w:uiPriority="63" w:unhideWhenUsed="0"/>
-    <w:lsdException w:name="Medium Shading 2 Accent 5" w:semiHidden="0" w:uiPriority="64" w:unhideWhenUsed="0"/>
-    <w:lsdException w:name="Medium List 1 Accent 5" w:semiHidden="0" w:uiPriority="65" w:unhideWhenUsed="0"/>
-    <w:lsdException w:name="Medium List 2 Accent 5" w:semiHidden="0" w:uiPriority="66" w:unhideWhenUsed="0"/>
-    <w:lsdException w:name="Medium Grid 1 Accent 5" w:semiHidden="0" w:uiPriority="67" w:unhideWhenUsed="0"/>
-    <w:lsdException w:name="Medium Grid 2 Accent 5" w:semiHidden="0" w:uiPriority="68" w:unhideWhenUsed="0"/>
-    <w:lsdException w:name="Medium Grid 3 Accent 5" w:semiHidden="0" w:uiPriority="69" w:unhideWhenUsed="0"/>
-    <w:lsdException w:name="Dark List Accent 5" w:semiHidden="0" w:uiPriority="70" w:unhideWhenUsed="0"/>
-    <w:lsdException w:name="Colorful Shading Accent 5" w:semiHidden="0" w:uiPriority="71" w:unhideWhenUsed="0"/>
-    <w:lsdException w:name="Colorful List Accent 5" w:semiHidden="0" w:uiPriority="72" w:unhideWhenUsed="0"/>
-    <w:lsdException w:name="Colorful Grid Accent 5" w:semiHidden="0" w:uiPriority="73" w:unhideWhenUsed="0"/>
-    <w:lsdException w:name="Light Shading Accent 6" w:semiHidden="0" w:uiPriority="60" w:unhideWhenUsed="0"/>
-    <w:lsdException w:name="Light List Accent 6" w:semiHidden="0" w:uiPriority="61" w:unhideWhenUsed="0"/>
-    <w:lsdException w:name="Light Grid Accent 6" w:semiHidden="0" w:uiPriority="62" w:unhideWhenUsed="0"/>
-    <w:lsdException w:name="Medium Shading 1 Accent 6" w:semiHidden="0" w:uiPriority="63" w:unhideWhenUsed="0"/>
-    <w:lsdException w:name="Medium Shading 2 Accent 6" w:semiHidden="0" w:uiPriority="64" w:unhideWhenUsed="0"/>
-    <w:lsdException w:name="Medium List 1 Accent 6" w:semiHidden="0" w:uiPriority="65" w:unhideWhenUsed="0"/>
-    <w:lsdException w:name="Medium List 2 Accent 6" w:semiHidden="0" w:uiPriority="66" w:unhideWhenUsed="0"/>
-    <w:lsdException w:name="Medium Grid 1 Accent 6" w:semiHidden="0" w:uiPriority="67" w:unhideWhenUsed="0"/>
-    <w:lsdException w:name="Medium Grid 2 Accent 6" w:semiHidden="0" w:uiPriority="68" w:unhideWhenUsed="0"/>
-    <w:lsdException w:name="Medium Grid 3 Accent 6" w:semiHidden="0" w:uiPriority="69" w:unhideWhenUsed="0"/>
-    <w:lsdException w:name="Dark List Accent 6" w:semiHidden="0" w:uiPriority="70" w:unhideWhenUsed="0"/>
-    <w:lsdException w:name="Colorful Shading Accent 6" w:semiHidden="0" w:uiPriority="71" w:unhideWhenUsed="0"/>
-    <w:lsdException w:name="Colorful List Accent 6" w:semiHidden="0" w:uiPriority="72" w:unhideWhenUsed="0"/>
-    <w:lsdException w:name="Colorful Grid Accent 6" w:semiHidden="0" w:uiPriority="73" w:unhideWhenUsed="0"/>
-    <w:lsdException w:name="Subtle Emphasis" w:semiHidden="0" w:uiPriority="19" w:unhideWhenUsed="0" w:qFormat="1"/>
-    <w:lsdException w:name="Intense Emphasis" w:semiHidden="0" w:uiPriority="21" w:unhideWhenUsed="0" w:qFormat="1"/>
-    <w:lsdException w:name="Subtle Reference" w:semiHidden="0" w:uiPriority="31" w:unhideWhenUsed="0" w:qFormat="1"/>
-    <w:lsdException w:name="Intense Reference" w:semiHidden="0" w:uiPriority="32" w:unhideWhenUsed="0" w:qFormat="1"/>
-    <w:lsdException w:name="Book Title" w:semiHidden="0" w:uiPriority="33" w:unhideWhenUsed="0" w:qFormat="1"/>
-    <w:lsdException w:name="Bibliography" w:uiPriority="37"/>
-    <w:lsdException w:name="TOC Heading" w:uiPriority="39" w:qFormat="1"/>
+  <w:latentStyles w:defLockedState="0" w:defUIPriority="99" w:defSemiHidden="0" w:defUnhideWhenUsed="0" w:defQFormat="0" w:count="371">
+    <w:lsdException w:name="Normal" w:uiPriority="0" w:qFormat="1"/>
+    <w:lsdException w:name="heading 1" w:uiPriority="9" w:qFormat="1"/>
+    <w:lsdException w:name="heading 2" w:semiHidden="1" w:uiPriority="9" w:unhideWhenUsed="1" w:qFormat="1"/>
+    <w:lsdException w:name="heading 3" w:semiHidden="1" w:uiPriority="9" w:unhideWhenUsed="1" w:qFormat="1"/>
+    <w:lsdException w:name="heading 4" w:semiHidden="1" w:uiPriority="9" w:unhideWhenUsed="1" w:qFormat="1"/>
+    <w:lsdException w:name="heading 5" w:semiHidden="1" w:uiPriority="9" w:unhideWhenUsed="1" w:qFormat="1"/>
+    <w:lsdException w:name="heading 6" w:semiHidden="1" w:uiPriority="9" w:unhideWhenUsed="1" w:qFormat="1"/>
+    <w:lsdException w:name="heading 7" w:semiHidden="1" w:uiPriority="9" w:unhideWhenUsed="1" w:qFormat="1"/>
+    <w:lsdException w:name="heading 8" w:semiHidden="1" w:uiPriority="9" w:unhideWhenUsed="1" w:qFormat="1"/>
+    <w:lsdException w:name="heading 9" w:semiHidden="1" w:uiPriority="9" w:unhideWhenUsed="1" w:qFormat="1"/>
+    <w:lsdException w:name="index 1" w:semiHidden="1" w:unhideWhenUsed="1"/>
+    <w:lsdException w:name="index 2" w:semiHidden="1" w:unhideWhenUsed="1"/>
+    <w:lsdException w:name="index 3" w:semiHidden="1" w:unhideWhenUsed="1"/>
+    <w:lsdException w:name="index 4" w:semiHidden="1" w:unhideWhenUsed="1"/>
+    <w:lsdException w:name="index 5" w:semiHidden="1" w:unhideWhenUsed="1"/>
+    <w:lsdException w:name="index 6" w:semiHidden="1" w:unhideWhenUsed="1"/>
+    <w:lsdException w:name="index 7" w:semiHidden="1" w:unhideWhenUsed="1"/>
+    <w:lsdException w:name="index 8" w:semiHidden="1" w:unhideWhenUsed="1"/>
+    <w:lsdException w:name="index 9" w:semiHidden="1" w:unhideWhenUsed="1"/>
+    <w:lsdException w:name="toc 1" w:semiHidden="1" w:uiPriority="39" w:unhideWhenUsed="1"/>
+    <w:lsdException w:name="toc 2" w:semiHidden="1" w:uiPriority="39" w:unhideWhenUsed="1"/>
+    <w:lsdException w:name="toc 3" w:semiHidden="1" w:uiPriority="39" w:unhideWhenUsed="1"/>
+    <w:lsdException w:name="toc 4" w:semiHidden="1" w:uiPriority="39" w:unhideWhenUsed="1"/>
+    <w:lsdException w:name="toc 5" w:semiHidden="1" w:uiPriority="39" w:unhideWhenUsed="1"/>
+    <w:lsdException w:name="toc 6" w:semiHidden="1" w:uiPriority="39" w:unhideWhenUsed="1"/>
+    <w:lsdException w:name="toc 7" w:semiHidden="1" w:uiPriority="39" w:unhideWhenUsed="1"/>
+    <w:lsdException w:name="toc 8" w:semiHidden="1" w:uiPriority="39" w:unhideWhenUsed="1"/>
+    <w:lsdException w:name="toc 9" w:semiHidden="1" w:uiPriority="39" w:unhideWhenUsed="1"/>
+    <w:lsdException w:name="Normal Indent" w:semiHidden="1" w:unhideWhenUsed="1"/>
+    <w:lsdException w:name="footnote text" w:semiHidden="1" w:unhideWhenUsed="1"/>
+    <w:lsdException w:name="annotation text" w:semiHidden="1" w:unhideWhenUsed="1"/>
+    <w:lsdException w:name="header" w:semiHidden="1" w:unhideWhenUsed="1"/>
+    <w:lsdException w:name="footer" w:semiHidden="1" w:unhideWhenUsed="1"/>
+    <w:lsdException w:name="index heading" w:semiHidden="1" w:unhideWhenUsed="1"/>
+    <w:lsdException w:name="caption" w:semiHidden="1" w:uiPriority="35" w:unhideWhenUsed="1" w:qFormat="1"/>
+    <w:lsdException w:name="table of figures" w:semiHidden="1" w:unhideWhenUsed="1"/>
+    <w:lsdException w:name="envelope address" w:semiHidden="1" w:unhideWhenUsed="1"/>
+    <w:lsdException w:name="envelope return" w:semiHidden="1" w:unhideWhenUsed="1"/>
+    <w:lsdException w:name="footnote reference" w:semiHidden="1" w:unhideWhenUsed="1"/>
+    <w:lsdException w:name="annotation reference" w:semiHidden="1" w:unhideWhenUsed="1"/>
+    <w:lsdException w:name="line number" w:semiHidden="1" w:unhideWhenUsed="1"/>
+    <w:lsdException w:name="page number" w:semiHidden="1" w:unhideWhenUsed="1"/>
+    <w:lsdException w:name="endnote reference" w:semiHidden="1" w:unhideWhenUsed="1"/>
+    <w:lsdException w:name="endnote text" w:semiHidden="1" w:unhideWhenUsed="1"/>
+    <w:lsdException w:name="table of authorities" w:semiHidden="1" w:unhideWhenUsed="1"/>
+    <w:lsdException w:name="macro" w:semiHidden="1" w:unhideWhenUsed="1"/>
+    <w:lsdException w:name="toa heading" w:semiHidden="1" w:unhideWhenUsed="1"/>
+    <w:lsdException w:name="List" w:semiHidden="1" w:unhideWhenUsed="1"/>
+    <w:lsdException w:name="List Bullet" w:semiHidden="1" w:unhideWhenUsed="1"/>
+    <w:lsdException w:name="List Number" w:semiHidden="1" w:unhideWhenUsed="1"/>
+    <w:lsdException w:name="List 2" w:semiHidden="1" w:unhideWhenUsed="1"/>
+    <w:lsdException w:name="List 3" w:semiHidden="1" w:unhideWhenUsed="1"/>
+    <w:lsdException w:name="List 4" w:semiHidden="1" w:unhideWhenUsed="1"/>
+    <w:lsdException w:name="List 5" w:semiHidden="1" w:unhideWhenUsed="1"/>
+    <w:lsdException w:name="List Bullet 2" w:semiHidden="1" w:unhideWhenUsed="1"/>
+    <w:lsdException w:name="List Bullet 3" w:semiHidden="1" w:unhideWhenUsed="1"/>
+    <w:lsdException w:name="List Bullet 4" w:semiHidden="1" w:unhideWhenUsed="1"/>
+    <w:lsdException w:name="List Bullet 5" w:semiHidden="1" w:unhideWhenUsed="1"/>
+    <w:lsdException w:name="List Number 2" w:semiHidden="1" w:unhideWhenUsed="1"/>
+    <w:lsdException w:name="List Number 3" w:semiHidden="1" w:unhideWhenUsed="1"/>
+    <w:lsdException w:name="List Number 4" w:semiHidden="1" w:unhideWhenUsed="1"/>
+    <w:lsdException w:name="List Number 5" w:semiHidden="1" w:unhideWhenUsed="1"/>
+    <w:lsdException w:name="Title" w:uiPriority="10" w:qFormat="1"/>
+    <w:lsdException w:name="Closing" w:semiHidden="1" w:unhideWhenUsed="1"/>
+    <w:lsdException w:name="Signature" w:semiHidden="1" w:unhideWhenUsed="1"/>
+    <w:lsdException w:name="Default Paragraph Font" w:semiHidden="1" w:uiPriority="1" w:unhideWhenUsed="1"/>
+    <w:lsdException w:name="Body Text" w:semiHidden="1" w:unhideWhenUsed="1"/>
+    <w:lsdException w:name="Body Text Indent" w:semiHidden="1" w:unhideWhenUsed="1"/>
+    <w:lsdException w:name="List Continue" w:semiHidden="1" w:unhideWhenUsed="1"/>
+    <w:lsdException w:name="List Continue 2" w:semiHidden="1" w:unhideWhenUsed="1"/>
+    <w:lsdException w:name="List Continue 3" w:semiHidden="1" w:unhideWhenUsed="1"/>
+    <w:lsdException w:name="List Continue 4" w:semiHidden="1" w:unhideWhenUsed="1"/>
+    <w:lsdException w:name="List Continue 5" w:semiHidden="1" w:unhideWhenUsed="1"/>
+    <w:lsdException w:name="Message Header" w:semiHidden="1" w:unhideWhenUsed="1"/>
+    <w:lsdException w:name="Subtitle" w:uiPriority="11" w:qFormat="1"/>
+    <w:lsdException w:name="Salutation" w:semiHidden="1" w:unhideWhenUsed="1"/>
+    <w:lsdException w:name="Date" w:semiHidden="1" w:unhideWhenUsed="1"/>
+    <w:lsdException w:name="Body Text First Indent" w:semiHidden="1" w:unhideWhenUsed="1"/>
+    <w:lsdException w:name="Body Text First Indent 2" w:semiHidden="1" w:unhideWhenUsed="1"/>
+    <w:lsdException w:name="Note Heading" w:semiHidden="1" w:unhideWhenUsed="1"/>
+    <w:lsdException w:name="Body Text 2" w:semiHidden="1" w:unhideWhenUsed="1"/>
+    <w:lsdException w:name="Body Text 3" w:semiHidden="1" w:unhideWhenUsed="1"/>
+    <w:lsdException w:name="Body Text Indent 2" w:semiHidden="1" w:unhideWhenUsed="1"/>
+    <w:lsdException w:name="Body Text Indent 3" w:semiHidden="1" w:unhideWhenUsed="1"/>
+    <w:lsdException w:name="Block Text" w:semiHidden="1" w:unhideWhenUsed="1"/>
+    <w:lsdException w:name="Hyperlink" w:semiHidden="1" w:unhideWhenUsed="1"/>
+    <w:lsdException w:name="FollowedHyperlink" w:semiHidden="1" w:unhideWhenUsed="1"/>
+    <w:lsdException w:name="Strong" w:uiPriority="22" w:qFormat="1"/>
+    <w:lsdException w:name="Emphasis" w:uiPriority="20" w:qFormat="1"/>
+    <w:lsdException w:name="Document Map" w:semiHidden="1" w:unhideWhenUsed="1"/>
+    <w:lsdException w:name="Plain Text" w:semiHidden="1" w:unhideWhenUsed="1"/>
+    <w:lsdException w:name="E-mail Signature" w:semiHidden="1" w:unhideWhenUsed="1"/>
+    <w:lsdException w:name="HTML Top of Form" w:semiHidden="1" w:unhideWhenUsed="1"/>
+    <w:lsdException w:name="HTML Bottom of Form" w:semiHidden="1" w:unhideWhenUsed="1"/>
+    <w:lsdException w:name="Normal (Web)" w:semiHidden="1" w:unhideWhenUsed="1"/>
+    <w:lsdException w:name="HTML Acronym" w:semiHidden="1" w:unhideWhenUsed="1"/>
+    <w:lsdException w:name="HTML Address" w:semiHidden="1" w:unhideWhenUsed="1"/>
+    <w:lsdException w:name="HTML Cite" w:semiHidden="1" w:unhideWhenUsed="1"/>
+    <w:lsdException w:name="HTML Code" w:semiHidden="1" w:unhideWhenUsed="1"/>
+    <w:lsdException w:name="HTML Definition" w:semiHidden="1" w:unhideWhenUsed="1"/>
+    <w:lsdException w:name="HTML Keyboard" w:semiHidden="1" w:unhideWhenUsed="1"/>
+    <w:lsdException w:name="HTML Preformatted" w:semiHidden="1" w:unhideWhenUsed="1"/>
+    <w:lsdException w:name="HTML Sample" w:semiHidden="1" w:unhideWhenUsed="1"/>
+    <w:lsdException w:name="HTML Typewriter" w:semiHidden="1" w:unhideWhenUsed="1"/>
+    <w:lsdException w:name="HTML Variable" w:semiHidden="1" w:unhideWhenUsed="1"/>
+    <w:lsdException w:name="Normal Table" w:semiHidden="1" w:unhideWhenUsed="1"/>
+    <w:lsdException w:name="annotation subject" w:semiHidden="1" w:unhideWhenUsed="1"/>
+    <w:lsdException w:name="No List" w:semiHidden="1" w:unhideWhenUsed="1"/>
+    <w:lsdException w:name="Outline List 1" w:semiHidden="1" w:unhideWhenUsed="1"/>
+    <w:lsdException w:name="Outline List 2" w:semiHidden="1" w:unhideWhenUsed="1"/>
+    <w:lsdException w:name="Outline List 3" w:semiHidden="1" w:unhideWhenUsed="1"/>
+    <w:lsdException w:name="Table Simple 1" w:semiHidden="1" w:unhideWhenUsed="1"/>
+    <w:lsdException w:name="Table Simple 2" w:semiHidden="1" w:unhideWhenUsed="1"/>
+    <w:lsdException w:name="Table Simple 3" w:semiHidden="1" w:unhideWhenUsed="1"/>
+    <w:lsdException w:name="Table Classic 1" w:semiHidden="1" w:unhideWhenUsed="1"/>
+    <w:lsdException w:name="Table Classic 2" w:semiHidden="1" w:unhideWhenUsed="1"/>
+    <w:lsdException w:name="Table Classic 3" w:semiHidden="1" w:unhideWhenUsed="1"/>
+    <w:lsdException w:name="Table Classic 4" w:semiHidden="1" w:unhideWhenUsed="1"/>
+    <w:lsdException w:name="Table Colorful 1" w:semiHidden="1" w:unhideWhenUsed="1"/>
+    <w:lsdException w:name="Table Colorful 2" w:semiHidden="1" w:unhideWhenUsed="1"/>
+    <w:lsdException w:name="Table Colorful 3" w:semiHidden="1" w:unhideWhenUsed="1"/>
+    <w:lsdException w:name="Table Columns 1" w:semiHidden="1" w:unhideWhenUsed="1"/>
+    <w:lsdException w:name="Table Columns 2" w:semiHidden="1" w:unhideWhenUsed="1"/>
+    <w:lsdException w:name="Table Columns 3" w:semiHidden="1" w:unhideWhenUsed="1"/>
+    <w:lsdException w:name="Table Columns 4" w:semiHidden="1" w:unhideWhenUsed="1"/>
+    <w:lsdException w:name="Table Columns 5" w:semiHidden="1" w:unhideWhenUsed="1"/>
+    <w:lsdException w:name="Table Grid 1" w:semiHidden="1" w:unhideWhenUsed="1"/>
+    <w:lsdException w:name="Table Grid 2" w:semiHidden="1" w:unhideWhenUsed="1"/>
+    <w:lsdException w:name="Table Grid 3" w:semiHidden="1" w:unhideWhenUsed="1"/>
+    <w:lsdException w:name="Table Grid 4" w:semiHidden="1" w:unhideWhenUsed="1"/>
+    <w:lsdException w:name="Table Grid 5" w:semiHidden="1" w:unhideWhenUsed="1"/>
+    <w:lsdException w:name="Table Grid 6" w:semiHidden="1" w:unhideWhenUsed="1"/>
+    <w:lsdException w:name="Table Grid 7" w:semiHidden="1" w:unhideWhenUsed="1"/>
+    <w:lsdException w:name="Table Grid 8" w:semiHidden="1" w:unhideWhenUsed="1"/>
+    <w:lsdException w:name="Table List 1" w:semiHidden="1" w:unhideWhenUsed="1"/>
+    <w:lsdException w:name="Table List 2" w:semiHidden="1" w:unhideWhenUsed="1"/>
+    <w:lsdException w:name="Table List 3" w:semiHidden="1" w:unhideWhenUsed="1"/>
+    <w:lsdException w:name="Table List 4" w:semiHidden="1" w:unhideWhenUsed="1"/>
+    <w:lsdException w:name="Table List 5" w:semiHidden="1" w:unhideWhenUsed="1"/>
+    <w:lsdException w:name="Table List 6" w:semiHidden="1" w:unhideWhenUsed="1"/>
+    <w:lsdException w:name="Table List 7" w:semiHidden="1" w:unhideWhenUsed="1"/>
+    <w:lsdException w:name="Table List 8" w:semiHidden="1" w:unhideWhenUsed="1"/>
+    <w:lsdException w:name="Table 3D effects 1" w:semiHidden="1" w:unhideWhenUsed="1"/>
+    <w:lsdException w:name="Table 3D effects 2" w:semiHidden="1" w:unhideWhenUsed="1"/>
+    <w:lsdException w:name="Table 3D effects 3" w:semiHidden="1" w:unhideWhenUsed="1"/>
+    <w:lsdException w:name="Table Contemporary" w:semiHidden="1" w:unhideWhenUsed="1"/>
+    <w:lsdException w:name="Table Elegant" w:semiHidden="1" w:unhideWhenUsed="1"/>
+    <w:lsdException w:name="Table Professional" w:semiHidden="1" w:unhideWhenUsed="1"/>
+    <w:lsdException w:name="Table Subtle 1" w:semiHidden="1" w:unhideWhenUsed="1"/>
+    <w:lsdException w:name="Table Subtle 2" w:semiHidden="1" w:unhideWhenUsed="1"/>
+    <w:lsdException w:name="Table Web 1" w:semiHidden="1" w:unhideWhenUsed="1"/>
+    <w:lsdException w:name="Table Web 2" w:semiHidden="1" w:unhideWhenUsed="1"/>
+    <w:lsdException w:name="Table Web 3" w:semiHidden="1" w:unhideWhenUsed="1"/>
+    <w:lsdException w:name="Balloon Text" w:semiHidden="1" w:unhideWhenUsed="1"/>
+    <w:lsdException w:name="Table Grid" w:uiPriority="39"/>
+    <w:lsdException w:name="Table Theme" w:semiHidden="1" w:unhideWhenUsed="1"/>
+    <w:lsdException w:name="Placeholder Text" w:semiHidden="1"/>
+    <w:lsdException w:name="No Spacing" w:uiPriority="1" w:qFormat="1"/>
+    <w:lsdException w:name="Light Shading" w:uiPriority="60"/>
+    <w:lsdException w:name="Light List" w:uiPriority="61"/>
+    <w:lsdException w:name="Light Grid" w:uiPriority="62"/>
+    <w:lsdException w:name="Medium Shading 1" w:uiPriority="63"/>
+    <w:lsdException w:name="Medium Shading 2" w:uiPriority="64"/>
+    <w:lsdException w:name="Medium List 1" w:uiPriority="65"/>
+    <w:lsdException w:name="Medium List 2" w:uiPriority="66"/>
+    <w:lsdException w:name="Medium Grid 1" w:uiPriority="67"/>
+    <w:lsdException w:name="Medium Grid 2" w:uiPriority="68"/>
+    <w:lsdException w:name="Medium Grid 3" w:uiPriority="69"/>
+    <w:lsdException w:name="Dark List" w:uiPriority="70"/>
+    <w:lsdException w:name="Colorful Shading" w:uiPriority="71"/>
+    <w:lsdException w:name="Colorful List" w:uiPriority="72"/>
+    <w:lsdException w:name="Colorful Grid" w:uiPriority="73"/>
+    <w:lsdException w:name="Light Shading Accent 1" w:uiPriority="60"/>
+    <w:lsdException w:name="Light List Accent 1" w:uiPriority="61"/>
+    <w:lsdException w:name="Light Grid Accent 1" w:uiPriority="62"/>
+    <w:lsdException w:name="Medium Shading 1 Accent 1" w:uiPriority="63"/>
+    <w:lsdException w:name="Medium Shading 2 Accent 1" w:uiPriority="64"/>
+    <w:lsdException w:name="Medium List 1 Accent 1" w:uiPriority="65"/>
+    <w:lsdException w:name="Revision" w:semiHidden="1"/>
+    <w:lsdException w:name="List Paragraph" w:uiPriority="34" w:qFormat="1"/>
+    <w:lsdException w:name="Quote" w:uiPriority="29" w:qFormat="1"/>
+    <w:lsdException w:name="Intense Quote" w:uiPriority="30" w:qFormat="1"/>
+    <w:lsdException w:name="Medium List 2 Accent 1" w:uiPriority="66"/>
+    <w:lsdException w:name="Medium Grid 1 Accent 1" w:uiPriority="67"/>
+    <w:lsdException w:name="Medium Grid 2 Accent 1" w:uiPriority="68"/>
+    <w:lsdException w:name="Medium Grid 3 Accent 1" w:uiPriority="69"/>
+    <w:lsdException w:name="Dark List Accent 1" w:uiPriority="70"/>
+    <w:lsdException w:name="Colorful Shading Accent 1" w:uiPriority="71"/>
+    <w:lsdException w:name="Colorful List Accent 1" w:uiPriority="72"/>
+    <w:lsdException w:name="Colorful Grid Accent 1" w:uiPriority="73"/>
+    <w:lsdException w:name="Light Shading Accent 2" w:uiPriority="60"/>
+    <w:lsdException w:name="Light List Accent 2" w:uiPriority="61"/>
+    <w:lsdException w:name="Light Grid Accent 2" w:uiPriority="62"/>
+    <w:lsdException w:name="Medium Shading 1 Accent 2" w:uiPriority="63"/>
+    <w:lsdException w:name="Medium Shading 2 Accent 2" w:uiPriority="64"/>
+    <w:lsdException w:name="Medium List 1 Accent 2" w:uiPriority="65"/>
+    <w:lsdException w:name="Medium List 2 Accent 2" w:uiPriority="66"/>
+    <w:lsdException w:name="Medium Grid 1 Accent 2" w:uiPriority="67"/>
+    <w:lsdException w:name="Medium Grid 2 Accent 2" w:uiPriority="68"/>
+    <w:lsdException w:name="Medium Grid 3 Accent 2" w:uiPriority="69"/>
+    <w:lsdException w:name="Dark List Accent 2" w:uiPriority="70"/>
+    <w:lsdException w:name="Colorful Shading Accent 2" w:uiPriority="71"/>
+    <w:lsdException w:name="Colorful List Accent 2" w:uiPriority="72"/>
+    <w:lsdException w:name="Colorful Grid Accent 2" w:uiPriority="73"/>
+    <w:lsdException w:name="Light Shading Accent 3" w:uiPriority="60"/>
+    <w:lsdException w:name="Light List Accent 3" w:uiPriority="61"/>
+    <w:lsdException w:name="Light Grid Accent 3" w:uiPriority="62"/>
+    <w:lsdException w:name="Medium Shading 1 Accent 3" w:uiPriority="63"/>
+    <w:lsdException w:name="Medium Shading 2 Accent 3" w:uiPriority="64"/>
+    <w:lsdException w:name="Medium List 1 Accent 3" w:uiPriority="65"/>
+    <w:lsdException w:name="Medium List 2 Accent 3" w:uiPriority="66"/>
+    <w:lsdException w:name="Medium Grid 1 Accent 3" w:uiPriority="67"/>
+    <w:lsdException w:name="Medium Grid 2 Accent 3" w:uiPriority="68"/>
+    <w:lsdException w:name="Medium Grid 3 Accent 3" w:uiPriority="69"/>
+    <w:lsdException w:name="Dark List Accent 3" w:uiPriority="70"/>
+    <w:lsdException w:name="Colorful Shading Accent 3" w:uiPriority="71"/>
+    <w:lsdException w:name="Colorful List Accent 3" w:uiPriority="72"/>
+    <w:lsdException w:name="Colorful Grid Accent 3" w:uiPriority="73"/>
+    <w:lsdException w:name="Light Shading Accent 4" w:uiPriority="60"/>
+    <w:lsdException w:name="Light List Accent 4" w:uiPriority="61"/>
+    <w:lsdException w:name="Light Grid Accent 4" w:uiPriority="62"/>
+    <w:lsdException w:name="Medium Shading 1 Accent 4" w:uiPriority="63"/>
+    <w:lsdException w:name="Medium Shading 2 Accent 4" w:uiPriority="64"/>
+    <w:lsdException w:name="Medium List 1 Accent 4" w:uiPriority="65"/>
+    <w:lsdException w:name="Medium List 2 Accent 4" w:uiPriority="66"/>
+    <w:lsdException w:name="Medium Grid 1 Accent 4" w:uiPriority="67"/>
+    <w:lsdException w:name="Medium Grid 2 Accent 4" w:uiPriority="68"/>
+    <w:lsdException w:name="Medium Grid 3 Accent 4" w:uiPriority="69"/>
+    <w:lsdException w:name="Dark List Accent 4" w:uiPriority="70"/>
+    <w:lsdException w:name="Colorful Shading Accent 4" w:uiPriority="71"/>
+    <w:lsdException w:name="Colorful List Accent 4" w:uiPriority="72"/>
+    <w:lsdException w:name="Colorful Grid Accent 4" w:uiPriority="73"/>
+    <w:lsdException w:name="Light Shading Accent 5" w:uiPriority="60"/>
+    <w:lsdException w:name="Light List Accent 5" w:uiPriority="61"/>
+    <w:lsdException w:name="Light Grid Accent 5" w:uiPriority="62"/>
+    <w:lsdException w:name="Medium Shading 1 Accent 5" w:uiPriority="63"/>
+    <w:lsdException w:name="Medium Shading 2 Accent 5" w:uiPriority="64"/>
+    <w:lsdException w:name="Medium List 1 Accent 5" w:uiPriority="65"/>
+    <w:lsdException w:name="Medium List 2 Accent 5" w:uiPriority="66"/>
+    <w:lsdException w:name="Medium Grid 1 Accent 5" w:uiPriority="67"/>
+    <w:lsdException w:name="Medium Grid 2 Accent 5" w:uiPriority="68"/>
+    <w:lsdException w:name="Medium Grid 3 Accent 5" w:uiPriority="69"/>
+    <w:lsdException w:name="Dark List Accent 5" w:uiPriority="70"/>
+    <w:lsdException w:name="Colorful Shading Accent 5" w:uiPriority="71"/>
+    <w:lsdException w:name="Colorful List Accent 5" w:uiPriority="72"/>
+    <w:lsdException w:name="Colorful Grid Accent 5" w:uiPriority="73"/>
+    <w:lsdException w:name="Light Shading Accent 6" w:uiPriority="60"/>
+    <w:lsdException w:name="Light List Accent 6" w:uiPriority="61"/>
+    <w:lsdException w:name="Light Grid Accent 6" w:uiPriority="62"/>
+    <w:lsdException w:name="Medium Shading 1 Accent 6" w:uiPriority="63"/>
+    <w:lsdException w:name="Medium Shading 2 Accent 6" w:uiPriority="64"/>
+    <w:lsdException w:name="Medium List 1 Accent 6" w:uiPriority="65"/>
+    <w:lsdException w:name="Medium List 2 Accent 6" w:uiPriority="66"/>
+    <w:lsdException w:name="Medium Grid 1 Accent 6" w:uiPriority="67"/>
+    <w:lsdException w:name="Medium Grid 2 Accent 6" w:uiPriority="68"/>
+    <w:lsdException w:name="Medium Grid 3 Accent 6" w:uiPriority="69"/>
+    <w:lsdException w:name="Dark List Accent 6" w:uiPriority="70"/>
+    <w:lsdException w:name="Colorful Shading Accent 6" w:uiPriority="71"/>
+    <w:lsdException w:name="Colorful List Accent 6" w:uiPriority="72"/>
+    <w:lsdException w:name="Colorful Grid Accent 6" w:uiPriority="73"/>
+    <w:lsdException w:name="Subtle Emphasis" w:uiPriority="19" w:qFormat="1"/>
+    <w:lsdException w:name="Intense Emphasis" w:uiPriority="21" w:qFormat="1"/>
+    <w:lsdException w:name="Subtle Reference" w:uiPriority="31" w:qFormat="1"/>
+    <w:lsdException w:name="Intense Reference" w:uiPriority="32" w:qFormat="1"/>
+    <w:lsdException w:name="Book Title" w:uiPriority="33" w:qFormat="1"/>
+    <w:lsdException w:name="Bibliography" w:semiHidden="1" w:uiPriority="37" w:unhideWhenUsed="1"/>
+    <w:lsdException w:name="TOC Heading" w:semiHidden="1" w:uiPriority="39" w:unhideWhenUsed="1" w:qFormat="1"/>
+    <w:lsdException w:name="Plain Table 1" w:uiPriority="41"/>
+    <w:lsdException w:name="Plain Table 2" w:uiPriority="42"/>
+    <w:lsdException w:name="Plain Table 3" w:uiPriority="43"/>
+    <w:lsdException w:name="Plain Table 4" w:uiPriority="44"/>
+    <w:lsdException w:name="Plain Table 5" w:uiPriority="45"/>
+    <w:lsdException w:name="Grid Table Light" w:uiPriority="40"/>
+    <w:lsdException w:name="Grid Table 1 Light" w:uiPriority="46"/>
+    <w:lsdException w:name="Grid Table 2" w:uiPriority="47"/>
+    <w:lsdException w:name="Grid Table 3" w:uiPriority="48"/>
+    <w:lsdException w:name="Grid Table 4" w:uiPriority="49"/>
+    <w:lsdException w:name="Grid Table 5 Dark" w:uiPriority="50"/>
+    <w:lsdException w:name="Grid Table 6 Colorful" w:uiPriority="51"/>
+    <w:lsdException w:name="Grid Table 7 Colorful" w:uiPriority="52"/>
+    <w:lsdException w:name="Grid Table 1 Light Accent 1" w:uiPriority="46"/>
+    <w:lsdException w:name="Grid Table 2 Accent 1" w:uiPriority="47"/>
+    <w:lsdException w:name="Grid Table 3 Accent 1" w:uiPriority="48"/>
+    <w:lsdException w:name="Grid Table 4 Accent 1" w:uiPriority="49"/>
+    <w:lsdException w:name="Grid Table 5 Dark Accent 1" w:uiPriority="50"/>
+    <w:lsdException w:name="Grid Table 6 Colorful Accent 1" w:uiPriority="51"/>
+    <w:lsdException w:name="Grid Table 7 Colorful Accent 1" w:uiPriority="52"/>
+    <w:lsdException w:name="Grid Table 1 Light Accent 2" w:uiPriority="46"/>
+    <w:lsdException w:name="Grid Table 2 Accent 2" w:uiPriority="47"/>
+    <w:lsdException w:name="Grid Table 3 Accent 2" w:uiPriority="48"/>
+    <w:lsdException w:name="Grid Table 4 Accent 2" w:uiPriority="49"/>
+    <w:lsdException w:name="Grid Table 5 Dark Accent 2" w:uiPriority="50"/>
+    <w:lsdException w:name="Grid Table 6 Colorful Accent 2" w:uiPriority="51"/>
+    <w:lsdException w:name="Grid Table 7 Colorful Accent 2" w:uiPriority="52"/>
+    <w:lsdException w:name="Grid Table 1 Light Accent 3" w:uiPriority="46"/>
+    <w:lsdException w:name="Grid Table 2 Accent 3" w:uiPriority="47"/>
+    <w:lsdException w:name="Grid Table 3 Accent 3" w:uiPriority="48"/>
+    <w:lsdException w:name="Grid Table 4 Accent 3" w:uiPriority="49"/>
+    <w:lsdException w:name="Grid Table 5 Dark Accent 3" w:uiPriority="50"/>
+    <w:lsdException w:name="Grid Table 6 Colorful Accent 3" w:uiPriority="51"/>
+    <w:lsdException w:name="Grid Table 7 Colorful Accent 3" w:uiPriority="52"/>
+    <w:lsdException w:name="Grid Table 1 Light Accent 4" w:uiPriority="46"/>
+    <w:lsdException w:name="Grid Table 2 Accent 4" w:uiPriority="47"/>
+    <w:lsdException w:name="Grid Table 3 Accent 4" w:uiPriority="48"/>
+    <w:lsdException w:name="Grid Table 4 Accent 4" w:uiPriority="49"/>
+    <w:lsdException w:name="Grid Table 5 Dark Accent 4" w:uiPriority="50"/>
+    <w:lsdException w:name="Grid Table 6 Colorful Accent 4" w:uiPriority="51"/>
+    <w:lsdException w:name="Grid Table 7 Colorful Accent 4" w:uiPriority="52"/>
+    <w:lsdException w:name="Grid Table 1 Light Accent 5" w:uiPriority="46"/>
+    <w:lsdException w:name="Grid Table 2 Accent 5" w:uiPriority="47"/>
+    <w:lsdException w:name="Grid Table 3 Accent 5" w:uiPriority="48"/>
+    <w:lsdException w:name="Grid Table 4 Accent 5" w:uiPriority="49"/>
+    <w:lsdException w:name="Grid Table 5 Dark Accent 5" w:uiPriority="50"/>
+    <w:lsdException w:name="Grid Table 6 Colorful Accent 5" w:uiPriority="51"/>
+    <w:lsdException w:name="Grid Table 7 Colorful Accent 5" w:uiPriority="52"/>
+    <w:lsdException w:name="Grid Table 1 Light Accent 6" w:uiPriority="46"/>
+    <w:lsdException w:name="Grid Table 2 Accent 6" w:uiPriority="47"/>
+    <w:lsdException w:name="Grid Table 3 Accent 6" w:uiPriority="48"/>
+    <w:lsdException w:name="Grid Table 4 Accent 6" w:uiPriority="49"/>
+    <w:lsdException w:name="Grid Table 5 Dark Accent 6" w:uiPriority="50"/>
+    <w:lsdException w:name="Grid Table 6 Colorful Accent 6" w:uiPriority="51"/>
+    <w:lsdException w:name="Grid Table 7 Colorful Accent 6" w:uiPriority="52"/>
+    <w:lsdException w:name="List Table 1 Light" w:uiPriority="46"/>
+    <w:lsdException w:name="List Table 2" w:uiPriority="47"/>
+    <w:lsdException w:name="List Table 3" w:uiPriority="48"/>
+    <w:lsdException w:name="List Table 4" w:uiPriority="49"/>
+    <w:lsdException w:name="List Table 5 Dark" w:uiPriority="50"/>
+    <w:lsdException w:name="List Table 6 Colorful" w:uiPriority="51"/>
+    <w:lsdException w:name="List Table 7 Colorful" w:uiPriority="52"/>
+    <w:lsdException w:name="List Table 1 Light Accent 1" w:uiPriority="46"/>
+    <w:lsdException w:name="List Table 2 Accent 1" w:uiPriority="47"/>
+    <w:lsdException w:name="List Table 3 Accent 1" w:uiPriority="48"/>
+    <w:lsdException w:name="List Table 4 Accent 1" w:uiPriority="49"/>
+    <w:lsdException w:name="List Table 5 Dark Accent 1" w:uiPriority="50"/>
+    <w:lsdException w:name="List Table 6 Colorful Accent 1" w:uiPriority="51"/>
+    <w:lsdException w:name="List Table 7 Colorful Accent 1" w:uiPriority="52"/>
+    <w:lsdException w:name="List Table 1 Light Accent 2" w:uiPriority="46"/>
+    <w:lsdException w:name="List Table 2 Accent 2" w:uiPriority="47"/>
+    <w:lsdException w:name="List Table 3 Accent 2" w:uiPriority="48"/>
+    <w:lsdException w:name="List Table 4 Accent 2" w:uiPriority="49"/>
+    <w:lsdException w:name="List Table 5 Dark Accent 2" w:uiPriority="50"/>
+    <w:lsdException w:name="List Table 6 Colorful Accent 2" w:uiPriority="51"/>
+    <w:lsdException w:name="List Table 7 Colorful Accent 2" w:uiPriority="52"/>
+    <w:lsdException w:name="List Table 1 Light Accent 3" w:uiPriority="46"/>
+    <w:lsdException w:name="List Table 2 Accent 3" w:uiPriority="47"/>
+    <w:lsdException w:name="List Table 3 Accent 3" w:uiPriority="48"/>
+    <w:lsdException w:name="List Table 4 Accent 3" w:uiPriority="49"/>
+    <w:lsdException w:name="List Table 5 Dark Accent 3" w:uiPriority="50"/>
+    <w:lsdException w:name="List Table 6 Colorful Accent 3" w:uiPriority="51"/>
+    <w:lsdException w:name="List Table 7 Colorful Accent 3" w:uiPriority="52"/>
+    <w:lsdException w:name="List Table 1 Light Accent 4" w:uiPriority="46"/>
+    <w:lsdException w:name="List Table 2 Accent 4" w:uiPriority="47"/>
+    <w:lsdException w:name="List Table 3 Accent 4" w:uiPriority="48"/>
+    <w:lsdException w:name="List Table 4 Accent 4" w:uiPriority="49"/>
+    <w:lsdException w:name="List Table 5 Dark Accent 4" w:uiPriority="50"/>
+    <w:lsdException w:name="List Table 6 Colorful Accent 4" w:uiPriority="51"/>
+    <w:lsdException w:name="List Table 7 Colorful Accent 4" w:uiPriority="52"/>
+    <w:lsdException w:name="List Table 1 Light Accent 5" w:uiPriority="46"/>
+    <w:lsdException w:name="List Table 2 Accent 5" w:uiPriority="47"/>
+    <w:lsdException w:name="List Table 3 Accent 5" w:uiPriority="48"/>
+    <w:lsdException w:name="List Table 4 Accent 5" w:uiPriority="49"/>
+    <w:lsdException w:name="List Table 5 Dark Accent 5" w:uiPriority="50"/>
+    <w:lsdException w:name="List Table 6 Colorful Accent 5" w:uiPriority="51"/>
+    <w:lsdException w:name="List Table 7 Colorful Accent 5" w:uiPriority="52"/>
+    <w:lsdException w:name="List Table 1 Light Accent 6" w:uiPriority="46"/>
+    <w:lsdException w:name="List Table 2 Accent 6" w:uiPriority="47"/>
+    <w:lsdException w:name="List Table 3 Accent 6" w:uiPriority="48"/>
+    <w:lsdException w:name="List Table 4 Accent 6" w:uiPriority="49"/>
+    <w:lsdException w:name="List Table 5 Dark Accent 6" w:uiPriority="50"/>
+    <w:lsdException w:name="List Table 6 Colorful Accent 6" w:uiPriority="51"/>
+    <w:lsdException w:name="List Table 7 Colorful Accent 6" w:uiPriority="52"/>
   </w:latentStyles>
   <w:style w:type="paragraph" w:default="1" w:styleId="Normal">
     <w:name w:val="Normal"/>
@@ -8811,7 +8266,6 @@
       <w:spacing w:after="0" w:line="240" w:lineRule="auto"/>
     </w:pPr>
     <w:tblPr>
-      <w:tblInd w:w="0" w:type="dxa"/>
       <w:tblBorders>
         <w:top w:val="single" w:sz="4" w:space="0" w:color="auto"/>
         <w:left w:val="single" w:sz="4" w:space="0" w:color="auto"/>
@@ -8820,12 +8274,6 @@
         <w:insideH w:val="single" w:sz="4" w:space="0" w:color="auto"/>
         <w:insideV w:val="single" w:sz="4" w:space="0" w:color="auto"/>
       </w:tblBorders>
-      <w:tblCellMar>
-        <w:top w:w="0" w:type="dxa"/>
-        <w:left w:w="108" w:type="dxa"/>
-        <w:bottom w:w="0" w:type="dxa"/>
-        <w:right w:w="108" w:type="dxa"/>
-      </w:tblCellMar>
     </w:tblPr>
   </w:style>
   <w:style w:type="character" w:customStyle="1" w:styleId="citation-150">
@@ -8925,545 +8373,32 @@
       <w:u w:val="single"/>
     </w:rPr>
   </w:style>
-</w:styles>
-</file>
-
-<file path=word/stylesWithEffects.xml><?xml version="1.0" encoding="utf-8"?>
-<w:styles xmlns:wpc="http://schemas.microsoft.com/office/word/2010/wordprocessingCanvas" xmlns:mc="http://schemas.openxmlformats.org/markup-compatibility/2006" xmlns:o="urn:schemas-microsoft-com:office:office" xmlns:r="http://schemas.openxmlformats.org/officeDocument/2006/relationships" xmlns:m="http://schemas.openxmlformats.org/officeDocument/2006/math" xmlns:v="urn:schemas-microsoft-com:vml" xmlns:wp14="http://schemas.microsoft.com/office/word/2010/wordprocessingDrawing" xmlns:wp="http://schemas.openxmlformats.org/drawingml/2006/wordprocessingDrawing" xmlns:w10="urn:schemas-microsoft-com:office:word" xmlns:w="http://schemas.openxmlformats.org/wordprocessingml/2006/main" xmlns:w14="http://schemas.microsoft.com/office/word/2010/wordml" xmlns:wpg="http://schemas.microsoft.com/office/word/2010/wordprocessingGroup" xmlns:wpi="http://schemas.microsoft.com/office/word/2010/wordprocessingInk" xmlns:wne="http://schemas.microsoft.com/office/word/2006/wordml" xmlns:wps="http://schemas.microsoft.com/office/word/2010/wordprocessingShape" mc:Ignorable="w14 wp14">
-  <w:docDefaults>
-    <w:rPrDefault>
-      <w:rPr>
-        <w:rFonts w:ascii="Times New Roman" w:eastAsia="Times New Roman" w:hAnsi="Times New Roman" w:cs="Times New Roman"/>
-        <w:sz w:val="24"/>
-        <w:szCs w:val="24"/>
-        <w:lang w:val="pt-BR" w:eastAsia="pt-BR" w:bidi="ar-SA"/>
-      </w:rPr>
-    </w:rPrDefault>
-    <w:pPrDefault>
-      <w:pPr>
-        <w:spacing w:after="240" w:line="360" w:lineRule="auto"/>
-      </w:pPr>
-    </w:pPrDefault>
-  </w:docDefaults>
-  <w:latentStyles w:defLockedState="0" w:defUIPriority="99" w:defSemiHidden="1" w:defUnhideWhenUsed="1" w:defQFormat="0" w:count="267">
-    <w:lsdException w:name="Normal" w:semiHidden="0" w:uiPriority="0" w:unhideWhenUsed="0" w:qFormat="1"/>
-    <w:lsdException w:name="heading 1" w:semiHidden="0" w:uiPriority="9" w:unhideWhenUsed="0" w:qFormat="1"/>
-    <w:lsdException w:name="heading 2" w:uiPriority="9" w:qFormat="1"/>
-    <w:lsdException w:name="heading 3" w:uiPriority="9" w:qFormat="1"/>
-    <w:lsdException w:name="heading 4" w:uiPriority="9" w:qFormat="1"/>
-    <w:lsdException w:name="heading 5" w:uiPriority="9" w:qFormat="1"/>
-    <w:lsdException w:name="heading 6" w:uiPriority="9" w:qFormat="1"/>
-    <w:lsdException w:name="heading 7" w:uiPriority="9" w:qFormat="1"/>
-    <w:lsdException w:name="heading 8" w:uiPriority="9" w:qFormat="1"/>
-    <w:lsdException w:name="heading 9" w:uiPriority="9" w:qFormat="1"/>
-    <w:lsdException w:name="toc 1" w:uiPriority="39"/>
-    <w:lsdException w:name="toc 2" w:uiPriority="39"/>
-    <w:lsdException w:name="toc 3" w:uiPriority="39"/>
-    <w:lsdException w:name="toc 4" w:uiPriority="39"/>
-    <w:lsdException w:name="toc 5" w:uiPriority="39"/>
-    <w:lsdException w:name="toc 6" w:uiPriority="39"/>
-    <w:lsdException w:name="toc 7" w:uiPriority="39"/>
-    <w:lsdException w:name="toc 8" w:uiPriority="39"/>
-    <w:lsdException w:name="toc 9" w:uiPriority="39"/>
-    <w:lsdException w:name="caption" w:uiPriority="35" w:qFormat="1"/>
-    <w:lsdException w:name="Title" w:semiHidden="0" w:uiPriority="10" w:unhideWhenUsed="0" w:qFormat="1"/>
-    <w:lsdException w:name="Default Paragraph Font" w:uiPriority="1"/>
-    <w:lsdException w:name="Subtitle" w:semiHidden="0" w:uiPriority="11" w:unhideWhenUsed="0" w:qFormat="1"/>
-    <w:lsdException w:name="Strong" w:semiHidden="0" w:uiPriority="22" w:unhideWhenUsed="0" w:qFormat="1"/>
-    <w:lsdException w:name="Emphasis" w:semiHidden="0" w:uiPriority="20" w:unhideWhenUsed="0" w:qFormat="1"/>
-    <w:lsdException w:name="Table Grid" w:semiHidden="0" w:uiPriority="39" w:unhideWhenUsed="0"/>
-    <w:lsdException w:name="Placeholder Text" w:unhideWhenUsed="0"/>
-    <w:lsdException w:name="No Spacing" w:semiHidden="0" w:uiPriority="1" w:unhideWhenUsed="0" w:qFormat="1"/>
-    <w:lsdException w:name="Light Shading" w:semiHidden="0" w:uiPriority="60" w:unhideWhenUsed="0"/>
-    <w:lsdException w:name="Light List" w:semiHidden="0" w:uiPriority="61" w:unhideWhenUsed="0"/>
-    <w:lsdException w:name="Light Grid" w:semiHidden="0" w:uiPriority="62" w:unhideWhenUsed="0"/>
-    <w:lsdException w:name="Medium Shading 1" w:semiHidden="0" w:uiPriority="63" w:unhideWhenUsed="0"/>
-    <w:lsdException w:name="Medium Shading 2" w:semiHidden="0" w:uiPriority="64" w:unhideWhenUsed="0"/>
-    <w:lsdException w:name="Medium List 1" w:semiHidden="0" w:uiPriority="65" w:unhideWhenUsed="0"/>
-    <w:lsdException w:name="Medium List 2" w:semiHidden="0" w:uiPriority="66" w:unhideWhenUsed="0"/>
-    <w:lsdException w:name="Medium Grid 1" w:semiHidden="0" w:uiPriority="67" w:unhideWhenUsed="0"/>
-    <w:lsdException w:name="Medium Grid 2" w:semiHidden="0" w:uiPriority="68" w:unhideWhenUsed="0"/>
-    <w:lsdException w:name="Medium Grid 3" w:semiHidden="0" w:uiPriority="69" w:unhideWhenUsed="0"/>
-    <w:lsdException w:name="Dark List" w:semiHidden="0" w:uiPriority="70" w:unhideWhenUsed="0"/>
-    <w:lsdException w:name="Colorful Shading" w:semiHidden="0" w:uiPriority="71" w:unhideWhenUsed="0"/>
-    <w:lsdException w:name="Colorful List" w:semiHidden="0" w:uiPriority="72" w:unhideWhenUsed="0"/>
-    <w:lsdException w:name="Colorful Grid" w:semiHidden="0" w:uiPriority="73" w:unhideWhenUsed="0"/>
-    <w:lsdException w:name="Light Shading Accent 1" w:semiHidden="0" w:uiPriority="60" w:unhideWhenUsed="0"/>
-    <w:lsdException w:name="Light List Accent 1" w:semiHidden="0" w:uiPriority="61" w:unhideWhenUsed="0"/>
-    <w:lsdException w:name="Light Grid Accent 1" w:semiHidden="0" w:uiPriority="62" w:unhideWhenUsed="0"/>
-    <w:lsdException w:name="Medium Shading 1 Accent 1" w:semiHidden="0" w:uiPriority="63" w:unhideWhenUsed="0"/>
-    <w:lsdException w:name="Medium Shading 2 Accent 1" w:semiHidden="0" w:uiPriority="64" w:unhideWhenUsed="0"/>
-    <w:lsdException w:name="Medium List 1 Accent 1" w:semiHidden="0" w:uiPriority="65" w:unhideWhenUsed="0"/>
-    <w:lsdException w:name="Revision" w:unhideWhenUsed="0"/>
-    <w:lsdException w:name="List Paragraph" w:semiHidden="0" w:uiPriority="34" w:unhideWhenUsed="0" w:qFormat="1"/>
-    <w:lsdException w:name="Quote" w:semiHidden="0" w:uiPriority="29" w:unhideWhenUsed="0" w:qFormat="1"/>
-    <w:lsdException w:name="Intense Quote" w:semiHidden="0" w:uiPriority="30" w:unhideWhenUsed="0" w:qFormat="1"/>
-    <w:lsdException w:name="Medium List 2 Accent 1" w:semiHidden="0" w:uiPriority="66" w:unhideWhenUsed="0"/>
-    <w:lsdException w:name="Medium Grid 1 Accent 1" w:semiHidden="0" w:uiPriority="67" w:unhideWhenUsed="0"/>
-    <w:lsdException w:name="Medium Grid 2 Accent 1" w:semiHidden="0" w:uiPriority="68" w:unhideWhenUsed="0"/>
-    <w:lsdException w:name="Medium Grid 3 Accent 1" w:semiHidden="0" w:uiPriority="69" w:unhideWhenUsed="0"/>
-    <w:lsdException w:name="Dark List Accent 1" w:semiHidden="0" w:uiPriority="70" w:unhideWhenUsed="0"/>
-    <w:lsdException w:name="Colorful Shading Accent 1" w:semiHidden="0" w:uiPriority="71" w:unhideWhenUsed="0"/>
-    <w:lsdException w:name="Colorful List Accent 1" w:semiHidden="0" w:uiPriority="72" w:unhideWhenUsed="0"/>
-    <w:lsdException w:name="Colorful Grid Accent 1" w:semiHidden="0" w:uiPriority="73" w:unhideWhenUsed="0"/>
-    <w:lsdException w:name="Light Shading Accent 2" w:semiHidden="0" w:uiPriority="60" w:unhideWhenUsed="0"/>
-    <w:lsdException w:name="Light List Accent 2" w:semiHidden="0" w:uiPriority="61" w:unhideWhenUsed="0"/>
-    <w:lsdException w:name="Light Grid Accent 2" w:semiHidden="0" w:uiPriority="62" w:unhideWhenUsed="0"/>
-    <w:lsdException w:name="Medium Shading 1 Accent 2" w:semiHidden="0" w:uiPriority="63" w:unhideWhenUsed="0"/>
-    <w:lsdException w:name="Medium Shading 2 Accent 2" w:semiHidden="0" w:uiPriority="64" w:unhideWhenUsed="0"/>
-    <w:lsdException w:name="Medium List 1 Accent 2" w:semiHidden="0" w:uiPriority="65" w:unhideWhenUsed="0"/>
-    <w:lsdException w:name="Medium List 2 Accent 2" w:semiHidden="0" w:uiPriority="66" w:unhideWhenUsed="0"/>
-    <w:lsdException w:name="Medium Grid 1 Accent 2" w:semiHidden="0" w:uiPriority="67" w:unhideWhenUsed="0"/>
-    <w:lsdException w:name="Medium Grid 2 Accent 2" w:semiHidden="0" w:uiPriority="68" w:unhideWhenUsed="0"/>
-    <w:lsdException w:name="Medium Grid 3 Accent 2" w:semiHidden="0" w:uiPriority="69" w:unhideWhenUsed="0"/>
-    <w:lsdException w:name="Dark List Accent 2" w:semiHidden="0" w:uiPriority="70" w:unhideWhenUsed="0"/>
-    <w:lsdException w:name="Colorful Shading Accent 2" w:semiHidden="0" w:uiPriority="71" w:unhideWhenUsed="0"/>
-    <w:lsdException w:name="Colorful List Accent 2" w:semiHidden="0" w:uiPriority="72" w:unhideWhenUsed="0"/>
-    <w:lsdException w:name="Colorful Grid Accent 2" w:semiHidden="0" w:uiPriority="73" w:unhideWhenUsed="0"/>
-    <w:lsdException w:name="Light Shading Accent 3" w:semiHidden="0" w:uiPriority="60" w:unhideWhenUsed="0"/>
-    <w:lsdException w:name="Light List Accent 3" w:semiHidden="0" w:uiPriority="61" w:unhideWhenUsed="0"/>
-    <w:lsdException w:name="Light Grid Accent 3" w:semiHidden="0" w:uiPriority="62" w:unhideWhenUsed="0"/>
-    <w:lsdException w:name="Medium Shading 1 Accent 3" w:semiHidden="0" w:uiPriority="63" w:unhideWhenUsed="0"/>
-    <w:lsdException w:name="Medium Shading 2 Accent 3" w:semiHidden="0" w:uiPriority="64" w:unhideWhenUsed="0"/>
-    <w:lsdException w:name="Medium List 1 Accent 3" w:semiHidden="0" w:uiPriority="65" w:unhideWhenUsed="0"/>
-    <w:lsdException w:name="Medium List 2 Accent 3" w:semiHidden="0" w:uiPriority="66" w:unhideWhenUsed="0"/>
-    <w:lsdException w:name="Medium Grid 1 Accent 3" w:semiHidden="0" w:uiPriority="67" w:unhideWhenUsed="0"/>
-    <w:lsdException w:name="Medium Grid 2 Accent 3" w:semiHidden="0" w:uiPriority="68" w:unhideWhenUsed="0"/>
-    <w:lsdException w:name="Medium Grid 3 Accent 3" w:semiHidden="0" w:uiPriority="69" w:unhideWhenUsed="0"/>
-    <w:lsdException w:name="Dark List Accent 3" w:semiHidden="0" w:uiPriority="70" w:unhideWhenUsed="0"/>
-    <w:lsdException w:name="Colorful Shading Accent 3" w:semiHidden="0" w:uiPriority="71" w:unhideWhenUsed="0"/>
-    <w:lsdException w:name="Colorful List Accent 3" w:semiHidden="0" w:uiPriority="72" w:unhideWhenUsed="0"/>
-    <w:lsdException w:name="Colorful Grid Accent 3" w:semiHidden="0" w:uiPriority="73" w:unhideWhenUsed="0"/>
-    <w:lsdException w:name="Light Shading Accent 4" w:semiHidden="0" w:uiPriority="60" w:unhideWhenUsed="0"/>
-    <w:lsdException w:name="Light List Accent 4" w:semiHidden="0" w:uiPriority="61" w:unhideWhenUsed="0"/>
-    <w:lsdException w:name="Light Grid Accent 4" w:semiHidden="0" w:uiPriority="62" w:unhideWhenUsed="0"/>
-    <w:lsdException w:name="Medium Shading 1 Accent 4" w:semiHidden="0" w:uiPriority="63" w:unhideWhenUsed="0"/>
-    <w:lsdException w:name="Medium Shading 2 Accent 4" w:semiHidden="0" w:uiPriority="64" w:unhideWhenUsed="0"/>
-    <w:lsdException w:name="Medium List 1 Accent 4" w:semiHidden="0" w:uiPriority="65" w:unhideWhenUsed="0"/>
-    <w:lsdException w:name="Medium List 2 Accent 4" w:semiHidden="0" w:uiPriority="66" w:unhideWhenUsed="0"/>
-    <w:lsdException w:name="Medium Grid 1 Accent 4" w:semiHidden="0" w:uiPriority="67" w:unhideWhenUsed="0"/>
-    <w:lsdException w:name="Medium Grid 2 Accent 4" w:semiHidden="0" w:uiPriority="68" w:unhideWhenUsed="0"/>
-    <w:lsdException w:name="Medium Grid 3 Accent 4" w:semiHidden="0" w:uiPriority="69" w:unhideWhenUsed="0"/>
-    <w:lsdException w:name="Dark List Accent 4" w:semiHidden="0" w:uiPriority="70" w:unhideWhenUsed="0"/>
-    <w:lsdException w:name="Colorful Shading Accent 4" w:semiHidden="0" w:uiPriority="71" w:unhideWhenUsed="0"/>
-    <w:lsdException w:name="Colorful List Accent 4" w:semiHidden="0" w:uiPriority="72" w:unhideWhenUsed="0"/>
-    <w:lsdException w:name="Colorful Grid Accent 4" w:semiHidden="0" w:uiPriority="73" w:unhideWhenUsed="0"/>
-    <w:lsdException w:name="Light Shading Accent 5" w:semiHidden="0" w:uiPriority="60" w:unhideWhenUsed="0"/>
-    <w:lsdException w:name="Light List Accent 5" w:semiHidden="0" w:uiPriority="61" w:unhideWhenUsed="0"/>
-    <w:lsdException w:name="Light Grid Accent 5" w:semiHidden="0" w:uiPriority="62" w:unhideWhenUsed="0"/>
-    <w:lsdException w:name="Medium Shading 1 Accent 5" w:semiHidden="0" w:uiPriority="63" w:unhideWhenUsed="0"/>
-    <w:lsdException w:name="Medium Shading 2 Accent 5" w:semiHidden="0" w:uiPriority="64" w:unhideWhenUsed="0"/>
-    <w:lsdException w:name="Medium List 1 Accent 5" w:semiHidden="0" w:uiPriority="65" w:unhideWhenUsed="0"/>
-    <w:lsdException w:name="Medium List 2 Accent 5" w:semiHidden="0" w:uiPriority="66" w:unhideWhenUsed="0"/>
-    <w:lsdException w:name="Medium Grid 1 Accent 5" w:semiHidden="0" w:uiPriority="67" w:unhideWhenUsed="0"/>
-    <w:lsdException w:name="Medium Grid 2 Accent 5" w:semiHidden="0" w:uiPriority="68" w:unhideWhenUsed="0"/>
-    <w:lsdException w:name="Medium Grid 3 Accent 5" w:semiHidden="0" w:uiPriority="69" w:unhideWhenUsed="0"/>
-    <w:lsdException w:name="Dark List Accent 5" w:semiHidden="0" w:uiPriority="70" w:unhideWhenUsed="0"/>
-    <w:lsdException w:name="Colorful Shading Accent 5" w:semiHidden="0" w:uiPriority="71" w:unhideWhenUsed="0"/>
-    <w:lsdException w:name="Colorful List Accent 5" w:semiHidden="0" w:uiPriority="72" w:unhideWhenUsed="0"/>
-    <w:lsdException w:name="Colorful Grid Accent 5" w:semiHidden="0" w:uiPriority="73" w:unhideWhenUsed="0"/>
-    <w:lsdException w:name="Light Shading Accent 6" w:semiHidden="0" w:uiPriority="60" w:unhideWhenUsed="0"/>
-    <w:lsdException w:name="Light List Accent 6" w:semiHidden="0" w:uiPriority="61" w:unhideWhenUsed="0"/>
-    <w:lsdException w:name="Light Grid Accent 6" w:semiHidden="0" w:uiPriority="62" w:unhideWhenUsed="0"/>
-    <w:lsdException w:name="Medium Shading 1 Accent 6" w:semiHidden="0" w:uiPriority="63" w:unhideWhenUsed="0"/>
-    <w:lsdException w:name="Medium Shading 2 Accent 6" w:semiHidden="0" w:uiPriority="64" w:unhideWhenUsed="0"/>
-    <w:lsdException w:name="Medium List 1 Accent 6" w:semiHidden="0" w:uiPriority="65" w:unhideWhenUsed="0"/>
-    <w:lsdException w:name="Medium List 2 Accent 6" w:semiHidden="0" w:uiPriority="66" w:unhideWhenUsed="0"/>
-    <w:lsdException w:name="Medium Grid 1 Accent 6" w:semiHidden="0" w:uiPriority="67" w:unhideWhenUsed="0"/>
-    <w:lsdException w:name="Medium Grid 2 Accent 6" w:semiHidden="0" w:uiPriority="68" w:unhideWhenUsed="0"/>
-    <w:lsdException w:name="Medium Grid 3 Accent 6" w:semiHidden="0" w:uiPriority="69" w:unhideWhenUsed="0"/>
-    <w:lsdException w:name="Dark List Accent 6" w:semiHidden="0" w:uiPriority="70" w:unhideWhenUsed="0"/>
-    <w:lsdException w:name="Colorful Shading Accent 6" w:semiHidden="0" w:uiPriority="71" w:unhideWhenUsed="0"/>
-    <w:lsdException w:name="Colorful List Accent 6" w:semiHidden="0" w:uiPriority="72" w:unhideWhenUsed="0"/>
-    <w:lsdException w:name="Colorful Grid Accent 6" w:semiHidden="0" w:uiPriority="73" w:unhideWhenUsed="0"/>
-    <w:lsdException w:name="Subtle Emphasis" w:semiHidden="0" w:uiPriority="19" w:unhideWhenUsed="0" w:qFormat="1"/>
-    <w:lsdException w:name="Intense Emphasis" w:semiHidden="0" w:uiPriority="21" w:unhideWhenUsed="0" w:qFormat="1"/>
-    <w:lsdException w:name="Subtle Reference" w:semiHidden="0" w:uiPriority="31" w:unhideWhenUsed="0" w:qFormat="1"/>
-    <w:lsdException w:name="Intense Reference" w:semiHidden="0" w:uiPriority="32" w:unhideWhenUsed="0" w:qFormat="1"/>
-    <w:lsdException w:name="Book Title" w:semiHidden="0" w:uiPriority="33" w:unhideWhenUsed="0" w:qFormat="1"/>
-    <w:lsdException w:name="Bibliography" w:uiPriority="37"/>
-    <w:lsdException w:name="TOC Heading" w:uiPriority="39" w:qFormat="1"/>
-  </w:latentStyles>
-  <w:style w:type="paragraph" w:default="1" w:styleId="Normal">
-    <w:name w:val="Normal"/>
+  <w:style w:type="character" w:customStyle="1" w:styleId="inqyif">
+    <w:name w:val="inqyif"/>
+    <w:basedOn w:val="Fontepargpadro"/>
+    <w:rsid w:val="000A6642"/>
+  </w:style>
+  <w:style w:type="character" w:styleId="Forte">
+    <w:name w:val="Strong"/>
+    <w:basedOn w:val="Fontepargpadro"/>
+    <w:uiPriority w:val="22"/>
     <w:qFormat/>
-  </w:style>
-  <w:style w:type="paragraph" w:styleId="Ttulo1">
-    <w:name w:val="heading 1"/>
-    <w:basedOn w:val="Normal"/>
-    <w:next w:val="Normal"/>
-    <w:uiPriority w:val="9"/>
-    <w:qFormat/>
-    <w:pPr>
-      <w:keepNext/>
-      <w:keepLines/>
-      <w:spacing w:before="480" w:after="120"/>
-      <w:outlineLvl w:val="0"/>
-    </w:pPr>
-    <w:rPr>
-      <w:b/>
-      <w:bCs/>
-      <w:sz w:val="48"/>
-      <w:szCs w:val="48"/>
-    </w:rPr>
-  </w:style>
-  <w:style w:type="paragraph" w:styleId="Ttulo2">
-    <w:name w:val="heading 2"/>
-    <w:basedOn w:val="Normal"/>
-    <w:next w:val="Normal"/>
-    <w:uiPriority w:val="9"/>
-    <w:semiHidden/>
-    <w:unhideWhenUsed/>
-    <w:qFormat/>
-    <w:pPr>
-      <w:keepNext/>
-      <w:keepLines/>
-      <w:spacing w:before="360" w:after="80"/>
-      <w:outlineLvl w:val="1"/>
-    </w:pPr>
-    <w:rPr>
-      <w:b/>
-      <w:bCs/>
-      <w:sz w:val="36"/>
-      <w:szCs w:val="36"/>
-    </w:rPr>
-  </w:style>
-  <w:style w:type="paragraph" w:styleId="Ttulo3">
-    <w:name w:val="heading 3"/>
-    <w:basedOn w:val="Normal"/>
-    <w:next w:val="Normal"/>
-    <w:uiPriority w:val="9"/>
-    <w:semiHidden/>
-    <w:unhideWhenUsed/>
-    <w:qFormat/>
-    <w:pPr>
-      <w:keepNext/>
-      <w:keepLines/>
-      <w:spacing w:before="280" w:after="80"/>
-      <w:outlineLvl w:val="2"/>
-    </w:pPr>
-    <w:rPr>
-      <w:b/>
-      <w:bCs/>
-      <w:sz w:val="28"/>
-      <w:szCs w:val="28"/>
-    </w:rPr>
-  </w:style>
-  <w:style w:type="paragraph" w:styleId="Ttulo4">
-    <w:name w:val="heading 4"/>
-    <w:basedOn w:val="Normal"/>
-    <w:next w:val="Normal"/>
-    <w:uiPriority w:val="9"/>
-    <w:semiHidden/>
-    <w:unhideWhenUsed/>
-    <w:qFormat/>
-    <w:pPr>
-      <w:keepNext/>
-      <w:keepLines/>
-      <w:spacing w:before="240" w:after="40"/>
-      <w:outlineLvl w:val="3"/>
-    </w:pPr>
+    <w:rsid w:val="000A6642"/>
     <w:rPr>
       <w:b/>
       <w:bCs/>
     </w:rPr>
   </w:style>
-  <w:style w:type="paragraph" w:styleId="Ttulo5">
-    <w:name w:val="heading 5"/>
+  <w:style w:type="paragraph" w:styleId="PargrafodaLista">
+    <w:name w:val="List Paragraph"/>
     <w:basedOn w:val="Normal"/>
-    <w:next w:val="Normal"/>
-    <w:uiPriority w:val="9"/>
-    <w:semiHidden/>
-    <w:unhideWhenUsed/>
+    <w:uiPriority w:val="34"/>
     <w:qFormat/>
+    <w:rsid w:val="000A6642"/>
     <w:pPr>
-      <w:keepNext/>
-      <w:keepLines/>
-      <w:spacing w:before="220" w:after="40"/>
-      <w:outlineLvl w:val="4"/>
+      <w:ind w:left="720"/>
+      <w:contextualSpacing/>
     </w:pPr>
-    <w:rPr>
-      <w:b/>
-      <w:bCs/>
-      <w:sz w:val="22"/>
-      <w:szCs w:val="22"/>
-    </w:rPr>
-  </w:style>
-  <w:style w:type="paragraph" w:styleId="Ttulo6">
-    <w:name w:val="heading 6"/>
-    <w:basedOn w:val="Normal"/>
-    <w:next w:val="Normal"/>
-    <w:uiPriority w:val="9"/>
-    <w:semiHidden/>
-    <w:unhideWhenUsed/>
-    <w:qFormat/>
-    <w:pPr>
-      <w:keepNext/>
-      <w:keepLines/>
-      <w:spacing w:before="200" w:after="40"/>
-      <w:outlineLvl w:val="5"/>
-    </w:pPr>
-    <w:rPr>
-      <w:b/>
-      <w:bCs/>
-      <w:sz w:val="20"/>
-      <w:szCs w:val="20"/>
-    </w:rPr>
-  </w:style>
-  <w:style w:type="character" w:default="1" w:styleId="Fontepargpadro">
-    <w:name w:val="Default Paragraph Font"/>
-    <w:uiPriority w:val="1"/>
-    <w:semiHidden/>
-    <w:unhideWhenUsed/>
-  </w:style>
-  <w:style w:type="table" w:default="1" w:styleId="Tabelanormal">
-    <w:name w:val="Normal Table"/>
-    <w:uiPriority w:val="99"/>
-    <w:semiHidden/>
-    <w:unhideWhenUsed/>
-    <w:tblPr>
-      <w:tblInd w:w="0" w:type="dxa"/>
-      <w:tblCellMar>
-        <w:top w:w="0" w:type="dxa"/>
-        <w:left w:w="108" w:type="dxa"/>
-        <w:bottom w:w="0" w:type="dxa"/>
-        <w:right w:w="108" w:type="dxa"/>
-      </w:tblCellMar>
-    </w:tblPr>
-  </w:style>
-  <w:style w:type="numbering" w:default="1" w:styleId="Semlista">
-    <w:name w:val="No List"/>
-    <w:uiPriority w:val="99"/>
-    <w:semiHidden/>
-    <w:unhideWhenUsed/>
-  </w:style>
-  <w:style w:type="table" w:customStyle="1" w:styleId="TableNormal">
-    <w:name w:val="TableNormal"/>
-    <w:tblPr>
-      <w:tblCellMar>
-        <w:top w:w="100" w:type="dxa"/>
-        <w:left w:w="100" w:type="dxa"/>
-        <w:bottom w:w="100" w:type="dxa"/>
-        <w:right w:w="100" w:type="dxa"/>
-      </w:tblCellMar>
-    </w:tblPr>
-  </w:style>
-  <w:style w:type="paragraph" w:styleId="Ttulo">
-    <w:name w:val="Title"/>
-    <w:basedOn w:val="Normal"/>
-    <w:next w:val="Normal"/>
-    <w:uiPriority w:val="10"/>
-    <w:qFormat/>
-    <w:pPr>
-      <w:keepNext/>
-      <w:keepLines/>
-      <w:spacing w:before="480" w:after="120"/>
-    </w:pPr>
-    <w:rPr>
-      <w:b/>
-      <w:bCs/>
-      <w:sz w:val="72"/>
-      <w:szCs w:val="72"/>
-    </w:rPr>
-  </w:style>
-  <w:style w:type="paragraph" w:styleId="Subttulo">
-    <w:name w:val="Subtitle"/>
-    <w:basedOn w:val="Normal"/>
-    <w:next w:val="Normal"/>
-    <w:uiPriority w:val="11"/>
-    <w:qFormat/>
-    <w:pPr>
-      <w:keepNext/>
-      <w:keepLines/>
-      <w:spacing w:before="360" w:after="80"/>
-    </w:pPr>
-    <w:rPr>
-      <w:rFonts w:ascii="Georgia" w:eastAsia="Georgia" w:hAnsi="Georgia" w:cs="Georgia"/>
-      <w:i/>
-      <w:iCs/>
-      <w:color w:val="666666"/>
-      <w:sz w:val="48"/>
-      <w:szCs w:val="48"/>
-    </w:rPr>
-  </w:style>
-  <w:style w:type="table" w:customStyle="1" w:styleId="a">
-    <w:basedOn w:val="TableNormal"/>
-    <w:tblPr>
-      <w:tblStyleRowBandSize w:val="1"/>
-      <w:tblStyleColBandSize w:val="1"/>
-      <w:tblCellMar>
-        <w:top w:w="0" w:type="dxa"/>
-        <w:left w:w="108" w:type="dxa"/>
-        <w:bottom w:w="0" w:type="dxa"/>
-        <w:right w:w="108" w:type="dxa"/>
-      </w:tblCellMar>
-    </w:tblPr>
-  </w:style>
-  <w:style w:type="table" w:customStyle="1" w:styleId="a0">
-    <w:basedOn w:val="TableNormal"/>
-    <w:tblPr>
-      <w:tblStyleRowBandSize w:val="1"/>
-      <w:tblStyleColBandSize w:val="1"/>
-      <w:tblCellMar>
-        <w:top w:w="0" w:type="dxa"/>
-        <w:left w:w="108" w:type="dxa"/>
-        <w:bottom w:w="0" w:type="dxa"/>
-        <w:right w:w="108" w:type="dxa"/>
-      </w:tblCellMar>
-    </w:tblPr>
-  </w:style>
-  <w:style w:type="paragraph" w:styleId="Textodebalo">
-    <w:name w:val="Balloon Text"/>
-    <w:basedOn w:val="Normal"/>
-    <w:link w:val="TextodebaloChar"/>
-    <w:uiPriority w:val="99"/>
-    <w:semiHidden/>
-    <w:unhideWhenUsed/>
-    <w:rsid w:val="00B808CD"/>
-    <w:pPr>
-      <w:spacing w:after="0" w:line="240" w:lineRule="auto"/>
-    </w:pPr>
-    <w:rPr>
-      <w:rFonts w:ascii="Tahoma" w:hAnsi="Tahoma" w:cs="Tahoma"/>
-      <w:sz w:val="16"/>
-      <w:szCs w:val="16"/>
-    </w:rPr>
-  </w:style>
-  <w:style w:type="character" w:customStyle="1" w:styleId="TextodebaloChar">
-    <w:name w:val="Texto de balão Char"/>
-    <w:basedOn w:val="Fontepargpadro"/>
-    <w:link w:val="Textodebalo"/>
-    <w:uiPriority w:val="99"/>
-    <w:semiHidden/>
-    <w:rsid w:val="00B808CD"/>
-    <w:rPr>
-      <w:rFonts w:ascii="Tahoma" w:hAnsi="Tahoma" w:cs="Tahoma"/>
-      <w:sz w:val="16"/>
-      <w:szCs w:val="16"/>
-    </w:rPr>
-  </w:style>
-  <w:style w:type="table" w:styleId="Tabelacomgrade">
-    <w:name w:val="Table Grid"/>
-    <w:basedOn w:val="Tabelanormal"/>
-    <w:uiPriority w:val="39"/>
-    <w:rsid w:val="002757AB"/>
-    <w:pPr>
-      <w:spacing w:after="0" w:line="240" w:lineRule="auto"/>
-    </w:pPr>
-    <w:tblPr>
-      <w:tblInd w:w="0" w:type="dxa"/>
-      <w:tblBorders>
-        <w:top w:val="single" w:sz="4" w:space="0" w:color="auto"/>
-        <w:left w:val="single" w:sz="4" w:space="0" w:color="auto"/>
-        <w:bottom w:val="single" w:sz="4" w:space="0" w:color="auto"/>
-        <w:right w:val="single" w:sz="4" w:space="0" w:color="auto"/>
-        <w:insideH w:val="single" w:sz="4" w:space="0" w:color="auto"/>
-        <w:insideV w:val="single" w:sz="4" w:space="0" w:color="auto"/>
-      </w:tblBorders>
-      <w:tblCellMar>
-        <w:top w:w="0" w:type="dxa"/>
-        <w:left w:w="108" w:type="dxa"/>
-        <w:bottom w:w="0" w:type="dxa"/>
-        <w:right w:w="108" w:type="dxa"/>
-      </w:tblCellMar>
-    </w:tblPr>
-  </w:style>
-  <w:style w:type="character" w:customStyle="1" w:styleId="citation-150">
-    <w:name w:val="citation-150"/>
-    <w:basedOn w:val="Fontepargpadro"/>
-    <w:rsid w:val="00A711AC"/>
-  </w:style>
-  <w:style w:type="character" w:customStyle="1" w:styleId="citation-148">
-    <w:name w:val="citation-148"/>
-    <w:basedOn w:val="Fontepargpadro"/>
-    <w:rsid w:val="007F7CF9"/>
-  </w:style>
-  <w:style w:type="paragraph" w:styleId="NormalWeb">
-    <w:name w:val="Normal (Web)"/>
-    <w:basedOn w:val="Normal"/>
-    <w:uiPriority w:val="99"/>
-    <w:semiHidden/>
-    <w:unhideWhenUsed/>
-    <w:rsid w:val="00610733"/>
-    <w:pPr>
-      <w:spacing w:before="100" w:beforeAutospacing="1" w:after="100" w:afterAutospacing="1" w:line="240" w:lineRule="auto"/>
-    </w:pPr>
-  </w:style>
-  <w:style w:type="character" w:customStyle="1" w:styleId="citation-140">
-    <w:name w:val="citation-140"/>
-    <w:basedOn w:val="Fontepargpadro"/>
-    <w:rsid w:val="00610733"/>
-  </w:style>
-  <w:style w:type="character" w:customStyle="1" w:styleId="citation-139">
-    <w:name w:val="citation-139"/>
-    <w:basedOn w:val="Fontepargpadro"/>
-    <w:rsid w:val="00610733"/>
-  </w:style>
-  <w:style w:type="character" w:customStyle="1" w:styleId="citation-138">
-    <w:name w:val="citation-138"/>
-    <w:basedOn w:val="Fontepargpadro"/>
-    <w:rsid w:val="00610733"/>
-  </w:style>
-  <w:style w:type="character" w:customStyle="1" w:styleId="citation-137">
-    <w:name w:val="citation-137"/>
-    <w:basedOn w:val="Fontepargpadro"/>
-    <w:rsid w:val="00610733"/>
-  </w:style>
-  <w:style w:type="character" w:customStyle="1" w:styleId="citation-136">
-    <w:name w:val="citation-136"/>
-    <w:basedOn w:val="Fontepargpadro"/>
-    <w:rsid w:val="00610733"/>
-  </w:style>
-  <w:style w:type="character" w:customStyle="1" w:styleId="citation-135">
-    <w:name w:val="citation-135"/>
-    <w:basedOn w:val="Fontepargpadro"/>
-    <w:rsid w:val="00610733"/>
-  </w:style>
-  <w:style w:type="character" w:customStyle="1" w:styleId="citation-134">
-    <w:name w:val="citation-134"/>
-    <w:basedOn w:val="Fontepargpadro"/>
-    <w:rsid w:val="00610733"/>
-  </w:style>
-  <w:style w:type="paragraph" w:styleId="Legenda">
-    <w:name w:val="caption"/>
-    <w:basedOn w:val="Normal"/>
-    <w:next w:val="Normal"/>
-    <w:uiPriority w:val="35"/>
-    <w:unhideWhenUsed/>
-    <w:qFormat/>
-    <w:rsid w:val="00B6568B"/>
-    <w:pPr>
-      <w:spacing w:after="200" w:line="240" w:lineRule="auto"/>
-    </w:pPr>
-    <w:rPr>
-      <w:i/>
-      <w:iCs/>
-      <w:color w:val="1F497D" w:themeColor="text2"/>
-      <w:sz w:val="18"/>
-      <w:szCs w:val="18"/>
-    </w:rPr>
-  </w:style>
-  <w:style w:type="paragraph" w:styleId="ndicedeilustraes">
-    <w:name w:val="table of figures"/>
-    <w:basedOn w:val="Normal"/>
-    <w:next w:val="Normal"/>
-    <w:uiPriority w:val="99"/>
-    <w:unhideWhenUsed/>
-    <w:rsid w:val="009D7EEC"/>
-    <w:pPr>
-      <w:spacing w:after="0"/>
-    </w:pPr>
-  </w:style>
-  <w:style w:type="character" w:styleId="Hyperlink">
-    <w:name w:val="Hyperlink"/>
-    <w:basedOn w:val="Fontepargpadro"/>
-    <w:uiPriority w:val="99"/>
-    <w:unhideWhenUsed/>
-    <w:rsid w:val="009D7EEC"/>
-    <w:rPr>
-      <w:color w:val="0000FF" w:themeColor="hyperlink"/>
-      <w:u w:val="single"/>
-    </w:rPr>
   </w:style>
 </w:styles>
 </file>
@@ -9793,7 +8728,7 @@
 </file>
 
 <file path=customXml/itemProps1.xml><?xml version="1.0" encoding="utf-8"?>
-<ds:datastoreItem xmlns:ds="http://schemas.openxmlformats.org/officeDocument/2006/customXml" ds:itemID="{F8175C8E-AC61-401C-A25C-1DAFAF9DA3CC}">
+<ds:datastoreItem xmlns:ds="http://schemas.openxmlformats.org/officeDocument/2006/customXml" ds:itemID="{C9F734CE-CD56-4837-8ABF-5277F397C339}">
   <ds:schemaRefs>
     <ds:schemaRef ds:uri="http://schemas.openxmlformats.org/officeDocument/2006/bibliography"/>
   </ds:schemaRefs>
